--- a/Research_Paper-1.docx
+++ b/Research_Paper-1.docx
@@ -3312,6 +3312,40 @@
     </w:p>
     <w:p>
       <w:pPr>
+        <w:spacing w:before="0" w:after="160" w:line="276" w:lineRule="auto"/>
+        <w:ind w:firstLine="432"/>
+        <w:jc w:val="both"/>
+      </w:pPr>
+      <w:r>
+        <w:rPr>
+          <w:rFonts w:ascii="Times New Roman" w:hAnsi="Times New Roman" w:eastAsia="Times New Roman"/>
+          <w:b w:val="0"/>
+          <w:i w:val="0"/>
+          <w:sz w:val="24"/>
+          <w:szCs w:val="24"/>
+        </w:rPr>
+        <w:t xml:space="preserve">Three properties of the corpus should be recorded because they bound what any result on it can mean. It is a subset rather than the release: the fifty clips were pooled from FaceForensics++ without preserving the identity-level partition the corpus defines, so the protocols here are within-subset resampling rather than the identity-held-out evaluation the benchmark intends. Section 5.6 audits the consequence directly and finds no near-duplicate pairs, but the departure is real and is stated here rather than in a limitations paragraph. Second, no manipulation-method label is retained, so per-method breakdowns and cross-manipulation generalisation cannot be reported. Third, the source material is compressed, which is realistic for deployment and which places a ceiling on any purely spatial cue independent of the model.</w:t>
+      </w:r>
+    </w:p>
+    <w:p>
+      <w:pPr>
+        <w:spacing w:before="0" w:after="160" w:line="276" w:lineRule="auto"/>
+        <w:ind w:firstLine="432"/>
+        <w:jc w:val="both"/>
+      </w:pPr>
+      <w:r>
+        <w:rPr>
+          <w:rFonts w:ascii="Times New Roman" w:hAnsi="Times New Roman" w:eastAsia="Times New Roman"/>
+          <w:b w:val="0"/>
+          <w:i w:val="0"/>
+          <w:sz w:val="24"/>
+          <w:szCs w:val="24"/>
+        </w:rPr>
+        <w:t xml:space="preserve">The features are computed once and cached. Every model in this study reads the identical cache file, so no result in Section 5 can differ from another because of a difference in preprocessing. The cache is approximately one gigabyte and is not distributed with the code; the script that regenerates it from the source videos is, and it is deterministic given the same input files.</w:t>
+      </w:r>
+    </w:p>
+    <w:p>
+      <w:pPr>
         <w:spacing w:before="200" w:after="120" w:line="276" w:lineRule="auto"/>
         <w:keepNext/>
       </w:pPr>
@@ -3577,6 +3611,40 @@
           <w:szCs w:val="24"/>
         </w:rPr>
         <w:t xml:space="preserve">The permutation test re-runs the entire nested procedure on shuffled labels — not merely the final classifier — so the resulting null absorbs any optimism introduced by the selection steps themselves (Ojala &amp; Garriga, 2009). Two hundred shuffles are used for the ROC analysis and one hundred for the representation search.</w:t>
+      </w:r>
+    </w:p>
+    <w:p>
+      <w:pPr>
+        <w:spacing w:before="0" w:after="160" w:line="276" w:lineRule="auto"/>
+        <w:ind w:firstLine="432"/>
+        <w:jc w:val="both"/>
+      </w:pPr>
+      <w:r>
+        <w:rPr>
+          <w:rFonts w:ascii="Times New Roman" w:hAnsi="Times New Roman" w:eastAsia="Times New Roman"/>
+          <w:b w:val="0"/>
+          <w:i w:val="0"/>
+          <w:sz w:val="24"/>
+          <w:szCs w:val="24"/>
+        </w:rPr>
+        <w:t xml:space="preserve">Splits are generated from a fixed seed and written to disk before any model is built, then read back by every model including the imported PyTorch modules of Section 5.9. This is stronger than seeding each run identically: it removes the possibility that two frameworks consume the same seed differently and end up comparing models on different partitions. The fold assignments are therefore a fixed input to the study rather than a per-run derivation.</w:t>
+      </w:r>
+    </w:p>
+    <w:p>
+      <w:pPr>
+        <w:spacing w:before="0" w:after="160" w:line="276" w:lineRule="auto"/>
+        <w:ind w:firstLine="432"/>
+        <w:jc w:val="both"/>
+      </w:pPr>
+      <w:r>
+        <w:rPr>
+          <w:rFonts w:ascii="Times New Roman" w:hAnsi="Times New Roman" w:eastAsia="Times New Roman"/>
+          <w:b w:val="0"/>
+          <w:i w:val="0"/>
+          <w:sz w:val="24"/>
+          <w:szCs w:val="24"/>
+        </w:rPr>
+        <w:t xml:space="preserve">One limitation of the sweep and k-fold protocols should be stated plainly. Each measures a single fold per axis value rather than averaging over repeats, which is what the released study's protocol did and what re-measuring it faithfully requires. A single fold on five to thirty-one videos is a noisy estimator, and the correct reading of Tables 1 to 7 is as a description of what the published protocol produces under corrected scoring — not as a precise ranking. The claims the paper actually rests on come from the nested protocol, where every sample contributes to the out-of-fold estimate and the result is compared against its own permutation null.</w:t>
       </w:r>
     </w:p>
     <w:p>
@@ -25087,7 +25155,7 @@
           <w:sz w:val="22"/>
           <w:szCs w:val="22"/>
         </w:rPr>
-        <w:t xml:space="preserve">Li, Y., Yang, X., Sun, P., Qi, H., &amp; Lyu, S. (2020). Celeb-DF: A Large-Scale Challenging Dataset for DeepFake Forensics. In Proceedings of the IEEE/CVF Conference on Computer Vision and Pattern Recognition (CVPR) (pp. 3204-3213). IEEE. https://doi.org/10.1109/cvpr42600.2020.00327</w:t>
+        <w:t xml:space="preserve">Li, L., Bao, J., Zhang, T., Yang, H., Chen, D., Wen, F., &amp; Guo, B. (2020). Face X-Ray for More General Face Forgery Detection. In Proceedings of the IEEE/CVF Conference on Computer Vision and Pattern Recognition (CVPR) (pp. 5000-5009). IEEE. https://doi.org/10.1109/cvpr42600.2020.00505</w:t>
       </w:r>
     </w:p>
     <w:p>
@@ -25104,7 +25172,7 @@
           <w:sz w:val="22"/>
           <w:szCs w:val="22"/>
         </w:rPr>
-        <w:t xml:space="preserve">Li, L., Bao, J., Zhang, T., Yang, H., Chen, D., Wen, F., &amp; Guo, B. (2020). Face X-Ray for More General Face Forgery Detection. In Proceedings of the IEEE/CVF Conference on Computer Vision and Pattern Recognition (CVPR) (pp. 5000-5009). IEEE. https://doi.org/10.1109/cvpr42600.2020.00505</w:t>
+        <w:t xml:space="preserve">Li, Y., Yang, X., Sun, P., Qi, H., &amp; Lyu, S. (2020). Celeb-DF: A Large-Scale Challenging Dataset for DeepFake Forensics. In Proceedings of the IEEE/CVF Conference on Computer Vision and Pattern Recognition (CVPR) (pp. 3204-3213). IEEE. https://doi.org/10.1109/cvpr42600.2020.00327</w:t>
       </w:r>
     </w:p>
     <w:p>

--- a/Research_Paper-1.docx
+++ b/Research_Paper-1.docx
@@ -17084,7 +17084,7 @@
           <w:sz w:val="20"/>
           <w:szCs w:val="20"/>
         </w:rPr>
-        <w:t xml:space="preserve">Fig. 10. Accuracy attainable at each point on the measured ROC curve, against the majority-class line and the published claim. The ceiling is a property of the curve, not of the classifier reading it.</w:t>
+        <w:t xml:space="preserve">Fig. 10. The attainable-accuracy ceiling. Left to right: the measured out-of-fold AUC, the best accuracy reachable at any threshold on that curve, the permutation null's 95th percentile, and the 95% target. The ceiling is a property of the curve, not of the classifier reading it.</w:t>
       </w:r>
     </w:p>
     <w:p>
@@ -18744,6 +18744,23 @@
           <w:szCs w:val="24"/>
         </w:rPr>
         <w:t xml:space="preserve">The winner is first-order temporal difference statistics with L1 logistic regression at 77.17% balanced accuracy. Its permutation null has mean 50.23% and 95th percentile 63.51%, giving p = 0.0099. It is the only entry in the table that clears its own null convincingly; the second-placed combination sits inside the null's upper tail.</w:t>
+      </w:r>
+    </w:p>
+    <w:p>
+      <w:pPr>
+        <w:spacing w:before="0" w:after="160" w:line="276" w:lineRule="auto"/>
+        <w:ind w:firstLine="432"/>
+        <w:jc w:val="both"/>
+      </w:pPr>
+      <w:r>
+        <w:rPr>
+          <w:rFonts w:ascii="Times New Roman" w:hAnsi="Times New Roman" w:eastAsia="Times New Roman"/>
+          <w:b w:val="0"/>
+          <w:i w:val="0"/>
+          <w:sz w:val="24"/>
+          <w:szCs w:val="24"/>
+        </w:rPr>
+        <w:t xml:space="preserve">This figure and the 74.96% reported in Table 8 are the same pipeline measured two ways, and the difference between them is worth naming because it recurs throughout the small-sample literature. Table 11 reports the mean of the five outer folds' balanced accuracies; Table 8 pools the out-of-fold predictions across all fifty videos and scores them once. The pooled estimate is the more conservative of the two and is the one the paper's headline claims rest on. On folds of ten videos the two differ by a couple of percentage points purely because a fold mean weights each fold equally regardless of how the class balance fell within it.</w:t>
       </w:r>
     </w:p>
     <w:p>
@@ -20802,7 +20819,7 @@
       <w:r>
         <w:drawing>
           <wp:inline distT="0" distB="0" distL="0" distR="0">
-            <wp:extent cx="5577840" cy="3446517"/>
+            <wp:extent cx="5577840" cy="3540460"/>
             <wp:docPr id="12" name="Picture 12" descr="fig08_method_comparison"/>
             <a:graphic xmlns:a="http://schemas.openxmlformats.org/drawingml/2006/main">
               <a:graphicData uri="http://schemas.openxmlformats.org/drawingml/2006/picture">
@@ -20820,7 +20837,7 @@
                   <pic:spPr>
                     <a:xfrm>
                       <a:off x="0" y="0"/>
-                      <a:ext cx="5577840" cy="3446517"/>
+                      <a:ext cx="5577840" cy="3540460"/>
                     </a:xfrm>
                     <a:prstGeom prst="rect">
                       <a:avLst/>
@@ -20846,7 +20863,7 @@
           <w:sz w:val="20"/>
           <w:szCs w:val="20"/>
         </w:rPr>
-        <w:t xml:space="preserve">Fig. 12. All measured methods against the permutation null. Bars above the null's 95th percentile are the only ones carrying evidence of detection.</w:t>
+        <w:t xml:space="preserve">Fig. 12. Five representative methods against the permutation null. The estimator differs between bars and is marked on each: three are pooled out-of-fold balanced accuracy under nested cross-validation, two are means over the training-percentage sweep. Only the bar above the null's 95th percentile carries evidence of detection.</w:t>
       </w:r>
     </w:p>
     <w:p>

--- a/Research_Paper-1.docx
+++ b/Research_Paper-1.docx
@@ -269,7 +269,7 @@
           <w:sz w:val="22"/>
           <w:szCs w:val="22"/>
         </w:rPr>
-        <w:t xml:space="preserve">Intra-frame video forgery detection is routinely reported as a solved problem, with accuracies above 95% common in the applied literature. This paper re-examines one such result and finds it unreproducible for reasons that are not statistical. An audit of the released implementation of SMA-CLMPNet, a spatial-and-multi-excitation attention network, identified two independent sources of fabricated results: a vendored optimisation library whose metrics module rewrites predicted labels toward the true labels before any score is computed, and stored artefacts describing a 2,000-video corpus with a 400-sample test partition that the repository's fifty-video corpus cannot produce. Every published figure was therefore re-measured. Twelve systems — the proposed model, its two attention ablations, a metaheuristically tuned variant, four models from the released comparison set and four current-generation backbones — were evaluated on identical stratified splits across six training percentages and five values of k, scored with a confusion matrix from an unmodified library. The Temporal Inconsistency and Information Supplement modules of a published spatiotemporal detector were additionally imported unmodified and applied to the same cached tensors. Under this protocol the proposed model reaches 50.00% mean balanced accuracy and answers a single class for every input at most training percentages, a degeneracy that accuracy and F1 conceal and specificity exposes. The strongest measured configuration is not a deep model but first-order temporal difference statistics with L1 logistic regression, at 77.17% under nested cross-validation (permutation p = 0.0099); the best deep model over k-fold is STIDNet at 70.56%. Out-of-fold analysis gives an AUC of 0.7307 (p = 0.0199), bounding accuracy at 74.00% at the best threshold on that curve. A corpus audit finds no near-duplicate videos and no separable feature dimension, so the ceiling is a property of the representation rather than of leakage or of any one architecture.</w:t>
+        <w:t xml:space="preserve">Intra-frame video forgery detection is routinely reported as a solved problem, with accuracies above 95% common in the applied literature. This paper re-examines one such result and finds it unreproducible for reasons that are not statistical. An audit of the released implementation of SMA-CLMPNet, a spatial-and-multi-excitation attention network, identified two independent sources of fabricated results: a vendored optimisation library whose metrics module rewrites predicted labels toward the true labels before any score is computed, and stored artefacts describing a 2,000-video corpus with a 400-sample test partition that the repository's fifty-video corpus cannot produce. Every published figure was therefore re-measured. Twelve systems — the proposed model, its two attention ablations, a metaheuristically tuned variant, four models from the released comparison set and four current-generation backbones — were evaluated on identical stratified splits across six training percentages and five values of k, scored with a confusion matrix from an unmodified library. The Temporal Inconsistency and Information Supplement modules of a published spatiotemporal detector were additionally imported unmodified and applied to the same cached tensors. Under this protocol the proposed model reaches 50.00% mean balanced accuracy and answers a single class for every input at most training percentages, a degeneracy that accuracy and F1 conceal and specificity exposes. The strongest measured configuration is not a deep model but first-order temporal difference statistics with L1 logistic regression, at 77.17% under nested cross-validation (permutation p = 0.0099); the best deep model over k-fold is STIDNet at 79.00%. Out-of-fold analysis gives an AUC of 0.7307 (p = 0.0199), bounding accuracy at 74.00% at the best threshold on that curve. A corpus audit finds no near-duplicate videos and no separable feature dimension, so the ceiling is a property of the representation rather than of leakage or of any one architecture.</w:t>
       </w:r>
     </w:p>
     <w:p>
@@ -11219,6 +11219,116 @@
     </w:p>
     <w:p>
       <w:pPr>
+        <w:spacing w:before="160" w:after="40" w:line="276" w:lineRule="auto"/>
+        <w:jc w:val="center"/>
+      </w:pPr>
+      <w:r>
+        <w:drawing>
+          <wp:inline distT="0" distB="0" distL="0" distR="0">
+            <wp:extent cx="5577840" cy="3101471"/>
+            <wp:docPr id="7" name="Picture 7" descr="fig14_metrics_sweep_grouped"/>
+            <a:graphic xmlns:a="http://schemas.openxmlformats.org/drawingml/2006/main">
+              <a:graphicData uri="http://schemas.openxmlformats.org/drawingml/2006/picture">
+                <pic:pic xmlns:pic="http://schemas.openxmlformats.org/drawingml/2006/picture">
+                  <pic:nvPicPr>
+                    <pic:cNvPr id="7" name="fig14_metrics_sweep_grouped.png"/>
+                    <pic:cNvPicPr/>
+                  </pic:nvPicPr>
+                  <pic:blipFill>
+                    <a:blip r:embed="rIdImg7"/>
+                    <a:stretch>
+                      <a:fillRect/>
+                    </a:stretch>
+                  </pic:blipFill>
+                  <pic:spPr>
+                    <a:xfrm>
+                      <a:off x="0" y="0"/>
+                      <a:ext cx="5577840" cy="3101471"/>
+                    </a:xfrm>
+                    <a:prstGeom prst="rect">
+                      <a:avLst/>
+                    </a:prstGeom>
+                  </pic:spPr>
+                </pic:pic>
+              </a:graphicData>
+            </a:graphic>
+          </wp:inline>
+        </w:drawing>
+      </w:r>
+    </w:p>
+    <w:p>
+      <w:pPr>
+        <w:spacing w:before="40" w:after="200" w:line="276" w:lineRule="auto"/>
+        <w:jc w:val="center"/>
+      </w:pPr>
+      <w:r>
+        <w:rPr>
+          <w:rFonts w:ascii="Times New Roman" w:hAnsi="Times New Roman" w:eastAsia="Times New Roman"/>
+          <w:b w:val="0"/>
+          <w:i/>
+          <w:sz w:val="20"/>
+          <w:szCs w:val="20"/>
+        </w:rPr>
+        <w:t xml:space="preserve">Fig. 7. Accuracy, precision, recall and F1 side by side for every model, averaged over the sweep. Models annotated below the axis never predict 'forged' at all; the four bars above them do not show it and recall on the forged class does.</w:t>
+      </w:r>
+    </w:p>
+    <w:p>
+      <w:pPr>
+        <w:spacing w:before="160" w:after="40" w:line="276" w:lineRule="auto"/>
+        <w:jc w:val="center"/>
+      </w:pPr>
+      <w:r>
+        <w:drawing>
+          <wp:inline distT="0" distB="0" distL="0" distR="0">
+            <wp:extent cx="5577840" cy="3052497"/>
+            <wp:docPr id="8" name="Picture 8" descr="fig16_metric_panels_sweep"/>
+            <a:graphic xmlns:a="http://schemas.openxmlformats.org/drawingml/2006/main">
+              <a:graphicData uri="http://schemas.openxmlformats.org/drawingml/2006/picture">
+                <pic:pic xmlns:pic="http://schemas.openxmlformats.org/drawingml/2006/picture">
+                  <pic:nvPicPr>
+                    <pic:cNvPr id="8" name="fig16_metric_panels_sweep.png"/>
+                    <pic:cNvPicPr/>
+                  </pic:nvPicPr>
+                  <pic:blipFill>
+                    <a:blip r:embed="rIdImg8"/>
+                    <a:stretch>
+                      <a:fillRect/>
+                    </a:stretch>
+                  </pic:blipFill>
+                  <pic:spPr>
+                    <a:xfrm>
+                      <a:off x="0" y="0"/>
+                      <a:ext cx="5577840" cy="3052497"/>
+                    </a:xfrm>
+                    <a:prstGeom prst="rect">
+                      <a:avLst/>
+                    </a:prstGeom>
+                  </pic:spPr>
+                </pic:pic>
+              </a:graphicData>
+            </a:graphic>
+          </wp:inline>
+        </w:drawing>
+      </w:r>
+    </w:p>
+    <w:p>
+      <w:pPr>
+        <w:spacing w:before="40" w:after="200" w:line="276" w:lineRule="auto"/>
+        <w:jc w:val="center"/>
+      </w:pPr>
+      <w:r>
+        <w:rPr>
+          <w:rFonts w:ascii="Times New Roman" w:hAnsi="Times New Roman" w:eastAsia="Times New Roman"/>
+          <w:b w:val="0"/>
+          <w:i/>
+          <w:sz w:val="20"/>
+          <w:szCs w:val="20"/>
+        </w:rPr>
+        <w:t xml:space="preserve">Fig. 8. Every metric against training percentage, one panel per metric. Gaps in the precision panel are splits where the quantity is undefined because the model predicted no positives at all.</w:t>
+      </w:r>
+    </w:p>
+    <w:p>
+      <w:pPr>
         <w:spacing w:before="200" w:after="120" w:line="276" w:lineRule="auto"/>
         <w:keepNext/>
       </w:pPr>
@@ -12605,7 +12715,7 @@
           <w:sz w:val="24"/>
           <w:szCs w:val="24"/>
         </w:rPr>
-        <w:t xml:space="preserve">The released repository contains a k-fold analysis that cannot run: it indexes a dictionary key the dataset reader never writes. The k-fold study reported here is therefore a re-implementation, using stratified folds and the corrected scoring path, for k from 6 to 8.</w:t>
+        <w:t xml:space="preserve">The released repository contains a k-fold analysis that cannot run: it indexes a dictionary key the dataset reader never writes. The k-fold study reported here is therefore a re-implementation, using stratified folds and the corrected scoring path, for k from 6 to 10.</w:t>
       </w:r>
     </w:p>
     <w:p>
@@ -13837,6 +13947,582 @@
         <w:tc>
           <w:tcPr>
             <w:tcW w:w="900" w:type="dxa"/>
+            <w:vAlign w:val="center"/>
+          </w:tcPr>
+          <w:p>
+            <w:pPr>
+              <w:jc w:val="center"/>
+              <w:spacing w:before="20" w:after="20" w:line="276" w:lineRule="auto"/>
+            </w:pPr>
+            <w:r>
+              <w:rPr>
+                <w:rFonts w:ascii="Times New Roman" w:hAnsi="Times New Roman" w:eastAsia="Times New Roman"/>
+                <w:b w:val="0"/>
+                <w:i w:val="0"/>
+                <w:sz w:val="18"/>
+                <w:szCs w:val="18"/>
+              </w:rPr>
+              <w:t xml:space="preserve">9</w:t>
+            </w:r>
+          </w:p>
+        </w:tc>
+        <w:tc>
+          <w:tcPr>
+            <w:tcW w:w="705" w:type="dxa"/>
+            <w:vAlign w:val="center"/>
+          </w:tcPr>
+          <w:p>
+            <w:pPr>
+              <w:jc w:val="center"/>
+              <w:spacing w:before="20" w:after="20" w:line="276" w:lineRule="auto"/>
+            </w:pPr>
+            <w:r>
+              <w:rPr>
+                <w:rFonts w:ascii="Times New Roman" w:hAnsi="Times New Roman" w:eastAsia="Times New Roman"/>
+                <w:b w:val="0"/>
+                <w:i w:val="0"/>
+                <w:sz w:val="18"/>
+                <w:szCs w:val="18"/>
+              </w:rPr>
+              <w:t xml:space="preserve">50.00</w:t>
+            </w:r>
+          </w:p>
+        </w:tc>
+        <w:tc>
+          <w:tcPr>
+            <w:tcW w:w="705" w:type="dxa"/>
+            <w:vAlign w:val="center"/>
+          </w:tcPr>
+          <w:p>
+            <w:pPr>
+              <w:jc w:val="center"/>
+              <w:spacing w:before="20" w:after="20" w:line="276" w:lineRule="auto"/>
+            </w:pPr>
+            <w:r>
+              <w:rPr>
+                <w:rFonts w:ascii="Times New Roman" w:hAnsi="Times New Roman" w:eastAsia="Times New Roman"/>
+                <w:b w:val="0"/>
+                <w:i w:val="0"/>
+                <w:sz w:val="18"/>
+                <w:szCs w:val="18"/>
+              </w:rPr>
+              <w:t xml:space="preserve">50.00</w:t>
+            </w:r>
+          </w:p>
+        </w:tc>
+        <w:tc>
+          <w:tcPr>
+            <w:tcW w:w="705" w:type="dxa"/>
+            <w:vAlign w:val="center"/>
+          </w:tcPr>
+          <w:p>
+            <w:pPr>
+              <w:jc w:val="center"/>
+              <w:spacing w:before="20" w:after="20" w:line="276" w:lineRule="auto"/>
+            </w:pPr>
+            <w:r>
+              <w:rPr>
+                <w:rFonts w:ascii="Times New Roman" w:hAnsi="Times New Roman" w:eastAsia="Times New Roman"/>
+                <w:b w:val="0"/>
+                <w:i w:val="0"/>
+                <w:sz w:val="18"/>
+                <w:szCs w:val="18"/>
+              </w:rPr>
+              <w:t xml:space="preserve">50.00</w:t>
+            </w:r>
+          </w:p>
+        </w:tc>
+        <w:tc>
+          <w:tcPr>
+            <w:tcW w:w="705" w:type="dxa"/>
+            <w:vAlign w:val="center"/>
+          </w:tcPr>
+          <w:p>
+            <w:pPr>
+              <w:jc w:val="center"/>
+              <w:spacing w:before="20" w:after="20" w:line="276" w:lineRule="auto"/>
+            </w:pPr>
+            <w:r>
+              <w:rPr>
+                <w:rFonts w:ascii="Times New Roman" w:hAnsi="Times New Roman" w:eastAsia="Times New Roman"/>
+                <w:b w:val="0"/>
+                <w:i w:val="0"/>
+                <w:sz w:val="18"/>
+                <w:szCs w:val="18"/>
+              </w:rPr>
+              <w:t xml:space="preserve">50.00</w:t>
+            </w:r>
+          </w:p>
+        </w:tc>
+        <w:tc>
+          <w:tcPr>
+            <w:tcW w:w="705" w:type="dxa"/>
+            <w:vAlign w:val="center"/>
+          </w:tcPr>
+          <w:p>
+            <w:pPr>
+              <w:jc w:val="center"/>
+              <w:spacing w:before="20" w:after="20" w:line="276" w:lineRule="auto"/>
+            </w:pPr>
+            <w:r>
+              <w:rPr>
+                <w:rFonts w:ascii="Times New Roman" w:hAnsi="Times New Roman" w:eastAsia="Times New Roman"/>
+                <w:b w:val="0"/>
+                <w:i w:val="0"/>
+                <w:sz w:val="18"/>
+                <w:szCs w:val="18"/>
+              </w:rPr>
+              <w:t xml:space="preserve">50.00</w:t>
+            </w:r>
+          </w:p>
+        </w:tc>
+        <w:tc>
+          <w:tcPr>
+            <w:tcW w:w="705" w:type="dxa"/>
+            <w:vAlign w:val="center"/>
+          </w:tcPr>
+          <w:p>
+            <w:pPr>
+              <w:jc w:val="center"/>
+              <w:spacing w:before="20" w:after="20" w:line="276" w:lineRule="auto"/>
+            </w:pPr>
+            <w:r>
+              <w:rPr>
+                <w:rFonts w:ascii="Times New Roman" w:hAnsi="Times New Roman" w:eastAsia="Times New Roman"/>
+                <w:b w:val="0"/>
+                <w:i w:val="0"/>
+                <w:sz w:val="18"/>
+                <w:szCs w:val="18"/>
+              </w:rPr>
+              <w:t xml:space="preserve">50.00</w:t>
+            </w:r>
+          </w:p>
+        </w:tc>
+        <w:tc>
+          <w:tcPr>
+            <w:tcW w:w="705" w:type="dxa"/>
+            <w:vAlign w:val="center"/>
+          </w:tcPr>
+          <w:p>
+            <w:pPr>
+              <w:jc w:val="center"/>
+              <w:spacing w:before="20" w:after="20" w:line="276" w:lineRule="auto"/>
+            </w:pPr>
+            <w:r>
+              <w:rPr>
+                <w:rFonts w:ascii="Times New Roman" w:hAnsi="Times New Roman" w:eastAsia="Times New Roman"/>
+                <w:b w:val="0"/>
+                <w:i w:val="0"/>
+                <w:sz w:val="18"/>
+                <w:szCs w:val="18"/>
+              </w:rPr>
+              <w:t xml:space="preserve">100.00</w:t>
+            </w:r>
+          </w:p>
+        </w:tc>
+        <w:tc>
+          <w:tcPr>
+            <w:tcW w:w="705" w:type="dxa"/>
+            <w:vAlign w:val="center"/>
+          </w:tcPr>
+          <w:p>
+            <w:pPr>
+              <w:jc w:val="center"/>
+              <w:spacing w:before="20" w:after="20" w:line="276" w:lineRule="auto"/>
+            </w:pPr>
+            <w:r>
+              <w:rPr>
+                <w:rFonts w:ascii="Times New Roman" w:hAnsi="Times New Roman" w:eastAsia="Times New Roman"/>
+                <w:b w:val="0"/>
+                <w:i w:val="0"/>
+                <w:sz w:val="18"/>
+                <w:szCs w:val="18"/>
+              </w:rPr>
+              <w:t xml:space="preserve">83.33</w:t>
+            </w:r>
+          </w:p>
+        </w:tc>
+        <w:tc>
+          <w:tcPr>
+            <w:tcW w:w="705" w:type="dxa"/>
+            <w:vAlign w:val="center"/>
+          </w:tcPr>
+          <w:p>
+            <w:pPr>
+              <w:jc w:val="center"/>
+              <w:spacing w:before="20" w:after="20" w:line="276" w:lineRule="auto"/>
+            </w:pPr>
+            <w:r>
+              <w:rPr>
+                <w:rFonts w:ascii="Times New Roman" w:hAnsi="Times New Roman" w:eastAsia="Times New Roman"/>
+                <w:b w:val="0"/>
+                <w:i w:val="0"/>
+                <w:sz w:val="18"/>
+                <w:szCs w:val="18"/>
+              </w:rPr>
+              <w:t xml:space="preserve">50.00</w:t>
+            </w:r>
+          </w:p>
+        </w:tc>
+        <w:tc>
+          <w:tcPr>
+            <w:tcW w:w="705" w:type="dxa"/>
+            <w:vAlign w:val="center"/>
+          </w:tcPr>
+          <w:p>
+            <w:pPr>
+              <w:jc w:val="center"/>
+              <w:spacing w:before="20" w:after="20" w:line="276" w:lineRule="auto"/>
+            </w:pPr>
+            <w:r>
+              <w:rPr>
+                <w:rFonts w:ascii="Times New Roman" w:hAnsi="Times New Roman" w:eastAsia="Times New Roman"/>
+                <w:b w:val="0"/>
+                <w:i w:val="0"/>
+                <w:sz w:val="18"/>
+                <w:szCs w:val="18"/>
+              </w:rPr>
+              <w:t xml:space="preserve">50.00</w:t>
+            </w:r>
+          </w:p>
+        </w:tc>
+        <w:tc>
+          <w:tcPr>
+            <w:tcW w:w="705" w:type="dxa"/>
+            <w:vAlign w:val="center"/>
+          </w:tcPr>
+          <w:p>
+            <w:pPr>
+              <w:jc w:val="center"/>
+              <w:spacing w:before="20" w:after="20" w:line="276" w:lineRule="auto"/>
+            </w:pPr>
+            <w:r>
+              <w:rPr>
+                <w:rFonts w:ascii="Times New Roman" w:hAnsi="Times New Roman" w:eastAsia="Times New Roman"/>
+                <w:b w:val="0"/>
+                <w:i w:val="0"/>
+                <w:sz w:val="18"/>
+                <w:szCs w:val="18"/>
+              </w:rPr>
+              <w:t xml:space="preserve">16.67</w:t>
+            </w:r>
+          </w:p>
+        </w:tc>
+        <w:tc>
+          <w:tcPr>
+            <w:tcW w:w="705" w:type="dxa"/>
+            <w:vAlign w:val="center"/>
+          </w:tcPr>
+          <w:p>
+            <w:pPr>
+              <w:jc w:val="center"/>
+              <w:spacing w:before="20" w:after="20" w:line="276" w:lineRule="auto"/>
+            </w:pPr>
+            <w:r>
+              <w:rPr>
+                <w:rFonts w:ascii="Times New Roman" w:hAnsi="Times New Roman" w:eastAsia="Times New Roman"/>
+                <w:b w:val="0"/>
+                <w:i w:val="0"/>
+                <w:sz w:val="18"/>
+                <w:szCs w:val="18"/>
+              </w:rPr>
+              <w:t xml:space="preserve">0.00</w:t>
+            </w:r>
+          </w:p>
+        </w:tc>
+      </w:tr>
+      <w:tr>
+        <w:tc>
+          <w:tcPr>
+            <w:tcW w:w="900" w:type="dxa"/>
+            <w:vAlign w:val="center"/>
+          </w:tcPr>
+          <w:p>
+            <w:pPr>
+              <w:jc w:val="center"/>
+              <w:spacing w:before="20" w:after="20" w:line="276" w:lineRule="auto"/>
+            </w:pPr>
+            <w:r>
+              <w:rPr>
+                <w:rFonts w:ascii="Times New Roman" w:hAnsi="Times New Roman" w:eastAsia="Times New Roman"/>
+                <w:b w:val="0"/>
+                <w:i w:val="0"/>
+                <w:sz w:val="18"/>
+                <w:szCs w:val="18"/>
+              </w:rPr>
+              <w:t xml:space="preserve">10</w:t>
+            </w:r>
+          </w:p>
+        </w:tc>
+        <w:tc>
+          <w:tcPr>
+            <w:tcW w:w="705" w:type="dxa"/>
+            <w:vAlign w:val="center"/>
+          </w:tcPr>
+          <w:p>
+            <w:pPr>
+              <w:jc w:val="center"/>
+              <w:spacing w:before="20" w:after="20" w:line="276" w:lineRule="auto"/>
+            </w:pPr>
+            <w:r>
+              <w:rPr>
+                <w:rFonts w:ascii="Times New Roman" w:hAnsi="Times New Roman" w:eastAsia="Times New Roman"/>
+                <w:b w:val="0"/>
+                <w:i w:val="0"/>
+                <w:sz w:val="18"/>
+                <w:szCs w:val="18"/>
+              </w:rPr>
+              <w:t xml:space="preserve">50.00</w:t>
+            </w:r>
+          </w:p>
+        </w:tc>
+        <w:tc>
+          <w:tcPr>
+            <w:tcW w:w="705" w:type="dxa"/>
+            <w:vAlign w:val="center"/>
+          </w:tcPr>
+          <w:p>
+            <w:pPr>
+              <w:jc w:val="center"/>
+              <w:spacing w:before="20" w:after="20" w:line="276" w:lineRule="auto"/>
+            </w:pPr>
+            <w:r>
+              <w:rPr>
+                <w:rFonts w:ascii="Times New Roman" w:hAnsi="Times New Roman" w:eastAsia="Times New Roman"/>
+                <w:b w:val="0"/>
+                <w:i w:val="0"/>
+                <w:sz w:val="18"/>
+                <w:szCs w:val="18"/>
+              </w:rPr>
+              <w:t xml:space="preserve">50.00</w:t>
+            </w:r>
+          </w:p>
+        </w:tc>
+        <w:tc>
+          <w:tcPr>
+            <w:tcW w:w="705" w:type="dxa"/>
+            <w:vAlign w:val="center"/>
+          </w:tcPr>
+          <w:p>
+            <w:pPr>
+              <w:jc w:val="center"/>
+              <w:spacing w:before="20" w:after="20" w:line="276" w:lineRule="auto"/>
+            </w:pPr>
+            <w:r>
+              <w:rPr>
+                <w:rFonts w:ascii="Times New Roman" w:hAnsi="Times New Roman" w:eastAsia="Times New Roman"/>
+                <w:b w:val="0"/>
+                <w:i w:val="0"/>
+                <w:sz w:val="18"/>
+                <w:szCs w:val="18"/>
+              </w:rPr>
+              <w:t xml:space="preserve">50.00</w:t>
+            </w:r>
+          </w:p>
+        </w:tc>
+        <w:tc>
+          <w:tcPr>
+            <w:tcW w:w="705" w:type="dxa"/>
+            <w:vAlign w:val="center"/>
+          </w:tcPr>
+          <w:p>
+            <w:pPr>
+              <w:jc w:val="center"/>
+              <w:spacing w:before="20" w:after="20" w:line="276" w:lineRule="auto"/>
+            </w:pPr>
+            <w:r>
+              <w:rPr>
+                <w:rFonts w:ascii="Times New Roman" w:hAnsi="Times New Roman" w:eastAsia="Times New Roman"/>
+                <w:b w:val="0"/>
+                <w:i w:val="0"/>
+                <w:sz w:val="18"/>
+                <w:szCs w:val="18"/>
+              </w:rPr>
+              <w:t xml:space="preserve">25.00</w:t>
+            </w:r>
+          </w:p>
+        </w:tc>
+        <w:tc>
+          <w:tcPr>
+            <w:tcW w:w="705" w:type="dxa"/>
+            <w:vAlign w:val="center"/>
+          </w:tcPr>
+          <w:p>
+            <w:pPr>
+              <w:jc w:val="center"/>
+              <w:spacing w:before="20" w:after="20" w:line="276" w:lineRule="auto"/>
+            </w:pPr>
+            <w:r>
+              <w:rPr>
+                <w:rFonts w:ascii="Times New Roman" w:hAnsi="Times New Roman" w:eastAsia="Times New Roman"/>
+                <w:b w:val="0"/>
+                <w:i w:val="0"/>
+                <w:sz w:val="18"/>
+                <w:szCs w:val="18"/>
+              </w:rPr>
+              <w:t xml:space="preserve">50.00</w:t>
+            </w:r>
+          </w:p>
+        </w:tc>
+        <w:tc>
+          <w:tcPr>
+            <w:tcW w:w="705" w:type="dxa"/>
+            <w:vAlign w:val="center"/>
+          </w:tcPr>
+          <w:p>
+            <w:pPr>
+              <w:jc w:val="center"/>
+              <w:spacing w:before="20" w:after="20" w:line="276" w:lineRule="auto"/>
+            </w:pPr>
+            <w:r>
+              <w:rPr>
+                <w:rFonts w:ascii="Times New Roman" w:hAnsi="Times New Roman" w:eastAsia="Times New Roman"/>
+                <w:b w:val="0"/>
+                <w:i w:val="0"/>
+                <w:sz w:val="18"/>
+                <w:szCs w:val="18"/>
+              </w:rPr>
+              <w:t xml:space="preserve">50.00</w:t>
+            </w:r>
+          </w:p>
+        </w:tc>
+        <w:tc>
+          <w:tcPr>
+            <w:tcW w:w="705" w:type="dxa"/>
+            <w:vAlign w:val="center"/>
+          </w:tcPr>
+          <w:p>
+            <w:pPr>
+              <w:jc w:val="center"/>
+              <w:spacing w:before="20" w:after="20" w:line="276" w:lineRule="auto"/>
+            </w:pPr>
+            <w:r>
+              <w:rPr>
+                <w:rFonts w:ascii="Times New Roman" w:hAnsi="Times New Roman" w:eastAsia="Times New Roman"/>
+                <w:b w:val="0"/>
+                <w:i w:val="0"/>
+                <w:sz w:val="18"/>
+                <w:szCs w:val="18"/>
+              </w:rPr>
+              <w:t xml:space="preserve">83.33</w:t>
+            </w:r>
+          </w:p>
+        </w:tc>
+        <w:tc>
+          <w:tcPr>
+            <w:tcW w:w="705" w:type="dxa"/>
+            <w:vAlign w:val="center"/>
+          </w:tcPr>
+          <w:p>
+            <w:pPr>
+              <w:jc w:val="center"/>
+              <w:spacing w:before="20" w:after="20" w:line="276" w:lineRule="auto"/>
+            </w:pPr>
+            <w:r>
+              <w:rPr>
+                <w:rFonts w:ascii="Times New Roman" w:hAnsi="Times New Roman" w:eastAsia="Times New Roman"/>
+                <w:b w:val="0"/>
+                <w:i w:val="0"/>
+                <w:sz w:val="18"/>
+                <w:szCs w:val="18"/>
+              </w:rPr>
+              <w:t xml:space="preserve">66.67</w:t>
+            </w:r>
+          </w:p>
+        </w:tc>
+        <w:tc>
+          <w:tcPr>
+            <w:tcW w:w="705" w:type="dxa"/>
+            <w:vAlign w:val="center"/>
+          </w:tcPr>
+          <w:p>
+            <w:pPr>
+              <w:jc w:val="center"/>
+              <w:spacing w:before="20" w:after="20" w:line="276" w:lineRule="auto"/>
+            </w:pPr>
+            <w:r>
+              <w:rPr>
+                <w:rFonts w:ascii="Times New Roman" w:hAnsi="Times New Roman" w:eastAsia="Times New Roman"/>
+                <w:b w:val="0"/>
+                <w:i w:val="0"/>
+                <w:sz w:val="18"/>
+                <w:szCs w:val="18"/>
+              </w:rPr>
+              <w:t xml:space="preserve">66.67</w:t>
+            </w:r>
+          </w:p>
+        </w:tc>
+        <w:tc>
+          <w:tcPr>
+            <w:tcW w:w="705" w:type="dxa"/>
+            <w:vAlign w:val="center"/>
+          </w:tcPr>
+          <w:p>
+            <w:pPr>
+              <w:jc w:val="center"/>
+              <w:spacing w:before="20" w:after="20" w:line="276" w:lineRule="auto"/>
+            </w:pPr>
+            <w:r>
+              <w:rPr>
+                <w:rFonts w:ascii="Times New Roman" w:hAnsi="Times New Roman" w:eastAsia="Times New Roman"/>
+                <w:b w:val="0"/>
+                <w:i w:val="0"/>
+                <w:sz w:val="18"/>
+                <w:szCs w:val="18"/>
+              </w:rPr>
+              <w:t xml:space="preserve">66.67</w:t>
+            </w:r>
+          </w:p>
+        </w:tc>
+        <w:tc>
+          <w:tcPr>
+            <w:tcW w:w="705" w:type="dxa"/>
+            <w:vAlign w:val="center"/>
+          </w:tcPr>
+          <w:p>
+            <w:pPr>
+              <w:jc w:val="center"/>
+              <w:spacing w:before="20" w:after="20" w:line="276" w:lineRule="auto"/>
+            </w:pPr>
+            <w:r>
+              <w:rPr>
+                <w:rFonts w:ascii="Times New Roman" w:hAnsi="Times New Roman" w:eastAsia="Times New Roman"/>
+                <w:b w:val="0"/>
+                <w:i w:val="0"/>
+                <w:sz w:val="18"/>
+                <w:szCs w:val="18"/>
+              </w:rPr>
+              <w:t xml:space="preserve">50.00</w:t>
+            </w:r>
+          </w:p>
+        </w:tc>
+        <w:tc>
+          <w:tcPr>
+            <w:tcW w:w="705" w:type="dxa"/>
+            <w:vAlign w:val="center"/>
+          </w:tcPr>
+          <w:p>
+            <w:pPr>
+              <w:jc w:val="center"/>
+              <w:spacing w:before="20" w:after="20" w:line="276" w:lineRule="auto"/>
+            </w:pPr>
+            <w:r>
+              <w:rPr>
+                <w:rFonts w:ascii="Times New Roman" w:hAnsi="Times New Roman" w:eastAsia="Times New Roman"/>
+                <w:b w:val="0"/>
+                <w:i w:val="0"/>
+                <w:sz w:val="18"/>
+                <w:szCs w:val="18"/>
+              </w:rPr>
+              <w:t xml:space="preserve">16.67</w:t>
+            </w:r>
+          </w:p>
+        </w:tc>
+      </w:tr>
+      <w:tr>
+        <w:tc>
+          <w:tcPr>
+            <w:tcW w:w="900" w:type="dxa"/>
             <w:shd w:val="clear" w:fill="FFF2CC"/>
             <w:vAlign w:val="center"/>
           </w:tcPr>
@@ -13922,7 +14608,7 @@
                 <w:sz w:val="18"/>
                 <w:szCs w:val="18"/>
               </w:rPr>
-              <w:t xml:space="preserve">43.61</w:t>
+              <w:t xml:space="preserve">46.17</w:t>
             </w:r>
           </w:p>
         </w:tc>
@@ -13945,6 +14631,29 @@
                 <w:sz w:val="18"/>
                 <w:szCs w:val="18"/>
               </w:rPr>
+              <w:t xml:space="preserve">45.00</w:t>
+            </w:r>
+          </w:p>
+        </w:tc>
+        <w:tc>
+          <w:tcPr>
+            <w:tcW w:w="705" w:type="dxa"/>
+            <w:shd w:val="clear" w:fill="FFF2CC"/>
+            <w:vAlign w:val="center"/>
+          </w:tcPr>
+          <w:p>
+            <w:pPr>
+              <w:jc w:val="center"/>
+              <w:spacing w:before="20" w:after="20" w:line="276" w:lineRule="auto"/>
+            </w:pPr>
+            <w:r>
+              <w:rPr>
+                <w:rFonts w:ascii="Times New Roman" w:hAnsi="Times New Roman" w:eastAsia="Times New Roman"/>
+                <w:b w:val="0"/>
+                <w:i w:val="0"/>
+                <w:sz w:val="18"/>
+                <w:szCs w:val="18"/>
+              </w:rPr>
               <w:t xml:space="preserve">50.00</w:t>
             </w:r>
           </w:p>
@@ -13991,7 +14700,7 @@
                 <w:sz w:val="18"/>
                 <w:szCs w:val="18"/>
               </w:rPr>
-              <w:t xml:space="preserve">50.00</w:t>
+              <w:t xml:space="preserve">79.00</w:t>
             </w:r>
           </w:p>
         </w:tc>
@@ -14014,7 +14723,7 @@
                 <w:sz w:val="18"/>
                 <w:szCs w:val="18"/>
               </w:rPr>
-              <w:t xml:space="preserve">70.56</w:t>
+              <w:t xml:space="preserve">69.17</w:t>
             </w:r>
           </w:p>
         </w:tc>
@@ -14037,7 +14746,7 @@
                 <w:sz w:val="18"/>
                 <w:szCs w:val="18"/>
               </w:rPr>
-              <w:t xml:space="preserve">65.28</w:t>
+              <w:t xml:space="preserve">58.50</w:t>
             </w:r>
           </w:p>
         </w:tc>
@@ -14060,7 +14769,7 @@
                 <w:sz w:val="18"/>
                 <w:szCs w:val="18"/>
               </w:rPr>
-              <w:t xml:space="preserve">58.61</w:t>
+              <w:t xml:space="preserve">53.50</w:t>
             </w:r>
           </w:p>
         </w:tc>
@@ -14083,7 +14792,7 @@
                 <w:sz w:val="18"/>
                 <w:szCs w:val="18"/>
               </w:rPr>
-              <w:t xml:space="preserve">50.28</w:t>
+              <w:t xml:space="preserve">27.33</w:t>
             </w:r>
           </w:p>
         </w:tc>
@@ -14106,30 +14815,7 @@
                 <w:sz w:val="18"/>
                 <w:szCs w:val="18"/>
               </w:rPr>
-              <w:t xml:space="preserve">23.33</w:t>
-            </w:r>
-          </w:p>
-        </w:tc>
-        <w:tc>
-          <w:tcPr>
-            <w:tcW w:w="705" w:type="dxa"/>
-            <w:shd w:val="clear" w:fill="FFF2CC"/>
-            <w:vAlign w:val="center"/>
-          </w:tcPr>
-          <w:p>
-            <w:pPr>
-              <w:jc w:val="center"/>
-              <w:spacing w:before="20" w:after="20" w:line="276" w:lineRule="auto"/>
-            </w:pPr>
-            <w:r>
-              <w:rPr>
-                <w:rFonts w:ascii="Times New Roman" w:hAnsi="Times New Roman" w:eastAsia="Times New Roman"/>
-                <w:b w:val="0"/>
-                <w:i w:val="0"/>
-                <w:sz w:val="18"/>
-                <w:szCs w:val="18"/>
-              </w:rPr>
-              <w:t xml:space="preserve">10.83</w:t>
+              <w:t xml:space="preserve">9.83</w:t>
             </w:r>
           </w:p>
         </w:tc>
@@ -15379,6 +16065,582 @@
         <w:tc>
           <w:tcPr>
             <w:tcW w:w="900" w:type="dxa"/>
+            <w:vAlign w:val="center"/>
+          </w:tcPr>
+          <w:p>
+            <w:pPr>
+              <w:jc w:val="center"/>
+              <w:spacing w:before="20" w:after="20" w:line="276" w:lineRule="auto"/>
+            </w:pPr>
+            <w:r>
+              <w:rPr>
+                <w:rFonts w:ascii="Times New Roman" w:hAnsi="Times New Roman" w:eastAsia="Times New Roman"/>
+                <w:b w:val="0"/>
+                <w:i w:val="0"/>
+                <w:sz w:val="18"/>
+                <w:szCs w:val="18"/>
+              </w:rPr>
+              <w:t xml:space="preserve">9</w:t>
+            </w:r>
+          </w:p>
+        </w:tc>
+        <w:tc>
+          <w:tcPr>
+            <w:tcW w:w="705" w:type="dxa"/>
+            <w:vAlign w:val="center"/>
+          </w:tcPr>
+          <w:p>
+            <w:pPr>
+              <w:jc w:val="center"/>
+              <w:spacing w:before="20" w:after="20" w:line="276" w:lineRule="auto"/>
+            </w:pPr>
+            <w:r>
+              <w:rPr>
+                <w:rFonts w:ascii="Times New Roman" w:hAnsi="Times New Roman" w:eastAsia="Times New Roman"/>
+                <w:b w:val="0"/>
+                <w:i w:val="0"/>
+                <w:sz w:val="18"/>
+                <w:szCs w:val="18"/>
+              </w:rPr>
+              <w:t xml:space="preserve">0.00</w:t>
+            </w:r>
+          </w:p>
+        </w:tc>
+        <w:tc>
+          <w:tcPr>
+            <w:tcW w:w="705" w:type="dxa"/>
+            <w:vAlign w:val="center"/>
+          </w:tcPr>
+          <w:p>
+            <w:pPr>
+              <w:jc w:val="center"/>
+              <w:spacing w:before="20" w:after="20" w:line="276" w:lineRule="auto"/>
+            </w:pPr>
+            <w:r>
+              <w:rPr>
+                <w:rFonts w:ascii="Times New Roman" w:hAnsi="Times New Roman" w:eastAsia="Times New Roman"/>
+                <w:b w:val="0"/>
+                <w:i w:val="0"/>
+                <w:sz w:val="18"/>
+                <w:szCs w:val="18"/>
+              </w:rPr>
+              <w:t xml:space="preserve">0.00</w:t>
+            </w:r>
+          </w:p>
+        </w:tc>
+        <w:tc>
+          <w:tcPr>
+            <w:tcW w:w="705" w:type="dxa"/>
+            <w:vAlign w:val="center"/>
+          </w:tcPr>
+          <w:p>
+            <w:pPr>
+              <w:jc w:val="center"/>
+              <w:spacing w:before="20" w:after="20" w:line="276" w:lineRule="auto"/>
+            </w:pPr>
+            <w:r>
+              <w:rPr>
+                <w:rFonts w:ascii="Times New Roman" w:hAnsi="Times New Roman" w:eastAsia="Times New Roman"/>
+                <w:b w:val="0"/>
+                <w:i w:val="0"/>
+                <w:sz w:val="18"/>
+                <w:szCs w:val="18"/>
+              </w:rPr>
+              <w:t xml:space="preserve">0.00</w:t>
+            </w:r>
+          </w:p>
+        </w:tc>
+        <w:tc>
+          <w:tcPr>
+            <w:tcW w:w="705" w:type="dxa"/>
+            <w:vAlign w:val="center"/>
+          </w:tcPr>
+          <w:p>
+            <w:pPr>
+              <w:jc w:val="center"/>
+              <w:spacing w:before="20" w:after="20" w:line="276" w:lineRule="auto"/>
+            </w:pPr>
+            <w:r>
+              <w:rPr>
+                <w:rFonts w:ascii="Times New Roman" w:hAnsi="Times New Roman" w:eastAsia="Times New Roman"/>
+                <w:b w:val="0"/>
+                <w:i w:val="0"/>
+                <w:sz w:val="18"/>
+                <w:szCs w:val="18"/>
+              </w:rPr>
+              <w:t xml:space="preserve">0.00</w:t>
+            </w:r>
+          </w:p>
+        </w:tc>
+        <w:tc>
+          <w:tcPr>
+            <w:tcW w:w="705" w:type="dxa"/>
+            <w:vAlign w:val="center"/>
+          </w:tcPr>
+          <w:p>
+            <w:pPr>
+              <w:jc w:val="center"/>
+              <w:spacing w:before="20" w:after="20" w:line="276" w:lineRule="auto"/>
+            </w:pPr>
+            <w:r>
+              <w:rPr>
+                <w:rFonts w:ascii="Times New Roman" w:hAnsi="Times New Roman" w:eastAsia="Times New Roman"/>
+                <w:b w:val="0"/>
+                <w:i w:val="0"/>
+                <w:sz w:val="18"/>
+                <w:szCs w:val="18"/>
+              </w:rPr>
+              <w:t xml:space="preserve">0.00</w:t>
+            </w:r>
+          </w:p>
+        </w:tc>
+        <w:tc>
+          <w:tcPr>
+            <w:tcW w:w="705" w:type="dxa"/>
+            <w:vAlign w:val="center"/>
+          </w:tcPr>
+          <w:p>
+            <w:pPr>
+              <w:jc w:val="center"/>
+              <w:spacing w:before="20" w:after="20" w:line="276" w:lineRule="auto"/>
+            </w:pPr>
+            <w:r>
+              <w:rPr>
+                <w:rFonts w:ascii="Times New Roman" w:hAnsi="Times New Roman" w:eastAsia="Times New Roman"/>
+                <w:b w:val="0"/>
+                <w:i w:val="0"/>
+                <w:sz w:val="18"/>
+                <w:szCs w:val="18"/>
+              </w:rPr>
+              <w:t xml:space="preserve">0.00</w:t>
+            </w:r>
+          </w:p>
+        </w:tc>
+        <w:tc>
+          <w:tcPr>
+            <w:tcW w:w="705" w:type="dxa"/>
+            <w:vAlign w:val="center"/>
+          </w:tcPr>
+          <w:p>
+            <w:pPr>
+              <w:jc w:val="center"/>
+              <w:spacing w:before="20" w:after="20" w:line="276" w:lineRule="auto"/>
+            </w:pPr>
+            <w:r>
+              <w:rPr>
+                <w:rFonts w:ascii="Times New Roman" w:hAnsi="Times New Roman" w:eastAsia="Times New Roman"/>
+                <w:b w:val="0"/>
+                <w:i w:val="0"/>
+                <w:sz w:val="18"/>
+                <w:szCs w:val="18"/>
+              </w:rPr>
+              <w:t xml:space="preserve">100.00</w:t>
+            </w:r>
+          </w:p>
+        </w:tc>
+        <w:tc>
+          <w:tcPr>
+            <w:tcW w:w="705" w:type="dxa"/>
+            <w:vAlign w:val="center"/>
+          </w:tcPr>
+          <w:p>
+            <w:pPr>
+              <w:jc w:val="center"/>
+              <w:spacing w:before="20" w:after="20" w:line="276" w:lineRule="auto"/>
+            </w:pPr>
+            <w:r>
+              <w:rPr>
+                <w:rFonts w:ascii="Times New Roman" w:hAnsi="Times New Roman" w:eastAsia="Times New Roman"/>
+                <w:b w:val="0"/>
+                <w:i w:val="0"/>
+                <w:sz w:val="18"/>
+                <w:szCs w:val="18"/>
+              </w:rPr>
+              <w:t xml:space="preserve">66.67</w:t>
+            </w:r>
+          </w:p>
+        </w:tc>
+        <w:tc>
+          <w:tcPr>
+            <w:tcW w:w="705" w:type="dxa"/>
+            <w:vAlign w:val="center"/>
+          </w:tcPr>
+          <w:p>
+            <w:pPr>
+              <w:jc w:val="center"/>
+              <w:spacing w:before="20" w:after="20" w:line="276" w:lineRule="auto"/>
+            </w:pPr>
+            <w:r>
+              <w:rPr>
+                <w:rFonts w:ascii="Times New Roman" w:hAnsi="Times New Roman" w:eastAsia="Times New Roman"/>
+                <w:b w:val="0"/>
+                <w:i w:val="0"/>
+                <w:sz w:val="18"/>
+                <w:szCs w:val="18"/>
+              </w:rPr>
+              <w:t xml:space="preserve">0.00</w:t>
+            </w:r>
+          </w:p>
+        </w:tc>
+        <w:tc>
+          <w:tcPr>
+            <w:tcW w:w="705" w:type="dxa"/>
+            <w:vAlign w:val="center"/>
+          </w:tcPr>
+          <w:p>
+            <w:pPr>
+              <w:jc w:val="center"/>
+              <w:spacing w:before="20" w:after="20" w:line="276" w:lineRule="auto"/>
+            </w:pPr>
+            <w:r>
+              <w:rPr>
+                <w:rFonts w:ascii="Times New Roman" w:hAnsi="Times New Roman" w:eastAsia="Times New Roman"/>
+                <w:b w:val="0"/>
+                <w:i w:val="0"/>
+                <w:sz w:val="18"/>
+                <w:szCs w:val="18"/>
+              </w:rPr>
+              <w:t xml:space="preserve">33.33</w:t>
+            </w:r>
+          </w:p>
+        </w:tc>
+        <w:tc>
+          <w:tcPr>
+            <w:tcW w:w="705" w:type="dxa"/>
+            <w:vAlign w:val="center"/>
+          </w:tcPr>
+          <w:p>
+            <w:pPr>
+              <w:jc w:val="center"/>
+              <w:spacing w:before="20" w:after="20" w:line="276" w:lineRule="auto"/>
+            </w:pPr>
+            <w:r>
+              <w:rPr>
+                <w:rFonts w:ascii="Times New Roman" w:hAnsi="Times New Roman" w:eastAsia="Times New Roman"/>
+                <w:b w:val="0"/>
+                <w:i w:val="0"/>
+                <w:sz w:val="18"/>
+                <w:szCs w:val="18"/>
+              </w:rPr>
+              <w:t xml:space="preserve">0.00</w:t>
+            </w:r>
+          </w:p>
+        </w:tc>
+        <w:tc>
+          <w:tcPr>
+            <w:tcW w:w="705" w:type="dxa"/>
+            <w:vAlign w:val="center"/>
+          </w:tcPr>
+          <w:p>
+            <w:pPr>
+              <w:jc w:val="center"/>
+              <w:spacing w:before="20" w:after="20" w:line="276" w:lineRule="auto"/>
+            </w:pPr>
+            <w:r>
+              <w:rPr>
+                <w:rFonts w:ascii="Times New Roman" w:hAnsi="Times New Roman" w:eastAsia="Times New Roman"/>
+                <w:b w:val="0"/>
+                <w:i w:val="0"/>
+                <w:sz w:val="18"/>
+                <w:szCs w:val="18"/>
+              </w:rPr>
+              <w:t xml:space="preserve">0.00</w:t>
+            </w:r>
+          </w:p>
+        </w:tc>
+      </w:tr>
+      <w:tr>
+        <w:tc>
+          <w:tcPr>
+            <w:tcW w:w="900" w:type="dxa"/>
+            <w:vAlign w:val="center"/>
+          </w:tcPr>
+          <w:p>
+            <w:pPr>
+              <w:jc w:val="center"/>
+              <w:spacing w:before="20" w:after="20" w:line="276" w:lineRule="auto"/>
+            </w:pPr>
+            <w:r>
+              <w:rPr>
+                <w:rFonts w:ascii="Times New Roman" w:hAnsi="Times New Roman" w:eastAsia="Times New Roman"/>
+                <w:b w:val="0"/>
+                <w:i w:val="0"/>
+                <w:sz w:val="18"/>
+                <w:szCs w:val="18"/>
+              </w:rPr>
+              <w:t xml:space="preserve">10</w:t>
+            </w:r>
+          </w:p>
+        </w:tc>
+        <w:tc>
+          <w:tcPr>
+            <w:tcW w:w="705" w:type="dxa"/>
+            <w:vAlign w:val="center"/>
+          </w:tcPr>
+          <w:p>
+            <w:pPr>
+              <w:jc w:val="center"/>
+              <w:spacing w:before="20" w:after="20" w:line="276" w:lineRule="auto"/>
+            </w:pPr>
+            <w:r>
+              <w:rPr>
+                <w:rFonts w:ascii="Times New Roman" w:hAnsi="Times New Roman" w:eastAsia="Times New Roman"/>
+                <w:b w:val="0"/>
+                <w:i w:val="0"/>
+                <w:sz w:val="18"/>
+                <w:szCs w:val="18"/>
+              </w:rPr>
+              <w:t xml:space="preserve">0.00</w:t>
+            </w:r>
+          </w:p>
+        </w:tc>
+        <w:tc>
+          <w:tcPr>
+            <w:tcW w:w="705" w:type="dxa"/>
+            <w:vAlign w:val="center"/>
+          </w:tcPr>
+          <w:p>
+            <w:pPr>
+              <w:jc w:val="center"/>
+              <w:spacing w:before="20" w:after="20" w:line="276" w:lineRule="auto"/>
+            </w:pPr>
+            <w:r>
+              <w:rPr>
+                <w:rFonts w:ascii="Times New Roman" w:hAnsi="Times New Roman" w:eastAsia="Times New Roman"/>
+                <w:b w:val="0"/>
+                <w:i w:val="0"/>
+                <w:sz w:val="18"/>
+                <w:szCs w:val="18"/>
+              </w:rPr>
+              <w:t xml:space="preserve">0.00</w:t>
+            </w:r>
+          </w:p>
+        </w:tc>
+        <w:tc>
+          <w:tcPr>
+            <w:tcW w:w="705" w:type="dxa"/>
+            <w:vAlign w:val="center"/>
+          </w:tcPr>
+          <w:p>
+            <w:pPr>
+              <w:jc w:val="center"/>
+              <w:spacing w:before="20" w:after="20" w:line="276" w:lineRule="auto"/>
+            </w:pPr>
+            <w:r>
+              <w:rPr>
+                <w:rFonts w:ascii="Times New Roman" w:hAnsi="Times New Roman" w:eastAsia="Times New Roman"/>
+                <w:b w:val="0"/>
+                <w:i w:val="0"/>
+                <w:sz w:val="18"/>
+                <w:szCs w:val="18"/>
+              </w:rPr>
+              <w:t xml:space="preserve">100.00</w:t>
+            </w:r>
+          </w:p>
+        </w:tc>
+        <w:tc>
+          <w:tcPr>
+            <w:tcW w:w="705" w:type="dxa"/>
+            <w:vAlign w:val="center"/>
+          </w:tcPr>
+          <w:p>
+            <w:pPr>
+              <w:jc w:val="center"/>
+              <w:spacing w:before="20" w:after="20" w:line="276" w:lineRule="auto"/>
+            </w:pPr>
+            <w:r>
+              <w:rPr>
+                <w:rFonts w:ascii="Times New Roman" w:hAnsi="Times New Roman" w:eastAsia="Times New Roman"/>
+                <w:b w:val="0"/>
+                <w:i w:val="0"/>
+                <w:sz w:val="18"/>
+                <w:szCs w:val="18"/>
+              </w:rPr>
+              <w:t xml:space="preserve">0.00</w:t>
+            </w:r>
+          </w:p>
+        </w:tc>
+        <w:tc>
+          <w:tcPr>
+            <w:tcW w:w="705" w:type="dxa"/>
+            <w:vAlign w:val="center"/>
+          </w:tcPr>
+          <w:p>
+            <w:pPr>
+              <w:jc w:val="center"/>
+              <w:spacing w:before="20" w:after="20" w:line="276" w:lineRule="auto"/>
+            </w:pPr>
+            <w:r>
+              <w:rPr>
+                <w:rFonts w:ascii="Times New Roman" w:hAnsi="Times New Roman" w:eastAsia="Times New Roman"/>
+                <w:b w:val="0"/>
+                <w:i w:val="0"/>
+                <w:sz w:val="18"/>
+                <w:szCs w:val="18"/>
+              </w:rPr>
+              <w:t xml:space="preserve">0.00</w:t>
+            </w:r>
+          </w:p>
+        </w:tc>
+        <w:tc>
+          <w:tcPr>
+            <w:tcW w:w="705" w:type="dxa"/>
+            <w:vAlign w:val="center"/>
+          </w:tcPr>
+          <w:p>
+            <w:pPr>
+              <w:jc w:val="center"/>
+              <w:spacing w:before="20" w:after="20" w:line="276" w:lineRule="auto"/>
+            </w:pPr>
+            <w:r>
+              <w:rPr>
+                <w:rFonts w:ascii="Times New Roman" w:hAnsi="Times New Roman" w:eastAsia="Times New Roman"/>
+                <w:b w:val="0"/>
+                <w:i w:val="0"/>
+                <w:sz w:val="18"/>
+                <w:szCs w:val="18"/>
+              </w:rPr>
+              <w:t xml:space="preserve">0.00</w:t>
+            </w:r>
+          </w:p>
+        </w:tc>
+        <w:tc>
+          <w:tcPr>
+            <w:tcW w:w="705" w:type="dxa"/>
+            <w:vAlign w:val="center"/>
+          </w:tcPr>
+          <w:p>
+            <w:pPr>
+              <w:jc w:val="center"/>
+              <w:spacing w:before="20" w:after="20" w:line="276" w:lineRule="auto"/>
+            </w:pPr>
+            <w:r>
+              <w:rPr>
+                <w:rFonts w:ascii="Times New Roman" w:hAnsi="Times New Roman" w:eastAsia="Times New Roman"/>
+                <w:b w:val="0"/>
+                <w:i w:val="0"/>
+                <w:sz w:val="18"/>
+                <w:szCs w:val="18"/>
+              </w:rPr>
+              <w:t xml:space="preserve">66.67</w:t>
+            </w:r>
+          </w:p>
+        </w:tc>
+        <w:tc>
+          <w:tcPr>
+            <w:tcW w:w="705" w:type="dxa"/>
+            <w:vAlign w:val="center"/>
+          </w:tcPr>
+          <w:p>
+            <w:pPr>
+              <w:jc w:val="center"/>
+              <w:spacing w:before="20" w:after="20" w:line="276" w:lineRule="auto"/>
+            </w:pPr>
+            <w:r>
+              <w:rPr>
+                <w:rFonts w:ascii="Times New Roman" w:hAnsi="Times New Roman" w:eastAsia="Times New Roman"/>
+                <w:b w:val="0"/>
+                <w:i w:val="0"/>
+                <w:sz w:val="18"/>
+                <w:szCs w:val="18"/>
+              </w:rPr>
+              <w:t xml:space="preserve">33.33</w:t>
+            </w:r>
+          </w:p>
+        </w:tc>
+        <w:tc>
+          <w:tcPr>
+            <w:tcW w:w="705" w:type="dxa"/>
+            <w:vAlign w:val="center"/>
+          </w:tcPr>
+          <w:p>
+            <w:pPr>
+              <w:jc w:val="center"/>
+              <w:spacing w:before="20" w:after="20" w:line="276" w:lineRule="auto"/>
+            </w:pPr>
+            <w:r>
+              <w:rPr>
+                <w:rFonts w:ascii="Times New Roman" w:hAnsi="Times New Roman" w:eastAsia="Times New Roman"/>
+                <w:b w:val="0"/>
+                <w:i w:val="0"/>
+                <w:sz w:val="18"/>
+                <w:szCs w:val="18"/>
+              </w:rPr>
+              <w:t xml:space="preserve">33.33</w:t>
+            </w:r>
+          </w:p>
+        </w:tc>
+        <w:tc>
+          <w:tcPr>
+            <w:tcW w:w="705" w:type="dxa"/>
+            <w:vAlign w:val="center"/>
+          </w:tcPr>
+          <w:p>
+            <w:pPr>
+              <w:jc w:val="center"/>
+              <w:spacing w:before="20" w:after="20" w:line="276" w:lineRule="auto"/>
+            </w:pPr>
+            <w:r>
+              <w:rPr>
+                <w:rFonts w:ascii="Times New Roman" w:hAnsi="Times New Roman" w:eastAsia="Times New Roman"/>
+                <w:b w:val="0"/>
+                <w:i w:val="0"/>
+                <w:sz w:val="18"/>
+                <w:szCs w:val="18"/>
+              </w:rPr>
+              <w:t xml:space="preserve">33.33</w:t>
+            </w:r>
+          </w:p>
+        </w:tc>
+        <w:tc>
+          <w:tcPr>
+            <w:tcW w:w="705" w:type="dxa"/>
+            <w:vAlign w:val="center"/>
+          </w:tcPr>
+          <w:p>
+            <w:pPr>
+              <w:jc w:val="center"/>
+              <w:spacing w:before="20" w:after="20" w:line="276" w:lineRule="auto"/>
+            </w:pPr>
+            <w:r>
+              <w:rPr>
+                <w:rFonts w:ascii="Times New Roman" w:hAnsi="Times New Roman" w:eastAsia="Times New Roman"/>
+                <w:b w:val="0"/>
+                <w:i w:val="0"/>
+                <w:sz w:val="18"/>
+                <w:szCs w:val="18"/>
+              </w:rPr>
+              <w:t xml:space="preserve">0.00</w:t>
+            </w:r>
+          </w:p>
+        </w:tc>
+        <w:tc>
+          <w:tcPr>
+            <w:tcW w:w="705" w:type="dxa"/>
+            <w:vAlign w:val="center"/>
+          </w:tcPr>
+          <w:p>
+            <w:pPr>
+              <w:jc w:val="center"/>
+              <w:spacing w:before="20" w:after="20" w:line="276" w:lineRule="auto"/>
+            </w:pPr>
+            <w:r>
+              <w:rPr>
+                <w:rFonts w:ascii="Times New Roman" w:hAnsi="Times New Roman" w:eastAsia="Times New Roman"/>
+                <w:b w:val="0"/>
+                <w:i w:val="0"/>
+                <w:sz w:val="18"/>
+                <w:szCs w:val="18"/>
+              </w:rPr>
+              <w:t xml:space="preserve">33.33</w:t>
+            </w:r>
+          </w:p>
+        </w:tc>
+      </w:tr>
+      <w:tr>
+        <w:tc>
+          <w:tcPr>
+            <w:tcW w:w="900" w:type="dxa"/>
             <w:shd w:val="clear" w:fill="FFF2CC"/>
             <w:vAlign w:val="center"/>
           </w:tcPr>
@@ -15464,7 +16726,7 @@
                 <w:sz w:val="18"/>
                 <w:szCs w:val="18"/>
               </w:rPr>
-              <w:t xml:space="preserve">80.56</w:t>
+              <w:t xml:space="preserve">68.33</w:t>
             </w:r>
           </w:p>
         </w:tc>
@@ -15487,7 +16749,7 @@
                 <w:sz w:val="18"/>
                 <w:szCs w:val="18"/>
               </w:rPr>
-              <w:t xml:space="preserve">33.33</w:t>
+              <w:t xml:space="preserve">20.00</w:t>
             </w:r>
           </w:p>
         </w:tc>
@@ -15556,7 +16818,7 @@
                 <w:sz w:val="18"/>
                 <w:szCs w:val="18"/>
               </w:rPr>
-              <w:t xml:space="preserve">69.44</w:t>
+              <w:t xml:space="preserve">75.00</w:t>
             </w:r>
           </w:p>
         </w:tc>
@@ -15579,7 +16841,7 @@
                 <w:sz w:val="18"/>
                 <w:szCs w:val="18"/>
               </w:rPr>
-              <w:t xml:space="preserve">30.56</w:t>
+              <w:t xml:space="preserve">38.33</w:t>
             </w:r>
           </w:p>
         </w:tc>
@@ -15602,7 +16864,7 @@
                 <w:sz w:val="18"/>
                 <w:szCs w:val="18"/>
               </w:rPr>
-              <w:t xml:space="preserve">30.56</w:t>
+              <w:t xml:space="preserve">25.00</w:t>
             </w:r>
           </w:p>
         </w:tc>
@@ -15625,7 +16887,7 @@
                 <w:sz w:val="18"/>
                 <w:szCs w:val="18"/>
               </w:rPr>
-              <w:t xml:space="preserve">22.22</w:t>
+              <w:t xml:space="preserve">26.67</w:t>
             </w:r>
           </w:p>
         </w:tc>
@@ -15648,7 +16910,7 @@
                 <w:sz w:val="18"/>
                 <w:szCs w:val="18"/>
               </w:rPr>
-              <w:t xml:space="preserve">16.67</w:t>
+              <w:t xml:space="preserve">10.00</w:t>
             </w:r>
           </w:p>
         </w:tc>
@@ -15671,7 +16933,7 @@
                 <w:sz w:val="18"/>
                 <w:szCs w:val="18"/>
               </w:rPr>
-              <w:t xml:space="preserve">0.00</w:t>
+              <w:t xml:space="preserve">6.67</w:t>
             </w:r>
           </w:p>
         </w:tc>
@@ -15706,7 +16968,7 @@
           <w:sz w:val="24"/>
           <w:szCs w:val="24"/>
         </w:rPr>
-        <w:t xml:space="preserve">STIDNet leads the k-fold comparison at 70.56% mean balanced accuracy, followed by GLCM at 65.28%. 6 of the twelve systems are degenerate at one or more values of k. Two — MobileNetV3-Large, ResNet-RS-50 — score well below the constant classifier, which on a small fold means they are systematically inverting the decision rather than guessing.</w:t>
+        <w:t xml:space="preserve">STIDNet leads the k-fold comparison at 79.00% mean balanced accuracy, followed by GLCM at 69.17%. 9 of the twelve systems are degenerate at one or more values of k. Two — MobileNetV3-Large, ResNet-RS-50 — score well below the constant classifier, which on a small fold means they are systematically inverting the decision rather than guessing.</w:t>
       </w:r>
     </w:p>
     <w:p>
@@ -15734,17 +16996,17 @@
       <w:r>
         <w:drawing>
           <wp:inline distT="0" distB="0" distL="0" distR="0">
-            <wp:extent cx="5577840" cy="3397768"/>
-            <wp:docPr id="7" name="Picture 7" descr="fig04_kfold_balanced_accuracy"/>
+            <wp:extent cx="5577840" cy="3371061"/>
+            <wp:docPr id="9" name="Picture 9" descr="fig04_kfold_balanced_accuracy"/>
             <a:graphic xmlns:a="http://schemas.openxmlformats.org/drawingml/2006/main">
               <a:graphicData uri="http://schemas.openxmlformats.org/drawingml/2006/picture">
                 <pic:pic xmlns:pic="http://schemas.openxmlformats.org/drawingml/2006/picture">
                   <pic:nvPicPr>
-                    <pic:cNvPr id="7" name="fig04_kfold_balanced_accuracy.png"/>
+                    <pic:cNvPr id="9" name="fig04_kfold_balanced_accuracy.png"/>
                     <pic:cNvPicPr/>
                   </pic:nvPicPr>
                   <pic:blipFill>
-                    <a:blip r:embed="rIdImg7"/>
+                    <a:blip r:embed="rIdImg9"/>
                     <a:stretch>
                       <a:fillRect/>
                     </a:stretch>
@@ -15752,7 +17014,7 @@
                   <pic:spPr>
                     <a:xfrm>
                       <a:off x="0" y="0"/>
-                      <a:ext cx="5577840" cy="3397768"/>
+                      <a:ext cx="5577840" cy="3371061"/>
                     </a:xfrm>
                     <a:prstGeom prst="rect">
                       <a:avLst/>
@@ -15778,7 +17040,117 @@
           <w:sz w:val="20"/>
           <w:szCs w:val="20"/>
         </w:rPr>
-        <w:t xml:space="preserve">Fig. 7. Balanced accuracy by model and by k. The spread within a single model across k is comparable to the spread between models, which is the point.</w:t>
+        <w:t xml:space="preserve">Fig. 9. Balanced accuracy by model and by k. The spread within a single model across k is comparable to the spread between models, which is the point.</w:t>
+      </w:r>
+    </w:p>
+    <w:p>
+      <w:pPr>
+        <w:spacing w:before="160" w:after="40" w:line="276" w:lineRule="auto"/>
+        <w:jc w:val="center"/>
+      </w:pPr>
+      <w:r>
+        <w:drawing>
+          <wp:inline distT="0" distB="0" distL="0" distR="0">
+            <wp:extent cx="5577840" cy="3101471"/>
+            <wp:docPr id="10" name="Picture 10" descr="fig15_metrics_kfold_grouped"/>
+            <a:graphic xmlns:a="http://schemas.openxmlformats.org/drawingml/2006/main">
+              <a:graphicData uri="http://schemas.openxmlformats.org/drawingml/2006/picture">
+                <pic:pic xmlns:pic="http://schemas.openxmlformats.org/drawingml/2006/picture">
+                  <pic:nvPicPr>
+                    <pic:cNvPr id="10" name="fig15_metrics_kfold_grouped.png"/>
+                    <pic:cNvPicPr/>
+                  </pic:nvPicPr>
+                  <pic:blipFill>
+                    <a:blip r:embed="rIdImg10"/>
+                    <a:stretch>
+                      <a:fillRect/>
+                    </a:stretch>
+                  </pic:blipFill>
+                  <pic:spPr>
+                    <a:xfrm>
+                      <a:off x="0" y="0"/>
+                      <a:ext cx="5577840" cy="3101471"/>
+                    </a:xfrm>
+                    <a:prstGeom prst="rect">
+                      <a:avLst/>
+                    </a:prstGeom>
+                  </pic:spPr>
+                </pic:pic>
+              </a:graphicData>
+            </a:graphic>
+          </wp:inline>
+        </w:drawing>
+      </w:r>
+    </w:p>
+    <w:p>
+      <w:pPr>
+        <w:spacing w:before="40" w:after="200" w:line="276" w:lineRule="auto"/>
+        <w:jc w:val="center"/>
+      </w:pPr>
+      <w:r>
+        <w:rPr>
+          <w:rFonts w:ascii="Times New Roman" w:hAnsi="Times New Roman" w:eastAsia="Times New Roman"/>
+          <w:b w:val="0"/>
+          <w:i/>
+          <w:sz w:val="20"/>
+          <w:szCs w:val="20"/>
+        </w:rPr>
+        <w:t xml:space="preserve">Fig. 10. Accuracy, precision, recall and F1 by model, k-fold means.</w:t>
+      </w:r>
+    </w:p>
+    <w:p>
+      <w:pPr>
+        <w:spacing w:before="160" w:after="40" w:line="276" w:lineRule="auto"/>
+        <w:jc w:val="center"/>
+      </w:pPr>
+      <w:r>
+        <w:drawing>
+          <wp:inline distT="0" distB="0" distL="0" distR="0">
+            <wp:extent cx="5577840" cy="3052497"/>
+            <wp:docPr id="11" name="Picture 11" descr="fig17_metric_panels_kfold"/>
+            <a:graphic xmlns:a="http://schemas.openxmlformats.org/drawingml/2006/main">
+              <a:graphicData uri="http://schemas.openxmlformats.org/drawingml/2006/picture">
+                <pic:pic xmlns:pic="http://schemas.openxmlformats.org/drawingml/2006/picture">
+                  <pic:nvPicPr>
+                    <pic:cNvPr id="11" name="fig17_metric_panels_kfold.png"/>
+                    <pic:cNvPicPr/>
+                  </pic:nvPicPr>
+                  <pic:blipFill>
+                    <a:blip r:embed="rIdImg11"/>
+                    <a:stretch>
+                      <a:fillRect/>
+                    </a:stretch>
+                  </pic:blipFill>
+                  <pic:spPr>
+                    <a:xfrm>
+                      <a:off x="0" y="0"/>
+                      <a:ext cx="5577840" cy="3052497"/>
+                    </a:xfrm>
+                    <a:prstGeom prst="rect">
+                      <a:avLst/>
+                    </a:prstGeom>
+                  </pic:spPr>
+                </pic:pic>
+              </a:graphicData>
+            </a:graphic>
+          </wp:inline>
+        </w:drawing>
+      </w:r>
+    </w:p>
+    <w:p>
+      <w:pPr>
+        <w:spacing w:before="40" w:after="200" w:line="276" w:lineRule="auto"/>
+        <w:jc w:val="center"/>
+      </w:pPr>
+      <w:r>
+        <w:rPr>
+          <w:rFonts w:ascii="Times New Roman" w:hAnsi="Times New Roman" w:eastAsia="Times New Roman"/>
+          <w:b w:val="0"/>
+          <w:i/>
+          <w:sz w:val="20"/>
+          <w:szCs w:val="20"/>
+        </w:rPr>
+        <w:t xml:space="preserve">Fig. 11. Every metric against k. Test folds hold five to nine videos, so a single misclassification moves a point by 11 to 20 percentage points.</w:t>
       </w:r>
     </w:p>
     <w:p>
@@ -16311,16 +17683,16 @@
         <w:drawing>
           <wp:inline distT="0" distB="0" distL="0" distR="0">
             <wp:extent cx="5577840" cy="5528332"/>
-            <wp:docPr id="8" name="Picture 8" descr="fig05_roc_curve"/>
+            <wp:docPr id="12" name="Picture 12" descr="fig05_roc_curve"/>
             <a:graphic xmlns:a="http://schemas.openxmlformats.org/drawingml/2006/main">
               <a:graphicData uri="http://schemas.openxmlformats.org/drawingml/2006/picture">
                 <pic:pic xmlns:pic="http://schemas.openxmlformats.org/drawingml/2006/picture">
                   <pic:nvPicPr>
-                    <pic:cNvPr id="8" name="fig05_roc_curve.png"/>
+                    <pic:cNvPr id="12" name="fig05_roc_curve.png"/>
                     <pic:cNvPicPr/>
                   </pic:nvPicPr>
                   <pic:blipFill>
-                    <a:blip r:embed="rIdImg8"/>
+                    <a:blip r:embed="rIdImg12"/>
                     <a:stretch>
                       <a:fillRect/>
                     </a:stretch>
@@ -16383,16 +17755,16 @@
         <w:drawing>
           <wp:inline distT="0" distB="0" distL="0" distR="0">
             <wp:extent cx="5577840" cy="4938892"/>
-            <wp:docPr id="9" name="Picture 9" descr="fig06_confusion_matrix"/>
+            <wp:docPr id="13" name="Picture 13" descr="fig06_confusion_matrix"/>
             <a:graphic xmlns:a="http://schemas.openxmlformats.org/drawingml/2006/main">
               <a:graphicData uri="http://schemas.openxmlformats.org/drawingml/2006/picture">
                 <pic:pic xmlns:pic="http://schemas.openxmlformats.org/drawingml/2006/picture">
                   <pic:nvPicPr>
-                    <pic:cNvPr id="9" name="fig06_confusion_matrix.png"/>
+                    <pic:cNvPr id="13" name="fig06_confusion_matrix.png"/>
                     <pic:cNvPicPr/>
                   </pic:nvPicPr>
                   <pic:blipFill>
-                    <a:blip r:embed="rIdImg9"/>
+                    <a:blip r:embed="rIdImg13"/>
                     <a:stretch>
                       <a:fillRect/>
                     </a:stretch>
@@ -16426,7 +17798,62 @@
           <w:sz w:val="20"/>
           <w:szCs w:val="20"/>
         </w:rPr>
-        <w:t xml:space="preserve">Fig. 9. Out-of-fold confusion matrix for the temporal-difference pipeline, pooled over all 50 videos.</w:t>
+        <w:t xml:space="preserve">Fig. 14. Out-of-fold confusion matrix for the temporal-difference pipeline, pooled over all 50 videos.</w:t>
+      </w:r>
+    </w:p>
+    <w:p>
+      <w:pPr>
+        <w:spacing w:before="160" w:after="40" w:line="276" w:lineRule="auto"/>
+        <w:jc w:val="center"/>
+      </w:pPr>
+      <w:r>
+        <w:drawing>
+          <wp:inline distT="0" distB="0" distL="0" distR="0">
+            <wp:extent cx="5577840" cy="2442525"/>
+            <wp:docPr id="14" name="Picture 14" descr="fig18_roc_and_operating_points"/>
+            <a:graphic xmlns:a="http://schemas.openxmlformats.org/drawingml/2006/main">
+              <a:graphicData uri="http://schemas.openxmlformats.org/drawingml/2006/picture">
+                <pic:pic xmlns:pic="http://schemas.openxmlformats.org/drawingml/2006/picture">
+                  <pic:nvPicPr>
+                    <pic:cNvPr id="14" name="fig18_roc_and_operating_points.png"/>
+                    <pic:cNvPicPr/>
+                  </pic:nvPicPr>
+                  <pic:blipFill>
+                    <a:blip r:embed="rIdImg14"/>
+                    <a:stretch>
+                      <a:fillRect/>
+                    </a:stretch>
+                  </pic:blipFill>
+                  <pic:spPr>
+                    <a:xfrm>
+                      <a:off x="0" y="0"/>
+                      <a:ext cx="5577840" cy="2442525"/>
+                    </a:xfrm>
+                    <a:prstGeom prst="rect">
+                      <a:avLst/>
+                    </a:prstGeom>
+                  </pic:spPr>
+                </pic:pic>
+              </a:graphicData>
+            </a:graphic>
+          </wp:inline>
+        </w:drawing>
+      </w:r>
+    </w:p>
+    <w:p>
+      <w:pPr>
+        <w:spacing w:before="40" w:after="200" w:line="276" w:lineRule="auto"/>
+        <w:jc w:val="center"/>
+      </w:pPr>
+      <w:r>
+        <w:rPr>
+          <w:rFonts w:ascii="Times New Roman" w:hAnsi="Times New Roman" w:eastAsia="Times New Roman"/>
+          <w:b w:val="0"/>
+          <w:i/>
+          <w:sz w:val="20"/>
+          <w:szCs w:val="20"/>
+        </w:rPr>
+        <w:t xml:space="preserve">Fig. 15. Left: the two curves that exist, from the nested-CV pipelines that stored probabilities. Right: the cohort. Those runs stored arg-max predictions, so each model is one operating point and no curve is available; fitting a curve through a single point would invent the shape between its ends. Four models coincide exactly at the top-right corner — perfect recall on authentic, none on forged.</w:t>
       </w:r>
     </w:p>
     <w:p>
@@ -17041,16 +18468,16 @@
         <w:drawing>
           <wp:inline distT="0" distB="0" distL="0" distR="0">
             <wp:extent cx="5577840" cy="3632681"/>
-            <wp:docPr id="10" name="Picture 10" descr="fig09_accuracy_ceiling"/>
+            <wp:docPr id="15" name="Picture 15" descr="fig09_accuracy_ceiling"/>
             <a:graphic xmlns:a="http://schemas.openxmlformats.org/drawingml/2006/main">
               <a:graphicData uri="http://schemas.openxmlformats.org/drawingml/2006/picture">
                 <pic:pic xmlns:pic="http://schemas.openxmlformats.org/drawingml/2006/picture">
                   <pic:nvPicPr>
-                    <pic:cNvPr id="10" name="fig09_accuracy_ceiling.png"/>
+                    <pic:cNvPr id="15" name="fig09_accuracy_ceiling.png"/>
                     <pic:cNvPicPr/>
                   </pic:nvPicPr>
                   <pic:blipFill>
-                    <a:blip r:embed="rIdImg10"/>
+                    <a:blip r:embed="rIdImg15"/>
                     <a:stretch>
                       <a:fillRect/>
                     </a:stretch>
@@ -18789,16 +20216,16 @@
         <w:drawing>
           <wp:inline distT="0" distB="0" distL="0" distR="0">
             <wp:extent cx="5577840" cy="3063240"/>
-            <wp:docPr id="11" name="Picture 11" descr="fig07_representation_search"/>
+            <wp:docPr id="16" name="Picture 16" descr="fig07_representation_search"/>
             <a:graphic xmlns:a="http://schemas.openxmlformats.org/drawingml/2006/main">
               <a:graphicData uri="http://schemas.openxmlformats.org/drawingml/2006/picture">
                 <pic:pic xmlns:pic="http://schemas.openxmlformats.org/drawingml/2006/picture">
                   <pic:nvPicPr>
-                    <pic:cNvPr id="11" name="fig07_representation_search.png"/>
+                    <pic:cNvPr id="16" name="fig07_representation_search.png"/>
                     <pic:cNvPicPr/>
                   </pic:nvPicPr>
                   <pic:blipFill>
-                    <a:blip r:embed="rIdImg11"/>
+                    <a:blip r:embed="rIdImg16"/>
                     <a:stretch>
                       <a:fillRect/>
                     </a:stretch>
@@ -20791,7 +22218,7 @@
           <w:sz w:val="24"/>
           <w:szCs w:val="24"/>
         </w:rPr>
-        <w:t xml:space="preserve">5.11 Summary of Measured Results</w:t>
+        <w:t xml:space="preserve">5.11 The Published Frame-Level Recipe</w:t>
       </w:r>
     </w:p>
     <w:p>
@@ -20808,7 +22235,1474 @@
           <w:sz w:val="24"/>
           <w:szCs w:val="24"/>
         </w:rPr>
-        <w:t xml:space="preserve">Six independent lines of evidence converge on the same conclusion. The published cohort is degenerate under corrected scoring. Its ablations are indistinguishable from each other and from a constant classifier. Four current-generation backbones do not clear the ceiling. A published spatiotemporal architecture, imported unmodified, lands at the constant-classifier value. Tuning class weights and thresholds inside training folds makes things worse. And the best result obtained by any method in the study is a linear model on first-order temporal differences.</w:t>
+        <w:t xml:space="preserve">Every result above consumes one descriptor per video, which is not how the published FaceForensics++ detectors are trained. They train a face-cropped convolutional network on individual frames and aggregate frame scores into a video decision (Chollet, 2017; Rossler et al., 2019). That recipe multiplies the training set by the number of frames per video — here from 40 samples to 400 — and is the most obvious untried lever, so it was implemented and measured.</w:t>
+      </w:r>
+    </w:p>
+    <w:p>
+      <w:pPr>
+        <w:spacing w:before="0" w:after="160" w:line="276" w:lineRule="auto"/>
+        <w:ind w:firstLine="432"/>
+        <w:jc w:val="both"/>
+      </w:pPr>
+      <w:r>
+        <w:rPr>
+          <w:rFonts w:ascii="Times New Roman" w:hAnsi="Times New Roman" w:eastAsia="Times New Roman"/>
+          <w:b w:val="0"/>
+          <w:i w:val="0"/>
+          <w:sz w:val="24"/>
+          <w:szCs w:val="24"/>
+        </w:rPr>
+        <w:t xml:space="preserve">The implementation follows the literature: per-frame ImageNet backbone features from the face crop at the backbone's native input resolution, horizontal-flip test-time augmentation, a frame-level classifier whose regularisation is selected in inner folds, and a video decision by aggregation. Three aggregation rules were compared, since the surveys disagree about which is best: mean probability, mean log-odds and majority vote. One thing was kept from this paper's protocol rather than the literature's — the split is by video, read from the same fold file every other result here uses, so frames of one video never straddle a fold boundary.</w:t>
+      </w:r>
+    </w:p>
+    <w:p>
+      <w:pPr>
+        <w:spacing w:before="40" w:after="200" w:line="276" w:lineRule="auto"/>
+        <w:jc w:val="center"/>
+      </w:pPr>
+      <w:r>
+        <w:rPr>
+          <w:rFonts w:ascii="Times New Roman" w:hAnsi="Times New Roman" w:eastAsia="Times New Roman"/>
+          <w:b w:val="0"/>
+          <w:i/>
+          <w:sz w:val="20"/>
+          <w:szCs w:val="20"/>
+        </w:rPr>
+        <w:t xml:space="preserve">TABLE 15. The published frame-level recipe on this corpus, video-grouped splits, against the descriptor already measured in Section 5.5.</w:t>
+      </w:r>
+    </w:p>
+    <w:tbl>
+      <w:tblPr>
+        <w:tblW w:w="0" w:type="auto"/>
+        <w:jc w:val="center"/>
+        <w:tblBorders>
+          <w:top w:val="single" w:sz="4" w:color="9CB7D4"/>
+          <w:left w:val="single" w:sz="4" w:color="9CB7D4"/>
+          <w:bottom w:val="single" w:sz="4" w:color="9CB7D4"/>
+          <w:right w:val="single" w:sz="4" w:color="9CB7D4"/>
+          <w:insideH w:val="single" w:sz="4" w:color="9CB7D4"/>
+          <w:insideV w:val="single" w:sz="4" w:color="9CB7D4"/>
+        </w:tblBorders>
+      </w:tblPr>
+      <w:tblGrid>
+        <w:gridCol w:w="3300"/>
+        <w:gridCol w:w="1500"/>
+        <w:gridCol w:w="1300"/>
+        <w:gridCol w:w="1500"/>
+        <w:gridCol w:w="1200"/>
+        <w:gridCol w:w="1560"/>
+      </w:tblGrid>
+      <w:tr>
+        <w:trPr>
+          <w:tblHeader/>
+        </w:trPr>
+        <w:tc>
+          <w:tcPr>
+            <w:tcW w:w="3300" w:type="dxa"/>
+            <w:shd w:val="clear" w:fill="1F4E79"/>
+            <w:vAlign w:val="center"/>
+          </w:tcPr>
+          <w:p>
+            <w:pPr>
+              <w:jc w:val="center"/>
+              <w:spacing w:before="20" w:after="20" w:line="276" w:lineRule="auto"/>
+            </w:pPr>
+            <w:r>
+              <w:rPr>
+                <w:rFonts w:ascii="Times New Roman" w:hAnsi="Times New Roman" w:eastAsia="Times New Roman"/>
+                <w:b/>
+                <w:i w:val="0"/>
+                <w:color w:val="FFFFFF"/>
+                <w:sz w:val="18"/>
+                <w:szCs w:val="18"/>
+              </w:rPr>
+              <w:t xml:space="preserve">Configuration</w:t>
+            </w:r>
+          </w:p>
+        </w:tc>
+        <w:tc>
+          <w:tcPr>
+            <w:tcW w:w="1500" w:type="dxa"/>
+            <w:shd w:val="clear" w:fill="1F4E79"/>
+            <w:vAlign w:val="center"/>
+          </w:tcPr>
+          <w:p>
+            <w:pPr>
+              <w:jc w:val="center"/>
+              <w:spacing w:before="20" w:after="20" w:line="276" w:lineRule="auto"/>
+            </w:pPr>
+            <w:r>
+              <w:rPr>
+                <w:rFonts w:ascii="Times New Roman" w:hAnsi="Times New Roman" w:eastAsia="Times New Roman"/>
+                <w:b/>
+                <w:i w:val="0"/>
+                <w:color w:val="FFFFFF"/>
+                <w:sz w:val="18"/>
+                <w:szCs w:val="18"/>
+              </w:rPr>
+              <w:t xml:space="preserve">Balanced acc.</w:t>
+            </w:r>
+          </w:p>
+        </w:tc>
+        <w:tc>
+          <w:tcPr>
+            <w:tcW w:w="1300" w:type="dxa"/>
+            <w:shd w:val="clear" w:fill="1F4E79"/>
+            <w:vAlign w:val="center"/>
+          </w:tcPr>
+          <w:p>
+            <w:pPr>
+              <w:jc w:val="center"/>
+              <w:spacing w:before="20" w:after="20" w:line="276" w:lineRule="auto"/>
+            </w:pPr>
+            <w:r>
+              <w:rPr>
+                <w:rFonts w:ascii="Times New Roman" w:hAnsi="Times New Roman" w:eastAsia="Times New Roman"/>
+                <w:b/>
+                <w:i w:val="0"/>
+                <w:color w:val="FFFFFF"/>
+                <w:sz w:val="18"/>
+                <w:szCs w:val="18"/>
+              </w:rPr>
+              <w:t xml:space="preserve">Accuracy</w:t>
+            </w:r>
+          </w:p>
+        </w:tc>
+        <w:tc>
+          <w:tcPr>
+            <w:tcW w:w="1500" w:type="dxa"/>
+            <w:shd w:val="clear" w:fill="1F4E79"/>
+            <w:vAlign w:val="center"/>
+          </w:tcPr>
+          <w:p>
+            <w:pPr>
+              <w:jc w:val="center"/>
+              <w:spacing w:before="20" w:after="20" w:line="276" w:lineRule="auto"/>
+            </w:pPr>
+            <w:r>
+              <w:rPr>
+                <w:rFonts w:ascii="Times New Roman" w:hAnsi="Times New Roman" w:eastAsia="Times New Roman"/>
+                <w:b/>
+                <w:i w:val="0"/>
+                <w:color w:val="FFFFFF"/>
+                <w:sz w:val="18"/>
+                <w:szCs w:val="18"/>
+              </w:rPr>
+              <w:t xml:space="preserve">Recall (forged)</w:t>
+            </w:r>
+          </w:p>
+        </w:tc>
+        <w:tc>
+          <w:tcPr>
+            <w:tcW w:w="1200" w:type="dxa"/>
+            <w:shd w:val="clear" w:fill="1F4E79"/>
+            <w:vAlign w:val="center"/>
+          </w:tcPr>
+          <w:p>
+            <w:pPr>
+              <w:jc w:val="center"/>
+              <w:spacing w:before="20" w:after="20" w:line="276" w:lineRule="auto"/>
+            </w:pPr>
+            <w:r>
+              <w:rPr>
+                <w:rFonts w:ascii="Times New Roman" w:hAnsi="Times New Roman" w:eastAsia="Times New Roman"/>
+                <w:b/>
+                <w:i w:val="0"/>
+                <w:color w:val="FFFFFF"/>
+                <w:sz w:val="18"/>
+                <w:szCs w:val="18"/>
+              </w:rPr>
+              <w:t xml:space="preserve">AUC</w:t>
+            </w:r>
+          </w:p>
+        </w:tc>
+        <w:tc>
+          <w:tcPr>
+            <w:tcW w:w="1560" w:type="dxa"/>
+            <w:shd w:val="clear" w:fill="1F4E79"/>
+            <w:vAlign w:val="center"/>
+          </w:tcPr>
+          <w:p>
+            <w:pPr>
+              <w:jc w:val="center"/>
+              <w:spacing w:before="20" w:after="20" w:line="276" w:lineRule="auto"/>
+            </w:pPr>
+            <w:r>
+              <w:rPr>
+                <w:rFonts w:ascii="Times New Roman" w:hAnsi="Times New Roman" w:eastAsia="Times New Roman"/>
+                <w:b/>
+                <w:i w:val="0"/>
+                <w:color w:val="FFFFFF"/>
+                <w:sz w:val="18"/>
+                <w:szCs w:val="18"/>
+              </w:rPr>
+              <w:t xml:space="preserve">Best aggregation</w:t>
+            </w:r>
+          </w:p>
+        </w:tc>
+      </w:tr>
+      <w:tr>
+        <w:tc>
+          <w:tcPr>
+            <w:tcW w:w="3300" w:type="dxa"/>
+            <w:vAlign w:val="center"/>
+          </w:tcPr>
+          <w:p>
+            <w:pPr>
+              <w:jc w:val="center"/>
+              <w:spacing w:before="20" w:after="20" w:line="276" w:lineRule="auto"/>
+            </w:pPr>
+            <w:r>
+              <w:rPr>
+                <w:rFonts w:ascii="Times New Roman" w:hAnsi="Times New Roman" w:eastAsia="Times New Roman"/>
+                <w:b w:val="0"/>
+                <w:i w:val="0"/>
+                <w:sz w:val="18"/>
+                <w:szCs w:val="18"/>
+              </w:rPr>
+              <w:t xml:space="preserve">Xception RGB frames</w:t>
+            </w:r>
+          </w:p>
+        </w:tc>
+        <w:tc>
+          <w:tcPr>
+            <w:tcW w:w="1500" w:type="dxa"/>
+            <w:vAlign w:val="center"/>
+          </w:tcPr>
+          <w:p>
+            <w:pPr>
+              <w:jc w:val="center"/>
+              <w:spacing w:before="20" w:after="20" w:line="276" w:lineRule="auto"/>
+            </w:pPr>
+            <w:r>
+              <w:rPr>
+                <w:rFonts w:ascii="Times New Roman" w:hAnsi="Times New Roman" w:eastAsia="Times New Roman"/>
+                <w:b w:val="0"/>
+                <w:i w:val="0"/>
+                <w:sz w:val="18"/>
+                <w:szCs w:val="18"/>
+              </w:rPr>
+              <w:t xml:space="preserve">57.64</w:t>
+            </w:r>
+          </w:p>
+        </w:tc>
+        <w:tc>
+          <w:tcPr>
+            <w:tcW w:w="1300" w:type="dxa"/>
+            <w:vAlign w:val="center"/>
+          </w:tcPr>
+          <w:p>
+            <w:pPr>
+              <w:jc w:val="center"/>
+              <w:spacing w:before="20" w:after="20" w:line="276" w:lineRule="auto"/>
+            </w:pPr>
+            <w:r>
+              <w:rPr>
+                <w:rFonts w:ascii="Times New Roman" w:hAnsi="Times New Roman" w:eastAsia="Times New Roman"/>
+                <w:b w:val="0"/>
+                <w:i w:val="0"/>
+                <w:sz w:val="18"/>
+                <w:szCs w:val="18"/>
+              </w:rPr>
+              <w:t xml:space="preserve">60.00</w:t>
+            </w:r>
+          </w:p>
+        </w:tc>
+        <w:tc>
+          <w:tcPr>
+            <w:tcW w:w="1500" w:type="dxa"/>
+            <w:vAlign w:val="center"/>
+          </w:tcPr>
+          <w:p>
+            <w:pPr>
+              <w:jc w:val="center"/>
+              <w:spacing w:before="20" w:after="20" w:line="276" w:lineRule="auto"/>
+            </w:pPr>
+            <w:r>
+              <w:rPr>
+                <w:rFonts w:ascii="Times New Roman" w:hAnsi="Times New Roman" w:eastAsia="Times New Roman"/>
+                <w:b w:val="0"/>
+                <w:i w:val="0"/>
+                <w:sz w:val="18"/>
+                <w:szCs w:val="18"/>
+              </w:rPr>
+              <w:t xml:space="preserve">42.86</w:t>
+            </w:r>
+          </w:p>
+        </w:tc>
+        <w:tc>
+          <w:tcPr>
+            <w:tcW w:w="1200" w:type="dxa"/>
+            <w:vAlign w:val="center"/>
+          </w:tcPr>
+          <w:p>
+            <w:pPr>
+              <w:jc w:val="center"/>
+              <w:spacing w:before="20" w:after="20" w:line="276" w:lineRule="auto"/>
+            </w:pPr>
+            <w:r>
+              <w:rPr>
+                <w:rFonts w:ascii="Times New Roman" w:hAnsi="Times New Roman" w:eastAsia="Times New Roman"/>
+                <w:b w:val="0"/>
+                <w:i w:val="0"/>
+                <w:sz w:val="18"/>
+                <w:szCs w:val="18"/>
+              </w:rPr>
+              <w:t xml:space="preserve">0.6535</w:t>
+            </w:r>
+          </w:p>
+        </w:tc>
+        <w:tc>
+          <w:tcPr>
+            <w:tcW w:w="1560" w:type="dxa"/>
+            <w:vAlign w:val="center"/>
+          </w:tcPr>
+          <w:p>
+            <w:pPr>
+              <w:jc w:val="center"/>
+              <w:spacing w:before="20" w:after="20" w:line="276" w:lineRule="auto"/>
+            </w:pPr>
+            <w:r>
+              <w:rPr>
+                <w:rFonts w:ascii="Times New Roman" w:hAnsi="Times New Roman" w:eastAsia="Times New Roman"/>
+                <w:b w:val="0"/>
+                <w:i w:val="0"/>
+                <w:sz w:val="18"/>
+                <w:szCs w:val="18"/>
+              </w:rPr>
+              <w:t xml:space="preserve">mean prob</w:t>
+            </w:r>
+          </w:p>
+        </w:tc>
+      </w:tr>
+      <w:tr>
+        <w:tc>
+          <w:tcPr>
+            <w:tcW w:w="3300" w:type="dxa"/>
+            <w:vAlign w:val="center"/>
+          </w:tcPr>
+          <w:p>
+            <w:pPr>
+              <w:jc w:val="center"/>
+              <w:spacing w:before="20" w:after="20" w:line="276" w:lineRule="auto"/>
+            </w:pPr>
+            <w:r>
+              <w:rPr>
+                <w:rFonts w:ascii="Times New Roman" w:hAnsi="Times New Roman" w:eastAsia="Times New Roman"/>
+                <w:b w:val="0"/>
+                <w:i w:val="0"/>
+                <w:sz w:val="18"/>
+                <w:szCs w:val="18"/>
+              </w:rPr>
+              <w:t xml:space="preserve">Xception frame differences</w:t>
+            </w:r>
+          </w:p>
+        </w:tc>
+        <w:tc>
+          <w:tcPr>
+            <w:tcW w:w="1500" w:type="dxa"/>
+            <w:vAlign w:val="center"/>
+          </w:tcPr>
+          <w:p>
+            <w:pPr>
+              <w:jc w:val="center"/>
+              <w:spacing w:before="20" w:after="20" w:line="276" w:lineRule="auto"/>
+            </w:pPr>
+            <w:r>
+              <w:rPr>
+                <w:rFonts w:ascii="Times New Roman" w:hAnsi="Times New Roman" w:eastAsia="Times New Roman"/>
+                <w:b w:val="0"/>
+                <w:i w:val="0"/>
+                <w:sz w:val="18"/>
+                <w:szCs w:val="18"/>
+              </w:rPr>
+              <w:t xml:space="preserve">50.49</w:t>
+            </w:r>
+          </w:p>
+        </w:tc>
+        <w:tc>
+          <w:tcPr>
+            <w:tcW w:w="1300" w:type="dxa"/>
+            <w:vAlign w:val="center"/>
+          </w:tcPr>
+          <w:p>
+            <w:pPr>
+              <w:jc w:val="center"/>
+              <w:spacing w:before="20" w:after="20" w:line="276" w:lineRule="auto"/>
+            </w:pPr>
+            <w:r>
+              <w:rPr>
+                <w:rFonts w:ascii="Times New Roman" w:hAnsi="Times New Roman" w:eastAsia="Times New Roman"/>
+                <w:b w:val="0"/>
+                <w:i w:val="0"/>
+                <w:sz w:val="18"/>
+                <w:szCs w:val="18"/>
+              </w:rPr>
+              <w:t xml:space="preserve">54.00</w:t>
+            </w:r>
+          </w:p>
+        </w:tc>
+        <w:tc>
+          <w:tcPr>
+            <w:tcW w:w="1500" w:type="dxa"/>
+            <w:vAlign w:val="center"/>
+          </w:tcPr>
+          <w:p>
+            <w:pPr>
+              <w:jc w:val="center"/>
+              <w:spacing w:before="20" w:after="20" w:line="276" w:lineRule="auto"/>
+            </w:pPr>
+            <w:r>
+              <w:rPr>
+                <w:rFonts w:ascii="Times New Roman" w:hAnsi="Times New Roman" w:eastAsia="Times New Roman"/>
+                <w:b w:val="0"/>
+                <w:i w:val="0"/>
+                <w:sz w:val="18"/>
+                <w:szCs w:val="18"/>
+              </w:rPr>
+              <w:t xml:space="preserve">28.57</w:t>
+            </w:r>
+          </w:p>
+        </w:tc>
+        <w:tc>
+          <w:tcPr>
+            <w:tcW w:w="1200" w:type="dxa"/>
+            <w:vAlign w:val="center"/>
+          </w:tcPr>
+          <w:p>
+            <w:pPr>
+              <w:jc w:val="center"/>
+              <w:spacing w:before="20" w:after="20" w:line="276" w:lineRule="auto"/>
+            </w:pPr>
+            <w:r>
+              <w:rPr>
+                <w:rFonts w:ascii="Times New Roman" w:hAnsi="Times New Roman" w:eastAsia="Times New Roman"/>
+                <w:b w:val="0"/>
+                <w:i w:val="0"/>
+                <w:sz w:val="18"/>
+                <w:szCs w:val="18"/>
+              </w:rPr>
+              <w:t xml:space="preserve">0.6190</w:t>
+            </w:r>
+          </w:p>
+        </w:tc>
+        <w:tc>
+          <w:tcPr>
+            <w:tcW w:w="1560" w:type="dxa"/>
+            <w:vAlign w:val="center"/>
+          </w:tcPr>
+          <w:p>
+            <w:pPr>
+              <w:jc w:val="center"/>
+              <w:spacing w:before="20" w:after="20" w:line="276" w:lineRule="auto"/>
+            </w:pPr>
+            <w:r>
+              <w:rPr>
+                <w:rFonts w:ascii="Times New Roman" w:hAnsi="Times New Roman" w:eastAsia="Times New Roman"/>
+                <w:b w:val="0"/>
+                <w:i w:val="0"/>
+                <w:sz w:val="18"/>
+                <w:szCs w:val="18"/>
+              </w:rPr>
+              <w:t xml:space="preserve">mean prob</w:t>
+            </w:r>
+          </w:p>
+        </w:tc>
+      </w:tr>
+      <w:tr>
+        <w:tc>
+          <w:tcPr>
+            <w:tcW w:w="3300" w:type="dxa"/>
+            <w:vAlign w:val="center"/>
+          </w:tcPr>
+          <w:p>
+            <w:pPr>
+              <w:jc w:val="center"/>
+              <w:spacing w:before="20" w:after="20" w:line="276" w:lineRule="auto"/>
+            </w:pPr>
+            <w:r>
+              <w:rPr>
+                <w:rFonts w:ascii="Times New Roman" w:hAnsi="Times New Roman" w:eastAsia="Times New Roman"/>
+                <w:b w:val="0"/>
+                <w:i w:val="0"/>
+                <w:sz w:val="18"/>
+                <w:szCs w:val="18"/>
+              </w:rPr>
+              <w:t xml:space="preserve">Xception RGB + differences</w:t>
+            </w:r>
+          </w:p>
+        </w:tc>
+        <w:tc>
+          <w:tcPr>
+            <w:tcW w:w="1500" w:type="dxa"/>
+            <w:vAlign w:val="center"/>
+          </w:tcPr>
+          <w:p>
+            <w:pPr>
+              <w:jc w:val="center"/>
+              <w:spacing w:before="20" w:after="20" w:line="276" w:lineRule="auto"/>
+            </w:pPr>
+            <w:r>
+              <w:rPr>
+                <w:rFonts w:ascii="Times New Roman" w:hAnsi="Times New Roman" w:eastAsia="Times New Roman"/>
+                <w:b w:val="0"/>
+                <w:i w:val="0"/>
+                <w:sz w:val="18"/>
+                <w:szCs w:val="18"/>
+              </w:rPr>
+              <w:t xml:space="preserve">58.95</w:t>
+            </w:r>
+          </w:p>
+        </w:tc>
+        <w:tc>
+          <w:tcPr>
+            <w:tcW w:w="1300" w:type="dxa"/>
+            <w:vAlign w:val="center"/>
+          </w:tcPr>
+          <w:p>
+            <w:pPr>
+              <w:jc w:val="center"/>
+              <w:spacing w:before="20" w:after="20" w:line="276" w:lineRule="auto"/>
+            </w:pPr>
+            <w:r>
+              <w:rPr>
+                <w:rFonts w:ascii="Times New Roman" w:hAnsi="Times New Roman" w:eastAsia="Times New Roman"/>
+                <w:b w:val="0"/>
+                <w:i w:val="0"/>
+                <w:sz w:val="18"/>
+                <w:szCs w:val="18"/>
+              </w:rPr>
+              <w:t xml:space="preserve">60.00</w:t>
+            </w:r>
+          </w:p>
+        </w:tc>
+        <w:tc>
+          <w:tcPr>
+            <w:tcW w:w="1500" w:type="dxa"/>
+            <w:vAlign w:val="center"/>
+          </w:tcPr>
+          <w:p>
+            <w:pPr>
+              <w:jc w:val="center"/>
+              <w:spacing w:before="20" w:after="20" w:line="276" w:lineRule="auto"/>
+            </w:pPr>
+            <w:r>
+              <w:rPr>
+                <w:rFonts w:ascii="Times New Roman" w:hAnsi="Times New Roman" w:eastAsia="Times New Roman"/>
+                <w:b w:val="0"/>
+                <w:i w:val="0"/>
+                <w:sz w:val="18"/>
+                <w:szCs w:val="18"/>
+              </w:rPr>
+              <w:t xml:space="preserve">52.38</w:t>
+            </w:r>
+          </w:p>
+        </w:tc>
+        <w:tc>
+          <w:tcPr>
+            <w:tcW w:w="1200" w:type="dxa"/>
+            <w:vAlign w:val="center"/>
+          </w:tcPr>
+          <w:p>
+            <w:pPr>
+              <w:jc w:val="center"/>
+              <w:spacing w:before="20" w:after="20" w:line="276" w:lineRule="auto"/>
+            </w:pPr>
+            <w:r>
+              <w:rPr>
+                <w:rFonts w:ascii="Times New Roman" w:hAnsi="Times New Roman" w:eastAsia="Times New Roman"/>
+                <w:b w:val="0"/>
+                <w:i w:val="0"/>
+                <w:sz w:val="18"/>
+                <w:szCs w:val="18"/>
+              </w:rPr>
+              <w:t xml:space="preserve">0.6544</w:t>
+            </w:r>
+          </w:p>
+        </w:tc>
+        <w:tc>
+          <w:tcPr>
+            <w:tcW w:w="1560" w:type="dxa"/>
+            <w:vAlign w:val="center"/>
+          </w:tcPr>
+          <w:p>
+            <w:pPr>
+              <w:jc w:val="center"/>
+              <w:spacing w:before="20" w:after="20" w:line="276" w:lineRule="auto"/>
+            </w:pPr>
+            <w:r>
+              <w:rPr>
+                <w:rFonts w:ascii="Times New Roman" w:hAnsi="Times New Roman" w:eastAsia="Times New Roman"/>
+                <w:b w:val="0"/>
+                <w:i w:val="0"/>
+                <w:sz w:val="18"/>
+                <w:szCs w:val="18"/>
+              </w:rPr>
+              <w:t xml:space="preserve">majority</w:t>
+            </w:r>
+          </w:p>
+        </w:tc>
+      </w:tr>
+      <w:tr>
+        <w:tc>
+          <w:tcPr>
+            <w:tcW w:w="3300" w:type="dxa"/>
+            <w:shd w:val="clear" w:fill="FFF2CC"/>
+            <w:vAlign w:val="center"/>
+          </w:tcPr>
+          <w:p>
+            <w:pPr>
+              <w:jc w:val="center"/>
+              <w:spacing w:before="20" w:after="20" w:line="276" w:lineRule="auto"/>
+            </w:pPr>
+            <w:r>
+              <w:rPr>
+                <w:rFonts w:ascii="Times New Roman" w:hAnsi="Times New Roman" w:eastAsia="Times New Roman"/>
+                <w:b w:val="0"/>
+                <w:i w:val="0"/>
+                <w:sz w:val="18"/>
+                <w:szCs w:val="18"/>
+              </w:rPr>
+              <w:t xml:space="preserve">Temporal delta descriptor (Section 5.5)</w:t>
+            </w:r>
+          </w:p>
+        </w:tc>
+        <w:tc>
+          <w:tcPr>
+            <w:tcW w:w="1500" w:type="dxa"/>
+            <w:shd w:val="clear" w:fill="FFF2CC"/>
+            <w:vAlign w:val="center"/>
+          </w:tcPr>
+          <w:p>
+            <w:pPr>
+              <w:jc w:val="center"/>
+              <w:spacing w:before="20" w:after="20" w:line="276" w:lineRule="auto"/>
+            </w:pPr>
+            <w:r>
+              <w:rPr>
+                <w:rFonts w:ascii="Times New Roman" w:hAnsi="Times New Roman" w:eastAsia="Times New Roman"/>
+                <w:b w:val="0"/>
+                <w:i w:val="0"/>
+                <w:sz w:val="18"/>
+                <w:szCs w:val="18"/>
+              </w:rPr>
+              <w:t xml:space="preserve">74.96</w:t>
+            </w:r>
+          </w:p>
+        </w:tc>
+        <w:tc>
+          <w:tcPr>
+            <w:tcW w:w="1300" w:type="dxa"/>
+            <w:shd w:val="clear" w:fill="FFF2CC"/>
+            <w:vAlign w:val="center"/>
+          </w:tcPr>
+          <w:p>
+            <w:pPr>
+              <w:jc w:val="center"/>
+              <w:spacing w:before="20" w:after="20" w:line="276" w:lineRule="auto"/>
+            </w:pPr>
+            <w:r>
+              <w:rPr>
+                <w:rFonts w:ascii="Times New Roman" w:hAnsi="Times New Roman" w:eastAsia="Times New Roman"/>
+                <w:b w:val="0"/>
+                <w:i w:val="0"/>
+                <w:sz w:val="18"/>
+                <w:szCs w:val="18"/>
+              </w:rPr>
+              <w:t xml:space="preserve">74.00</w:t>
+            </w:r>
+          </w:p>
+        </w:tc>
+        <w:tc>
+          <w:tcPr>
+            <w:tcW w:w="1500" w:type="dxa"/>
+            <w:shd w:val="clear" w:fill="FFF2CC"/>
+            <w:vAlign w:val="center"/>
+          </w:tcPr>
+          <w:p>
+            <w:pPr>
+              <w:jc w:val="center"/>
+              <w:spacing w:before="20" w:after="20" w:line="276" w:lineRule="auto"/>
+            </w:pPr>
+            <w:r>
+              <w:rPr>
+                <w:rFonts w:ascii="Times New Roman" w:hAnsi="Times New Roman" w:eastAsia="Times New Roman"/>
+                <w:b w:val="0"/>
+                <w:i w:val="0"/>
+                <w:sz w:val="18"/>
+                <w:szCs w:val="18"/>
+              </w:rPr>
+              <w:t xml:space="preserve">80.95</w:t>
+            </w:r>
+          </w:p>
+        </w:tc>
+        <w:tc>
+          <w:tcPr>
+            <w:tcW w:w="1200" w:type="dxa"/>
+            <w:shd w:val="clear" w:fill="FFF2CC"/>
+            <w:vAlign w:val="center"/>
+          </w:tcPr>
+          <w:p>
+            <w:pPr>
+              <w:jc w:val="center"/>
+              <w:spacing w:before="20" w:after="20" w:line="276" w:lineRule="auto"/>
+            </w:pPr>
+            <w:r>
+              <w:rPr>
+                <w:rFonts w:ascii="Times New Roman" w:hAnsi="Times New Roman" w:eastAsia="Times New Roman"/>
+                <w:b w:val="0"/>
+                <w:i w:val="0"/>
+                <w:sz w:val="18"/>
+                <w:szCs w:val="18"/>
+              </w:rPr>
+              <w:t xml:space="preserve">0.7307</w:t>
+            </w:r>
+          </w:p>
+        </w:tc>
+        <w:tc>
+          <w:tcPr>
+            <w:tcW w:w="1560" w:type="dxa"/>
+            <w:shd w:val="clear" w:fill="FFF2CC"/>
+            <w:vAlign w:val="center"/>
+          </w:tcPr>
+          <w:p>
+            <w:pPr>
+              <w:jc w:val="center"/>
+              <w:spacing w:before="20" w:after="20" w:line="276" w:lineRule="auto"/>
+            </w:pPr>
+            <w:r>
+              <w:rPr>
+                <w:rFonts w:ascii="Times New Roman" w:hAnsi="Times New Roman" w:eastAsia="Times New Roman"/>
+                <w:b w:val="0"/>
+                <w:i w:val="0"/>
+                <w:sz w:val="18"/>
+                <w:szCs w:val="18"/>
+              </w:rPr>
+              <w:t xml:space="preserve">—</w:t>
+            </w:r>
+          </w:p>
+        </w:tc>
+      </w:tr>
+    </w:tbl>
+    <w:p>
+      <w:pPr>
+        <w:spacing w:before="0" w:after="120" w:line="276" w:lineRule="auto"/>
+      </w:pPr>
+      <w:r>
+        <w:rPr>
+          <w:rFonts w:ascii="Times New Roman" w:hAnsi="Times New Roman" w:eastAsia="Times New Roman"/>
+          <w:b w:val="0"/>
+          <w:i w:val="0"/>
+          <w:sz w:val="12"/>
+          <w:szCs w:val="12"/>
+        </w:rPr>
+        <w:t xml:space="preserve"> </w:t>
+      </w:r>
+    </w:p>
+    <w:p>
+      <w:pPr>
+        <w:spacing w:before="0" w:after="160" w:line="276" w:lineRule="auto"/>
+        <w:ind w:firstLine="432"/>
+        <w:jc w:val="both"/>
+      </w:pPr>
+      <w:r>
+        <w:rPr>
+          <w:rFonts w:ascii="Times New Roman" w:hAnsi="Times New Roman" w:eastAsia="Times New Roman"/>
+          <w:b w:val="0"/>
+          <w:i w:val="0"/>
+          <w:sz w:val="24"/>
+          <w:szCs w:val="24"/>
+        </w:rPr>
+        <w:t xml:space="preserve">The recipe does not help. Its best configuration reaches 58.95% balanced accuracy against the 74.96% of the temporal descriptor, and every configuration sits below it. Ten times the training samples buys nothing, because the additional samples are ten near-copies of each video rather than ten additional videos. The effective sample size is still fifty.</w:t>
+      </w:r>
+    </w:p>
+    <w:p>
+      <w:pPr>
+        <w:spacing w:before="160" w:after="100" w:line="276" w:lineRule="auto"/>
+        <w:keepNext/>
+      </w:pPr>
+      <w:r>
+        <w:rPr>
+          <w:rFonts w:ascii="Times New Roman" w:hAnsi="Times New Roman" w:eastAsia="Times New Roman"/>
+          <w:b/>
+          <w:i w:val="0"/>
+          <w:color w:val="1F4E79"/>
+          <w:sz w:val="22"/>
+          <w:szCs w:val="22"/>
+        </w:rPr>
+        <w:t xml:space="preserve">5.11.1 How a 95% Figure Appears on This Corpus</w:t>
+      </w:r>
+    </w:p>
+    <w:p>
+      <w:pPr>
+        <w:spacing w:before="0" w:after="160" w:line="276" w:lineRule="auto"/>
+        <w:ind w:firstLine="432"/>
+        <w:jc w:val="both"/>
+      </w:pPr>
+      <w:r>
+        <w:rPr>
+          <w:rFonts w:ascii="Times New Roman" w:hAnsi="Times New Roman" w:eastAsia="Times New Roman"/>
+          <w:b w:val="0"/>
+          <w:i w:val="0"/>
+          <w:sz w:val="24"/>
+          <w:szCs w:val="24"/>
+        </w:rPr>
+        <w:t xml:space="preserve">The same experiment answers a question this paper has so far answered only by bounding it: what would it take to report 95% here? The answer is a two-line change, and it is worth reporting precisely because the resulting number is indistinguishable, in a table, from an honest one.</w:t>
+      </w:r>
+    </w:p>
+    <w:p>
+      <w:pPr>
+        <w:spacing w:before="40" w:after="200" w:line="276" w:lineRule="auto"/>
+        <w:jc w:val="center"/>
+      </w:pPr>
+      <w:r>
+        <w:rPr>
+          <w:rFonts w:ascii="Times New Roman" w:hAnsi="Times New Roman" w:eastAsia="Times New Roman"/>
+          <w:b w:val="0"/>
+          <w:i/>
+          <w:sz w:val="20"/>
+          <w:szCs w:val="20"/>
+        </w:rPr>
+        <w:t xml:space="preserve">TABLE 16. Identical features, identical model, identical code. The only difference is whether frames of one video may fall on both sides of the fold boundary. The right-hand columns are not results.</w:t>
+      </w:r>
+    </w:p>
+    <w:tbl>
+      <w:tblPr>
+        <w:tblW w:w="0" w:type="auto"/>
+        <w:jc w:val="center"/>
+        <w:tblBorders>
+          <w:top w:val="single" w:sz="4" w:color="9CB7D4"/>
+          <w:left w:val="single" w:sz="4" w:color="9CB7D4"/>
+          <w:bottom w:val="single" w:sz="4" w:color="9CB7D4"/>
+          <w:right w:val="single" w:sz="4" w:color="9CB7D4"/>
+          <w:insideH w:val="single" w:sz="4" w:color="9CB7D4"/>
+          <w:insideV w:val="single" w:sz="4" w:color="9CB7D4"/>
+        </w:tblBorders>
+      </w:tblPr>
+      <w:tblGrid>
+        <w:gridCol w:w="2900"/>
+        <w:gridCol w:w="1500"/>
+        <w:gridCol w:w="1500"/>
+        <w:gridCol w:w="1700"/>
+        <w:gridCol w:w="1600"/>
+        <w:gridCol w:w="1160"/>
+      </w:tblGrid>
+      <w:tr>
+        <w:trPr>
+          <w:tblHeader/>
+        </w:trPr>
+        <w:tc>
+          <w:tcPr>
+            <w:tcW w:w="2900" w:type="dxa"/>
+            <w:shd w:val="clear" w:fill="1F4E79"/>
+            <w:vAlign w:val="center"/>
+          </w:tcPr>
+          <w:p>
+            <w:pPr>
+              <w:jc w:val="center"/>
+              <w:spacing w:before="20" w:after="20" w:line="276" w:lineRule="auto"/>
+            </w:pPr>
+            <w:r>
+              <w:rPr>
+                <w:rFonts w:ascii="Times New Roman" w:hAnsi="Times New Roman" w:eastAsia="Times New Roman"/>
+                <w:b/>
+                <w:i w:val="0"/>
+                <w:color w:val="FFFFFF"/>
+                <w:sz w:val="18"/>
+                <w:szCs w:val="18"/>
+              </w:rPr>
+              <w:t xml:space="preserve">Features</w:t>
+            </w:r>
+          </w:p>
+        </w:tc>
+        <w:tc>
+          <w:tcPr>
+            <w:tcW w:w="1500" w:type="dxa"/>
+            <w:shd w:val="clear" w:fill="1F4E79"/>
+            <w:vAlign w:val="center"/>
+          </w:tcPr>
+          <w:p>
+            <w:pPr>
+              <w:jc w:val="center"/>
+              <w:spacing w:before="20" w:after="20" w:line="276" w:lineRule="auto"/>
+            </w:pPr>
+            <w:r>
+              <w:rPr>
+                <w:rFonts w:ascii="Times New Roman" w:hAnsi="Times New Roman" w:eastAsia="Times New Roman"/>
+                <w:b/>
+                <w:i w:val="0"/>
+                <w:color w:val="FFFFFF"/>
+                <w:sz w:val="18"/>
+                <w:szCs w:val="18"/>
+              </w:rPr>
+              <w:t xml:space="preserve">Split by video</w:t>
+            </w:r>
+          </w:p>
+        </w:tc>
+        <w:tc>
+          <w:tcPr>
+            <w:tcW w:w="1500" w:type="dxa"/>
+            <w:shd w:val="clear" w:fill="1F4E79"/>
+            <w:vAlign w:val="center"/>
+          </w:tcPr>
+          <w:p>
+            <w:pPr>
+              <w:jc w:val="center"/>
+              <w:spacing w:before="20" w:after="20" w:line="276" w:lineRule="auto"/>
+            </w:pPr>
+            <w:r>
+              <w:rPr>
+                <w:rFonts w:ascii="Times New Roman" w:hAnsi="Times New Roman" w:eastAsia="Times New Roman"/>
+                <w:b/>
+                <w:i w:val="0"/>
+                <w:color w:val="FFFFFF"/>
+                <w:sz w:val="18"/>
+                <w:szCs w:val="18"/>
+              </w:rPr>
+              <w:t xml:space="preserve">Split by frame</w:t>
+            </w:r>
+          </w:p>
+        </w:tc>
+        <w:tc>
+          <w:tcPr>
+            <w:tcW w:w="1700" w:type="dxa"/>
+            <w:shd w:val="clear" w:fill="1F4E79"/>
+            <w:vAlign w:val="center"/>
+          </w:tcPr>
+          <w:p>
+            <w:pPr>
+              <w:jc w:val="center"/>
+              <w:spacing w:before="20" w:after="20" w:line="276" w:lineRule="auto"/>
+            </w:pPr>
+            <w:r>
+              <w:rPr>
+                <w:rFonts w:ascii="Times New Roman" w:hAnsi="Times New Roman" w:eastAsia="Times New Roman"/>
+                <w:b/>
+                <w:i w:val="0"/>
+                <w:color w:val="FFFFFF"/>
+                <w:sz w:val="18"/>
+                <w:szCs w:val="18"/>
+              </w:rPr>
+              <w:t xml:space="preserve">Accuracy (frame split)</w:t>
+            </w:r>
+          </w:p>
+        </w:tc>
+        <w:tc>
+          <w:tcPr>
+            <w:tcW w:w="1600" w:type="dxa"/>
+            <w:shd w:val="clear" w:fill="1F4E79"/>
+            <w:vAlign w:val="center"/>
+          </w:tcPr>
+          <w:p>
+            <w:pPr>
+              <w:jc w:val="center"/>
+              <w:spacing w:before="20" w:after="20" w:line="276" w:lineRule="auto"/>
+            </w:pPr>
+            <w:r>
+              <w:rPr>
+                <w:rFonts w:ascii="Times New Roman" w:hAnsi="Times New Roman" w:eastAsia="Times New Roman"/>
+                <w:b/>
+                <w:i w:val="0"/>
+                <w:color w:val="FFFFFF"/>
+                <w:sz w:val="18"/>
+                <w:szCs w:val="18"/>
+              </w:rPr>
+              <w:t xml:space="preserve">AUC (frame split)</w:t>
+            </w:r>
+          </w:p>
+        </w:tc>
+        <w:tc>
+          <w:tcPr>
+            <w:tcW w:w="1160" w:type="dxa"/>
+            <w:shd w:val="clear" w:fill="1F4E79"/>
+            <w:vAlign w:val="center"/>
+          </w:tcPr>
+          <w:p>
+            <w:pPr>
+              <w:jc w:val="center"/>
+              <w:spacing w:before="20" w:after="20" w:line="276" w:lineRule="auto"/>
+            </w:pPr>
+            <w:r>
+              <w:rPr>
+                <w:rFonts w:ascii="Times New Roman" w:hAnsi="Times New Roman" w:eastAsia="Times New Roman"/>
+                <w:b/>
+                <w:i w:val="0"/>
+                <w:color w:val="FFFFFF"/>
+                <w:sz w:val="18"/>
+                <w:szCs w:val="18"/>
+              </w:rPr>
+              <w:t xml:space="preserve">Inflation</w:t>
+            </w:r>
+          </w:p>
+        </w:tc>
+      </w:tr>
+      <w:tr>
+        <w:tc>
+          <w:tcPr>
+            <w:tcW w:w="2900" w:type="dxa"/>
+            <w:vAlign w:val="center"/>
+          </w:tcPr>
+          <w:p>
+            <w:pPr>
+              <w:jc w:val="center"/>
+              <w:spacing w:before="20" w:after="20" w:line="276" w:lineRule="auto"/>
+            </w:pPr>
+            <w:r>
+              <w:rPr>
+                <w:rFonts w:ascii="Times New Roman" w:hAnsi="Times New Roman" w:eastAsia="Times New Roman"/>
+                <w:b w:val="0"/>
+                <w:i w:val="0"/>
+                <w:sz w:val="18"/>
+                <w:szCs w:val="18"/>
+              </w:rPr>
+              <w:t xml:space="preserve">Xception RGB frames</w:t>
+            </w:r>
+          </w:p>
+        </w:tc>
+        <w:tc>
+          <w:tcPr>
+            <w:tcW w:w="1500" w:type="dxa"/>
+            <w:vAlign w:val="center"/>
+          </w:tcPr>
+          <w:p>
+            <w:pPr>
+              <w:jc w:val="center"/>
+              <w:spacing w:before="20" w:after="20" w:line="276" w:lineRule="auto"/>
+            </w:pPr>
+            <w:r>
+              <w:rPr>
+                <w:rFonts w:ascii="Times New Roman" w:hAnsi="Times New Roman" w:eastAsia="Times New Roman"/>
+                <w:b w:val="0"/>
+                <w:i w:val="0"/>
+                <w:sz w:val="18"/>
+                <w:szCs w:val="18"/>
+              </w:rPr>
+              <w:t xml:space="preserve">57.64</w:t>
+            </w:r>
+          </w:p>
+        </w:tc>
+        <w:tc>
+          <w:tcPr>
+            <w:tcW w:w="1500" w:type="dxa"/>
+            <w:vAlign w:val="center"/>
+          </w:tcPr>
+          <w:p>
+            <w:pPr>
+              <w:jc w:val="center"/>
+              <w:spacing w:before="20" w:after="20" w:line="276" w:lineRule="auto"/>
+            </w:pPr>
+            <w:r>
+              <w:rPr>
+                <w:rFonts w:ascii="Times New Roman" w:hAnsi="Times New Roman" w:eastAsia="Times New Roman"/>
+                <w:b w:val="0"/>
+                <w:i w:val="0"/>
+                <w:sz w:val="18"/>
+                <w:szCs w:val="18"/>
+              </w:rPr>
+              <w:t xml:space="preserve">85.54</w:t>
+            </w:r>
+          </w:p>
+        </w:tc>
+        <w:tc>
+          <w:tcPr>
+            <w:tcW w:w="1700" w:type="dxa"/>
+            <w:vAlign w:val="center"/>
+          </w:tcPr>
+          <w:p>
+            <w:pPr>
+              <w:jc w:val="center"/>
+              <w:spacing w:before="20" w:after="20" w:line="276" w:lineRule="auto"/>
+            </w:pPr>
+            <w:r>
+              <w:rPr>
+                <w:rFonts w:ascii="Times New Roman" w:hAnsi="Times New Roman" w:eastAsia="Times New Roman"/>
+                <w:b w:val="0"/>
+                <w:i w:val="0"/>
+                <w:sz w:val="18"/>
+                <w:szCs w:val="18"/>
+              </w:rPr>
+              <w:t xml:space="preserve">86.20</w:t>
+            </w:r>
+          </w:p>
+        </w:tc>
+        <w:tc>
+          <w:tcPr>
+            <w:tcW w:w="1600" w:type="dxa"/>
+            <w:vAlign w:val="center"/>
+          </w:tcPr>
+          <w:p>
+            <w:pPr>
+              <w:jc w:val="center"/>
+              <w:spacing w:before="20" w:after="20" w:line="276" w:lineRule="auto"/>
+            </w:pPr>
+            <w:r>
+              <w:rPr>
+                <w:rFonts w:ascii="Times New Roman" w:hAnsi="Times New Roman" w:eastAsia="Times New Roman"/>
+                <w:b w:val="0"/>
+                <w:i w:val="0"/>
+                <w:sz w:val="18"/>
+                <w:szCs w:val="18"/>
+              </w:rPr>
+              <w:t xml:space="preserve">0.9236</w:t>
+            </w:r>
+          </w:p>
+        </w:tc>
+        <w:tc>
+          <w:tcPr>
+            <w:tcW w:w="1160" w:type="dxa"/>
+            <w:vAlign w:val="center"/>
+          </w:tcPr>
+          <w:p>
+            <w:pPr>
+              <w:jc w:val="center"/>
+              <w:spacing w:before="20" w:after="20" w:line="276" w:lineRule="auto"/>
+            </w:pPr>
+            <w:r>
+              <w:rPr>
+                <w:rFonts w:ascii="Times New Roman" w:hAnsi="Times New Roman" w:eastAsia="Times New Roman"/>
+                <w:b w:val="0"/>
+                <w:i w:val="0"/>
+                <w:sz w:val="18"/>
+                <w:szCs w:val="18"/>
+              </w:rPr>
+              <w:t xml:space="preserve">27.91</w:t>
+            </w:r>
+          </w:p>
+        </w:tc>
+      </w:tr>
+      <w:tr>
+        <w:tc>
+          <w:tcPr>
+            <w:tcW w:w="2900" w:type="dxa"/>
+            <w:vAlign w:val="center"/>
+          </w:tcPr>
+          <w:p>
+            <w:pPr>
+              <w:jc w:val="center"/>
+              <w:spacing w:before="20" w:after="20" w:line="276" w:lineRule="auto"/>
+            </w:pPr>
+            <w:r>
+              <w:rPr>
+                <w:rFonts w:ascii="Times New Roman" w:hAnsi="Times New Roman" w:eastAsia="Times New Roman"/>
+                <w:b w:val="0"/>
+                <w:i w:val="0"/>
+                <w:sz w:val="18"/>
+                <w:szCs w:val="18"/>
+              </w:rPr>
+              <w:t xml:space="preserve">Xception frame differences</w:t>
+            </w:r>
+          </w:p>
+        </w:tc>
+        <w:tc>
+          <w:tcPr>
+            <w:tcW w:w="1500" w:type="dxa"/>
+            <w:vAlign w:val="center"/>
+          </w:tcPr>
+          <w:p>
+            <w:pPr>
+              <w:jc w:val="center"/>
+              <w:spacing w:before="20" w:after="20" w:line="276" w:lineRule="auto"/>
+            </w:pPr>
+            <w:r>
+              <w:rPr>
+                <w:rFonts w:ascii="Times New Roman" w:hAnsi="Times New Roman" w:eastAsia="Times New Roman"/>
+                <w:b w:val="0"/>
+                <w:i w:val="0"/>
+                <w:sz w:val="18"/>
+                <w:szCs w:val="18"/>
+              </w:rPr>
+              <w:t xml:space="preserve">50.49</w:t>
+            </w:r>
+          </w:p>
+        </w:tc>
+        <w:tc>
+          <w:tcPr>
+            <w:tcW w:w="1500" w:type="dxa"/>
+            <w:vAlign w:val="center"/>
+          </w:tcPr>
+          <w:p>
+            <w:pPr>
+              <w:jc w:val="center"/>
+              <w:spacing w:before="20" w:after="20" w:line="276" w:lineRule="auto"/>
+            </w:pPr>
+            <w:r>
+              <w:rPr>
+                <w:rFonts w:ascii="Times New Roman" w:hAnsi="Times New Roman" w:eastAsia="Times New Roman"/>
+                <w:b w:val="0"/>
+                <w:i w:val="0"/>
+                <w:sz w:val="18"/>
+                <w:szCs w:val="18"/>
+              </w:rPr>
+              <w:t xml:space="preserve">73.87</w:t>
+            </w:r>
+          </w:p>
+        </w:tc>
+        <w:tc>
+          <w:tcPr>
+            <w:tcW w:w="1700" w:type="dxa"/>
+            <w:vAlign w:val="center"/>
+          </w:tcPr>
+          <w:p>
+            <w:pPr>
+              <w:jc w:val="center"/>
+              <w:spacing w:before="20" w:after="20" w:line="276" w:lineRule="auto"/>
+            </w:pPr>
+            <w:r>
+              <w:rPr>
+                <w:rFonts w:ascii="Times New Roman" w:hAnsi="Times New Roman" w:eastAsia="Times New Roman"/>
+                <w:b w:val="0"/>
+                <w:i w:val="0"/>
+                <w:sz w:val="18"/>
+                <w:szCs w:val="18"/>
+              </w:rPr>
+              <w:t xml:space="preserve">75.11</w:t>
+            </w:r>
+          </w:p>
+        </w:tc>
+        <w:tc>
+          <w:tcPr>
+            <w:tcW w:w="1600" w:type="dxa"/>
+            <w:vAlign w:val="center"/>
+          </w:tcPr>
+          <w:p>
+            <w:pPr>
+              <w:jc w:val="center"/>
+              <w:spacing w:before="20" w:after="20" w:line="276" w:lineRule="auto"/>
+            </w:pPr>
+            <w:r>
+              <w:rPr>
+                <w:rFonts w:ascii="Times New Roman" w:hAnsi="Times New Roman" w:eastAsia="Times New Roman"/>
+                <w:b w:val="0"/>
+                <w:i w:val="0"/>
+                <w:sz w:val="18"/>
+                <w:szCs w:val="18"/>
+              </w:rPr>
+              <w:t xml:space="preserve">0.8292</w:t>
+            </w:r>
+          </w:p>
+        </w:tc>
+        <w:tc>
+          <w:tcPr>
+            <w:tcW w:w="1160" w:type="dxa"/>
+            <w:vAlign w:val="center"/>
+          </w:tcPr>
+          <w:p>
+            <w:pPr>
+              <w:jc w:val="center"/>
+              <w:spacing w:before="20" w:after="20" w:line="276" w:lineRule="auto"/>
+            </w:pPr>
+            <w:r>
+              <w:rPr>
+                <w:rFonts w:ascii="Times New Roman" w:hAnsi="Times New Roman" w:eastAsia="Times New Roman"/>
+                <w:b w:val="0"/>
+                <w:i w:val="0"/>
+                <w:sz w:val="18"/>
+                <w:szCs w:val="18"/>
+              </w:rPr>
+              <w:t xml:space="preserve">23.38</w:t>
+            </w:r>
+          </w:p>
+        </w:tc>
+      </w:tr>
+      <w:tr>
+        <w:tc>
+          <w:tcPr>
+            <w:tcW w:w="2900" w:type="dxa"/>
+            <w:vAlign w:val="center"/>
+          </w:tcPr>
+          <w:p>
+            <w:pPr>
+              <w:jc w:val="center"/>
+              <w:spacing w:before="20" w:after="20" w:line="276" w:lineRule="auto"/>
+            </w:pPr>
+            <w:r>
+              <w:rPr>
+                <w:rFonts w:ascii="Times New Roman" w:hAnsi="Times New Roman" w:eastAsia="Times New Roman"/>
+                <w:b w:val="0"/>
+                <w:i w:val="0"/>
+                <w:sz w:val="18"/>
+                <w:szCs w:val="18"/>
+              </w:rPr>
+              <w:t xml:space="preserve">Xception RGB + differences</w:t>
+            </w:r>
+          </w:p>
+        </w:tc>
+        <w:tc>
+          <w:tcPr>
+            <w:tcW w:w="1500" w:type="dxa"/>
+            <w:vAlign w:val="center"/>
+          </w:tcPr>
+          <w:p>
+            <w:pPr>
+              <w:jc w:val="center"/>
+              <w:spacing w:before="20" w:after="20" w:line="276" w:lineRule="auto"/>
+            </w:pPr>
+            <w:r>
+              <w:rPr>
+                <w:rFonts w:ascii="Times New Roman" w:hAnsi="Times New Roman" w:eastAsia="Times New Roman"/>
+                <w:b w:val="0"/>
+                <w:i w:val="0"/>
+                <w:sz w:val="18"/>
+                <w:szCs w:val="18"/>
+              </w:rPr>
+              <w:t xml:space="preserve">58.95</w:t>
+            </w:r>
+          </w:p>
+        </w:tc>
+        <w:tc>
+          <w:tcPr>
+            <w:tcW w:w="1500" w:type="dxa"/>
+            <w:vAlign w:val="center"/>
+          </w:tcPr>
+          <w:p>
+            <w:pPr>
+              <w:jc w:val="center"/>
+              <w:spacing w:before="20" w:after="20" w:line="276" w:lineRule="auto"/>
+            </w:pPr>
+            <w:r>
+              <w:rPr>
+                <w:rFonts w:ascii="Times New Roman" w:hAnsi="Times New Roman" w:eastAsia="Times New Roman"/>
+                <w:b w:val="0"/>
+                <w:i w:val="0"/>
+                <w:sz w:val="18"/>
+                <w:szCs w:val="18"/>
+              </w:rPr>
+              <w:t xml:space="preserve">82.47</w:t>
+            </w:r>
+          </w:p>
+        </w:tc>
+        <w:tc>
+          <w:tcPr>
+            <w:tcW w:w="1700" w:type="dxa"/>
+            <w:vAlign w:val="center"/>
+          </w:tcPr>
+          <w:p>
+            <w:pPr>
+              <w:jc w:val="center"/>
+              <w:spacing w:before="20" w:after="20" w:line="276" w:lineRule="auto"/>
+            </w:pPr>
+            <w:r>
+              <w:rPr>
+                <w:rFonts w:ascii="Times New Roman" w:hAnsi="Times New Roman" w:eastAsia="Times New Roman"/>
+                <w:b w:val="0"/>
+                <w:i w:val="0"/>
+                <w:sz w:val="18"/>
+                <w:szCs w:val="18"/>
+              </w:rPr>
+              <w:t xml:space="preserve">83.56</w:t>
+            </w:r>
+          </w:p>
+        </w:tc>
+        <w:tc>
+          <w:tcPr>
+            <w:tcW w:w="1600" w:type="dxa"/>
+            <w:vAlign w:val="center"/>
+          </w:tcPr>
+          <w:p>
+            <w:pPr>
+              <w:jc w:val="center"/>
+              <w:spacing w:before="20" w:after="20" w:line="276" w:lineRule="auto"/>
+            </w:pPr>
+            <w:r>
+              <w:rPr>
+                <w:rFonts w:ascii="Times New Roman" w:hAnsi="Times New Roman" w:eastAsia="Times New Roman"/>
+                <w:b w:val="0"/>
+                <w:i w:val="0"/>
+                <w:sz w:val="18"/>
+                <w:szCs w:val="18"/>
+              </w:rPr>
+              <w:t xml:space="preserve">0.9213</w:t>
+            </w:r>
+          </w:p>
+        </w:tc>
+        <w:tc>
+          <w:tcPr>
+            <w:tcW w:w="1160" w:type="dxa"/>
+            <w:vAlign w:val="center"/>
+          </w:tcPr>
+          <w:p>
+            <w:pPr>
+              <w:jc w:val="center"/>
+              <w:spacing w:before="20" w:after="20" w:line="276" w:lineRule="auto"/>
+            </w:pPr>
+            <w:r>
+              <w:rPr>
+                <w:rFonts w:ascii="Times New Roman" w:hAnsi="Times New Roman" w:eastAsia="Times New Roman"/>
+                <w:b w:val="0"/>
+                <w:i w:val="0"/>
+                <w:sz w:val="18"/>
+                <w:szCs w:val="18"/>
+              </w:rPr>
+              <w:t xml:space="preserve">23.52</w:t>
+            </w:r>
+          </w:p>
+        </w:tc>
+      </w:tr>
+    </w:tbl>
+    <w:p>
+      <w:pPr>
+        <w:spacing w:before="0" w:after="120" w:line="276" w:lineRule="auto"/>
+      </w:pPr>
+      <w:r>
+        <w:rPr>
+          <w:rFonts w:ascii="Times New Roman" w:hAnsi="Times New Roman" w:eastAsia="Times New Roman"/>
+          <w:b w:val="0"/>
+          <w:i w:val="0"/>
+          <w:sz w:val="12"/>
+          <w:szCs w:val="12"/>
+        </w:rPr>
+        <w:t xml:space="preserve"> </w:t>
+      </w:r>
+    </w:p>
+    <w:p>
+      <w:pPr>
+        <w:spacing w:before="0" w:after="160" w:line="276" w:lineRule="auto"/>
+        <w:ind w:firstLine="432"/>
+        <w:jc w:val="both"/>
+      </w:pPr>
+      <w:r>
+        <w:rPr>
+          <w:rFonts w:ascii="Times New Roman" w:hAnsi="Times New Roman" w:eastAsia="Times New Roman"/>
+          <w:b w:val="0"/>
+          <w:i w:val="0"/>
+          <w:sz w:val="24"/>
+          <w:szCs w:val="24"/>
+        </w:rPr>
+        <w:t xml:space="preserve">Splitting by frame instead of by video moves the best configuration from 58.95% to 85.54% balanced accuracy, and substituting a radial-basis support vector machine for the linear model — an entirely ordinary choice — carries it past 90%. Nothing else changes: the same features, the same code, the same corpus.</w:t>
+      </w:r>
+    </w:p>
+    <w:p>
+      <w:pPr>
+        <w:spacing w:before="0" w:after="160" w:line="276" w:lineRule="auto"/>
+        <w:ind w:firstLine="432"/>
+        <w:jc w:val="both"/>
+      </w:pPr>
+      <w:r>
+        <w:rPr>
+          <w:rFonts w:ascii="Times New Roman" w:hAnsi="Times New Roman" w:eastAsia="Times New Roman"/>
+          <w:b w:val="0"/>
+          <w:i w:val="0"/>
+          <w:sz w:val="24"/>
+          <w:szCs w:val="24"/>
+        </w:rPr>
+        <w:t xml:space="preserve">The mechanism is straightforward. Ten frames sampled from one clip are near-identical images. Scattering them across the split boundary means the classifier is asked at test time about frames whose immediate neighbours it memorised during training, so it succeeds by recognising footage rather than by detecting manipulation. This is precisely the failure the identity-level partition of FaceForensics++ was designed to prevent (Rossler et al., 2019), and pooling fifty clips into a flat set removes that protection. It is also, by some distance, the most common form of leakage in the audit of Kapoor &amp; Narayanan (2023).</w:t>
+      </w:r>
+    </w:p>
+    <w:p>
+      <w:pPr>
+        <w:spacing w:before="0" w:after="160" w:line="276" w:lineRule="auto"/>
+        <w:ind w:firstLine="432"/>
+        <w:jc w:val="both"/>
+      </w:pPr>
+      <w:r>
+        <w:rPr>
+          <w:rFonts w:ascii="Times New Roman" w:hAnsi="Times New Roman" w:eastAsia="Times New Roman"/>
+          <w:b w:val="0"/>
+          <w:i w:val="0"/>
+          <w:sz w:val="24"/>
+          <w:szCs w:val="24"/>
+        </w:rPr>
+        <w:t xml:space="preserve">This figure is reported here as a demonstration and is excluded from every summary, table and chart of results elsewhere in the paper. It is included because the practical value of the present study is largely negative — a bound and a set of things that do not work — and a reader is entitled to know how easily the opposite result could have been produced from the same data.</w:t>
       </w:r>
     </w:p>
     <w:p>
@@ -20819,17 +23713,106 @@
       <w:r>
         <w:drawing>
           <wp:inline distT="0" distB="0" distL="0" distR="0">
-            <wp:extent cx="5577840" cy="3540460"/>
-            <wp:docPr id="12" name="Picture 12" descr="fig08_method_comparison"/>
+            <wp:extent cx="5577840" cy="2915689"/>
+            <wp:docPr id="17" name="Picture 17" descr="fig19_literature_recipe_and_leakage"/>
             <a:graphic xmlns:a="http://schemas.openxmlformats.org/drawingml/2006/main">
               <a:graphicData uri="http://schemas.openxmlformats.org/drawingml/2006/picture">
                 <pic:pic xmlns:pic="http://schemas.openxmlformats.org/drawingml/2006/picture">
                   <pic:nvPicPr>
-                    <pic:cNvPr id="12" name="fig08_method_comparison.png"/>
+                    <pic:cNvPr id="17" name="fig19_literature_recipe_and_leakage.png"/>
                     <pic:cNvPicPr/>
                   </pic:nvPicPr>
                   <pic:blipFill>
-                    <a:blip r:embed="rIdImg12"/>
+                    <a:blip r:embed="rIdImg17"/>
+                    <a:stretch>
+                      <a:fillRect/>
+                    </a:stretch>
+                  </pic:blipFill>
+                  <pic:spPr>
+                    <a:xfrm>
+                      <a:off x="0" y="0"/>
+                      <a:ext cx="5577840" cy="2915689"/>
+                    </a:xfrm>
+                    <a:prstGeom prst="rect">
+                      <a:avLst/>
+                    </a:prstGeom>
+                  </pic:spPr>
+                </pic:pic>
+              </a:graphicData>
+            </a:graphic>
+          </wp:inline>
+        </w:drawing>
+      </w:r>
+    </w:p>
+    <w:p>
+      <w:pPr>
+        <w:spacing w:before="40" w:after="200" w:line="276" w:lineRule="auto"/>
+        <w:jc w:val="center"/>
+      </w:pPr>
+      <w:r>
+        <w:rPr>
+          <w:rFonts w:ascii="Times New Roman" w:hAnsi="Times New Roman" w:eastAsia="Times New Roman"/>
+          <w:b w:val="0"/>
+          <w:i/>
+          <w:sz w:val="20"/>
+          <w:szCs w:val="20"/>
+        </w:rPr>
+        <w:t xml:space="preserve">Fig. 16. The published frame-level recipe on this corpus, with the correct and the leaking split side by side. The green line is the descriptor already measured in Section 5.5; the dotted line is the 95% target. Only the split differs between the members of each pair.</w:t>
+      </w:r>
+    </w:p>
+    <w:p>
+      <w:pPr>
+        <w:spacing w:before="200" w:after="120" w:line="276" w:lineRule="auto"/>
+        <w:keepNext/>
+      </w:pPr>
+      <w:r>
+        <w:rPr>
+          <w:rFonts w:ascii="Times New Roman" w:hAnsi="Times New Roman" w:eastAsia="Times New Roman"/>
+          <w:b/>
+          <w:i w:val="0"/>
+          <w:color w:val="1F4E79"/>
+          <w:sz w:val="24"/>
+          <w:szCs w:val="24"/>
+        </w:rPr>
+        <w:t xml:space="preserve">5.12 Summary of Measured Results</w:t>
+      </w:r>
+    </w:p>
+    <w:p>
+      <w:pPr>
+        <w:spacing w:before="0" w:after="160" w:line="276" w:lineRule="auto"/>
+        <w:ind w:firstLine="432"/>
+        <w:jc w:val="both"/>
+      </w:pPr>
+      <w:r>
+        <w:rPr>
+          <w:rFonts w:ascii="Times New Roman" w:hAnsi="Times New Roman" w:eastAsia="Times New Roman"/>
+          <w:b w:val="0"/>
+          <w:i w:val="0"/>
+          <w:sz w:val="24"/>
+          <w:szCs w:val="24"/>
+        </w:rPr>
+        <w:t xml:space="preserve">Six independent lines of evidence converge on the same conclusion. The published cohort is degenerate under corrected scoring. Its ablations are indistinguishable from each other and from a constant classifier. Four current-generation backbones do not clear the ceiling. A published spatiotemporal architecture, imported unmodified, lands at the constant-classifier value. Tuning class weights and thresholds inside training folds makes things worse. And the best result obtained by any method in the study is a linear model on first-order temporal differences.</w:t>
+      </w:r>
+    </w:p>
+    <w:p>
+      <w:pPr>
+        <w:spacing w:before="160" w:after="40" w:line="276" w:lineRule="auto"/>
+        <w:jc w:val="center"/>
+      </w:pPr>
+      <w:r>
+        <w:drawing>
+          <wp:inline distT="0" distB="0" distL="0" distR="0">
+            <wp:extent cx="5577840" cy="3540460"/>
+            <wp:docPr id="18" name="Picture 18" descr="fig08_method_comparison"/>
+            <a:graphic xmlns:a="http://schemas.openxmlformats.org/drawingml/2006/main">
+              <a:graphicData uri="http://schemas.openxmlformats.org/drawingml/2006/picture">
+                <pic:pic xmlns:pic="http://schemas.openxmlformats.org/drawingml/2006/picture">
+                  <pic:nvPicPr>
+                    <pic:cNvPr id="18" name="fig08_method_comparison.png"/>
+                    <pic:cNvPicPr/>
+                  </pic:nvPicPr>
+                  <pic:blipFill>
+                    <a:blip r:embed="rIdImg18"/>
                     <a:stretch>
                       <a:fillRect/>
                     </a:stretch>
@@ -20914,7 +23897,7 @@
           <w:sz w:val="24"/>
           <w:szCs w:val="24"/>
         </w:rPr>
-        <w:t xml:space="preserve">Table 15 is the comparison this paper can defend. Every row was measured in this study, on the same feature cache, the same splits and the same scoring code, so differences between rows are attributable to the method.</w:t>
+        <w:t xml:space="preserve">Table 17 is the comparison this paper can defend. Every row was measured in this study, on the same feature cache, the same splits and the same scoring code, so differences between rows are attributable to the method.</w:t>
       </w:r>
     </w:p>
     <w:p>
@@ -20930,7 +23913,7 @@
           <w:sz w:val="20"/>
           <w:szCs w:val="20"/>
         </w:rPr>
-        <w:t xml:space="preserve">TABLE 15. All methods measured in this study, ordered by k-fold balanced accuracy. Every row uses identical splits and identical scoring.</w:t>
+        <w:t xml:space="preserve">TABLE 17. All methods measured in this study, ordered by k-fold balanced accuracy. Every row uses identical splits and identical scoring.</w:t>
       </w:r>
     </w:p>
     <w:tbl>
@@ -21141,7 +24124,7 @@
                 <w:sz w:val="18"/>
                 <w:szCs w:val="18"/>
               </w:rPr>
-              <w:t xml:space="preserve">70.56</w:t>
+              <w:t xml:space="preserve">79.00</w:t>
             </w:r>
           </w:p>
         </w:tc>
@@ -21163,7 +24146,7 @@
                 <w:sz w:val="18"/>
                 <w:szCs w:val="18"/>
               </w:rPr>
-              <w:t xml:space="preserve">69.44</w:t>
+              <w:t xml:space="preserve">75.00</w:t>
             </w:r>
           </w:p>
         </w:tc>
@@ -21185,7 +24168,7 @@
                 <w:sz w:val="18"/>
                 <w:szCs w:val="18"/>
               </w:rPr>
-              <w:t xml:space="preserve">3 of 9</w:t>
+              <w:t xml:space="preserve">3 of 11</w:t>
             </w:r>
           </w:p>
         </w:tc>
@@ -21253,7 +24236,7 @@
                 <w:sz w:val="18"/>
                 <w:szCs w:val="18"/>
               </w:rPr>
-              <w:t xml:space="preserve">65.28</w:t>
+              <w:t xml:space="preserve">69.17</w:t>
             </w:r>
           </w:p>
         </w:tc>
@@ -21275,7 +24258,7 @@
                 <w:sz w:val="18"/>
                 <w:szCs w:val="18"/>
               </w:rPr>
-              <w:t xml:space="preserve">30.56</w:t>
+              <w:t xml:space="preserve">38.33</w:t>
             </w:r>
           </w:p>
         </w:tc>
@@ -21297,7 +24280,7 @@
                 <w:sz w:val="18"/>
                 <w:szCs w:val="18"/>
               </w:rPr>
-              <w:t xml:space="preserve">3 of 9</w:t>
+              <w:t xml:space="preserve">3 of 11</w:t>
             </w:r>
           </w:p>
         </w:tc>
@@ -21365,7 +24348,7 @@
                 <w:sz w:val="18"/>
                 <w:szCs w:val="18"/>
               </w:rPr>
-              <w:t xml:space="preserve">58.61</w:t>
+              <w:t xml:space="preserve">58.50</w:t>
             </w:r>
           </w:p>
         </w:tc>
@@ -21387,7 +24370,7 @@
                 <w:sz w:val="18"/>
                 <w:szCs w:val="18"/>
               </w:rPr>
-              <w:t xml:space="preserve">30.56</w:t>
+              <w:t xml:space="preserve">25.00</w:t>
             </w:r>
           </w:p>
         </w:tc>
@@ -21409,7 +24392,7 @@
                 <w:sz w:val="18"/>
                 <w:szCs w:val="18"/>
               </w:rPr>
-              <w:t xml:space="preserve">0 of 9</w:t>
+              <w:t xml:space="preserve">1 of 11</w:t>
             </w:r>
           </w:p>
         </w:tc>
@@ -21477,7 +24460,7 @@
                 <w:sz w:val="18"/>
                 <w:szCs w:val="18"/>
               </w:rPr>
-              <w:t xml:space="preserve">50.28</w:t>
+              <w:t xml:space="preserve">53.50</w:t>
             </w:r>
           </w:p>
         </w:tc>
@@ -21499,7 +24482,7 @@
                 <w:sz w:val="18"/>
                 <w:szCs w:val="18"/>
               </w:rPr>
-              <w:t xml:space="preserve">22.22</w:t>
+              <w:t xml:space="preserve">26.67</w:t>
             </w:r>
           </w:p>
         </w:tc>
@@ -21521,7 +24504,7 @@
                 <w:sz w:val="18"/>
                 <w:szCs w:val="18"/>
               </w:rPr>
-              <w:t xml:space="preserve">0 of 9</w:t>
+              <w:t xml:space="preserve">0 of 11</w:t>
             </w:r>
           </w:p>
         </w:tc>
@@ -21638,7 +24621,7 @@
                 <w:sz w:val="18"/>
                 <w:szCs w:val="18"/>
               </w:rPr>
-              <w:t xml:space="preserve">9 of 9</w:t>
+              <w:t xml:space="preserve">11 of 11</w:t>
             </w:r>
           </w:p>
         </w:tc>
@@ -21750,7 +24733,7 @@
                 <w:sz w:val="18"/>
                 <w:szCs w:val="18"/>
               </w:rPr>
-              <w:t xml:space="preserve">9 of 9</w:t>
+              <w:t xml:space="preserve">11 of 11</w:t>
             </w:r>
           </w:p>
         </w:tc>
@@ -21774,7 +24757,7 @@
                 <w:sz w:val="18"/>
                 <w:szCs w:val="18"/>
               </w:rPr>
-              <w:t xml:space="preserve">SMA-CLMPNet-Opt</w:t>
+              <w:t xml:space="preserve">DCNN</w:t>
             </w:r>
           </w:p>
         </w:tc>
@@ -21796,7 +24779,7 @@
                 <w:sz w:val="18"/>
                 <w:szCs w:val="18"/>
               </w:rPr>
-              <w:t xml:space="preserve">51.92</w:t>
+              <w:t xml:space="preserve">47.22</w:t>
             </w:r>
           </w:p>
         </w:tc>
@@ -21840,7 +24823,7 @@
                 <w:sz w:val="18"/>
                 <w:szCs w:val="18"/>
               </w:rPr>
-              <w:t xml:space="preserve">33.33</w:t>
+              <w:t xml:space="preserve">0.00</w:t>
             </w:r>
           </w:p>
         </w:tc>
@@ -21862,7 +24845,7 @@
                 <w:sz w:val="18"/>
                 <w:szCs w:val="18"/>
               </w:rPr>
-              <w:t xml:space="preserve">7 of 9</w:t>
+              <w:t xml:space="preserve">10 of 11</w:t>
             </w:r>
           </w:p>
         </w:tc>
@@ -21886,7 +24869,7 @@
                 <w:sz w:val="18"/>
                 <w:szCs w:val="18"/>
               </w:rPr>
-              <w:t xml:space="preserve">DCNN</w:t>
+              <w:t xml:space="preserve">EfficientNet</w:t>
             </w:r>
           </w:p>
         </w:tc>
@@ -21908,7 +24891,7 @@
                 <w:sz w:val="18"/>
                 <w:szCs w:val="18"/>
               </w:rPr>
-              <w:t xml:space="preserve">47.22</w:t>
+              <w:t xml:space="preserve">50.00</w:t>
             </w:r>
           </w:p>
         </w:tc>
@@ -21974,7 +24957,7 @@
                 <w:sz w:val="18"/>
                 <w:szCs w:val="18"/>
               </w:rPr>
-              <w:t xml:space="preserve">8 of 9</w:t>
+              <w:t xml:space="preserve">11 of 11</w:t>
             </w:r>
           </w:p>
         </w:tc>
@@ -21998,7 +24981,7 @@
                 <w:sz w:val="18"/>
                 <w:szCs w:val="18"/>
               </w:rPr>
-              <w:t xml:space="preserve">EfficientNet</w:t>
+              <w:t xml:space="preserve">SCAM-CLMPNet</w:t>
             </w:r>
           </w:p>
         </w:tc>
@@ -22020,7 +25003,7 @@
                 <w:sz w:val="18"/>
                 <w:szCs w:val="18"/>
               </w:rPr>
-              <w:t xml:space="preserve">50.00</w:t>
+              <w:t xml:space="preserve">47.89</w:t>
             </w:r>
           </w:p>
         </w:tc>
@@ -22042,7 +25025,7 @@
                 <w:sz w:val="18"/>
                 <w:szCs w:val="18"/>
               </w:rPr>
-              <w:t xml:space="preserve">50.00</w:t>
+              <w:t xml:space="preserve">46.17</w:t>
             </w:r>
           </w:p>
         </w:tc>
@@ -22064,7 +25047,7 @@
                 <w:sz w:val="18"/>
                 <w:szCs w:val="18"/>
               </w:rPr>
-              <w:t xml:space="preserve">0.00</w:t>
+              <w:t xml:space="preserve">68.33</w:t>
             </w:r>
           </w:p>
         </w:tc>
@@ -22086,7 +25069,7 @@
                 <w:sz w:val="18"/>
                 <w:szCs w:val="18"/>
               </w:rPr>
-              <w:t xml:space="preserve">9 of 9</w:t>
+              <w:t xml:space="preserve">4 of 11</w:t>
             </w:r>
           </w:p>
         </w:tc>
@@ -22110,7 +25093,7 @@
                 <w:sz w:val="18"/>
                 <w:szCs w:val="18"/>
               </w:rPr>
-              <w:t xml:space="preserve">SCAM-CLMPNet</w:t>
+              <w:t xml:space="preserve">SMA-CLMPNet-Opt</w:t>
             </w:r>
           </w:p>
         </w:tc>
@@ -22132,7 +25115,7 @@
                 <w:sz w:val="18"/>
                 <w:szCs w:val="18"/>
               </w:rPr>
-              <w:t xml:space="preserve">47.89</w:t>
+              <w:t xml:space="preserve">51.92</w:t>
             </w:r>
           </w:p>
         </w:tc>
@@ -22154,7 +25137,7 @@
                 <w:sz w:val="18"/>
                 <w:szCs w:val="18"/>
               </w:rPr>
-              <w:t xml:space="preserve">43.61</w:t>
+              <w:t xml:space="preserve">45.00</w:t>
             </w:r>
           </w:p>
         </w:tc>
@@ -22176,7 +25159,7 @@
                 <w:sz w:val="18"/>
                 <w:szCs w:val="18"/>
               </w:rPr>
-              <w:t xml:space="preserve">80.56</w:t>
+              <w:t xml:space="preserve">20.00</w:t>
             </w:r>
           </w:p>
         </w:tc>
@@ -22198,7 +25181,7 @@
                 <w:sz w:val="18"/>
                 <w:szCs w:val="18"/>
               </w:rPr>
-              <w:t xml:space="preserve">2 of 9</w:t>
+              <w:t xml:space="preserve">8 of 11</w:t>
             </w:r>
           </w:p>
         </w:tc>
@@ -22266,7 +25249,7 @@
                 <w:sz w:val="18"/>
                 <w:szCs w:val="18"/>
               </w:rPr>
-              <w:t xml:space="preserve">23.33</w:t>
+              <w:t xml:space="preserve">27.33</w:t>
             </w:r>
           </w:p>
         </w:tc>
@@ -22288,7 +25271,7 @@
                 <w:sz w:val="18"/>
                 <w:szCs w:val="18"/>
               </w:rPr>
-              <w:t xml:space="preserve">16.67</w:t>
+              <w:t xml:space="preserve">10.00</w:t>
             </w:r>
           </w:p>
         </w:tc>
@@ -22310,7 +25293,7 @@
                 <w:sz w:val="18"/>
                 <w:szCs w:val="18"/>
               </w:rPr>
-              <w:t xml:space="preserve">0 of 9</w:t>
+              <w:t xml:space="preserve">1 of 11</w:t>
             </w:r>
           </w:p>
         </w:tc>
@@ -22378,7 +25361,7 @@
                 <w:sz w:val="18"/>
                 <w:szCs w:val="18"/>
               </w:rPr>
-              <w:t xml:space="preserve">10.83</w:t>
+              <w:t xml:space="preserve">9.83</w:t>
             </w:r>
           </w:p>
         </w:tc>
@@ -22400,7 +25383,7 @@
                 <w:sz w:val="18"/>
                 <w:szCs w:val="18"/>
               </w:rPr>
-              <w:t xml:space="preserve">0.00</w:t>
+              <w:t xml:space="preserve">6.67</w:t>
             </w:r>
           </w:p>
         </w:tc>
@@ -22422,7 +25405,7 @@
                 <w:sz w:val="18"/>
                 <w:szCs w:val="18"/>
               </w:rPr>
-              <w:t xml:space="preserve">0 of 9</w:t>
+              <w:t xml:space="preserve">0 of 11</w:t>
             </w:r>
           </w:p>
         </w:tc>
@@ -22793,16 +25776,16 @@
         <w:drawing>
           <wp:inline distT="0" distB="0" distL="0" distR="0">
             <wp:extent cx="5577840" cy="3443448"/>
-            <wp:docPr id="13" name="Picture 13" descr="fig13_comparison_bar"/>
+            <wp:docPr id="19" name="Picture 19" descr="fig13_comparison_bar"/>
             <a:graphic xmlns:a="http://schemas.openxmlformats.org/drawingml/2006/main">
               <a:graphicData uri="http://schemas.openxmlformats.org/drawingml/2006/picture">
                 <pic:pic xmlns:pic="http://schemas.openxmlformats.org/drawingml/2006/picture">
                   <pic:nvPicPr>
-                    <pic:cNvPr id="13" name="fig13_comparison_bar.png"/>
+                    <pic:cNvPr id="19" name="fig13_comparison_bar.png"/>
                     <pic:cNvPicPr/>
                   </pic:nvPicPr>
                   <pic:blipFill>
-                    <a:blip r:embed="rIdImg13"/>
+                    <a:blip r:embed="rIdImg19"/>
                     <a:stretch>
                       <a:fillRect/>
                     </a:stretch>
@@ -22904,7 +25887,7 @@
           <w:sz w:val="24"/>
           <w:szCs w:val="24"/>
         </w:rPr>
-        <w:t xml:space="preserve">What can be compared is the design of the studies. Table 16 sets the present work beside the reference methods on the attributes that determine whether a reported number means anything.</w:t>
+        <w:t xml:space="preserve">What can be compared is the design of the studies. Table 18 sets the present work beside the reference methods on the attributes that determine whether a reported number means anything.</w:t>
       </w:r>
     </w:p>
     <w:p>
@@ -22920,7 +25903,7 @@
           <w:sz w:val="20"/>
           <w:szCs w:val="20"/>
         </w:rPr>
-        <w:t xml:space="preserve">TABLE 16. Design comparison against reference methods. Reported accuracies are deliberately omitted; see the text.</w:t>
+        <w:t xml:space="preserve">TABLE 18. Design comparison against reference methods. Reported accuracies are deliberately omitted; see the text.</w:t>
       </w:r>
     </w:p>
     <w:tbl>
@@ -25172,7 +28155,7 @@
           <w:sz w:val="22"/>
           <w:szCs w:val="22"/>
         </w:rPr>
-        <w:t xml:space="preserve">Li, L., Bao, J., Zhang, T., Yang, H., Chen, D., Wen, F., &amp; Guo, B. (2020). Face X-Ray for More General Face Forgery Detection. In Proceedings of the IEEE/CVF Conference on Computer Vision and Pattern Recognition (CVPR) (pp. 5000-5009). IEEE. https://doi.org/10.1109/cvpr42600.2020.00505</w:t>
+        <w:t xml:space="preserve">Li, Y., Yang, X., Sun, P., Qi, H., &amp; Lyu, S. (2020). Celeb-DF: A Large-Scale Challenging Dataset for DeepFake Forensics. In Proceedings of the IEEE/CVF Conference on Computer Vision and Pattern Recognition (CVPR) (pp. 3204-3213). IEEE. https://doi.org/10.1109/cvpr42600.2020.00327</w:t>
       </w:r>
     </w:p>
     <w:p>
@@ -25189,7 +28172,7 @@
           <w:sz w:val="22"/>
           <w:szCs w:val="22"/>
         </w:rPr>
-        <w:t xml:space="preserve">Li, Y., Yang, X., Sun, P., Qi, H., &amp; Lyu, S. (2020). Celeb-DF: A Large-Scale Challenging Dataset for DeepFake Forensics. In Proceedings of the IEEE/CVF Conference on Computer Vision and Pattern Recognition (CVPR) (pp. 3204-3213). IEEE. https://doi.org/10.1109/cvpr42600.2020.00327</w:t>
+        <w:t xml:space="preserve">Li, L., Bao, J., Zhang, T., Yang, H., Chen, D., Wen, F., &amp; Guo, B. (2020). Face X-Ray for More General Face Forgery Detection. In Proceedings of the IEEE/CVF Conference on Computer Vision and Pattern Recognition (CVPR) (pp. 5000-5009). IEEE. https://doi.org/10.1109/cvpr42600.2020.00505</w:t>
       </w:r>
     </w:p>
     <w:p>

--- a/Research_Paper-1.docx
+++ b/Research_Paper-1.docx
@@ -23762,7 +23762,7 @@
     </w:p>
     <w:p>
       <w:pPr>
-        <w:spacing w:before="200" w:after="120" w:line="276" w:lineRule="auto"/>
+        <w:spacing w:before="160" w:after="100" w:line="276" w:lineRule="auto"/>
         <w:keepNext/>
       </w:pPr>
       <w:r>
@@ -23771,10 +23771,10 @@
           <w:b/>
           <w:i w:val="0"/>
           <w:color w:val="1F4E79"/>
-          <w:sz w:val="24"/>
-          <w:szCs w:val="24"/>
-        </w:rPr>
-        <w:t xml:space="preserve">5.12 Summary of Measured Results</w:t>
+          <w:sz w:val="22"/>
+          <w:szCs w:val="22"/>
+        </w:rPr>
+        <w:t xml:space="preserve">5.11.2 Frequency-Aware Decomposition</w:t>
       </w:r>
     </w:p>
     <w:p>
@@ -23791,7 +23791,576 @@
           <w:sz w:val="24"/>
           <w:szCs w:val="24"/>
         </w:rPr>
-        <w:t xml:space="preserve">Six independent lines of evidence converge on the same conclusion. The published cohort is degenerate under corrected scoring. Its ablations are indistinguishable from each other and from a constant classifier. Four current-generation backbones do not clear the ceiling. A published spatiotemporal architecture, imported unmodified, lands at the constant-classifier value. Tuning class weights and thresholds inside training folds makes things worse. And the best result obtained by any method in the study is a linear model on first-order temporal differences.</w:t>
+        <w:t xml:space="preserve">A second family of technique from the same literature does help, and is the one genuine improvement this study obtained over its own earlier best. Qian et al. (2020) decompose each frame in the discrete cosine domain and classify the resulting frequency bands separately, reporting that the high band is the most informative because the up-sampling operations inside a generator leave their traces there; Luo et al. (2021) reach the same conclusion through a high-frequency residual stream. Neither had been tried on this corpus.</w:t>
+      </w:r>
+    </w:p>
+    <w:p>
+      <w:pPr>
+        <w:spacing w:before="0" w:after="160" w:line="276" w:lineRule="auto"/>
+        <w:ind w:firstLine="432"/>
+        <w:jc w:val="both"/>
+      </w:pPr>
+      <w:r>
+        <w:rPr>
+          <w:rFonts w:ascii="Times New Roman" w:hAnsi="Times New Roman" w:eastAsia="Times New Roman"/>
+          <w:b w:val="0"/>
+          <w:i w:val="0"/>
+          <w:sz w:val="24"/>
+          <w:szCs w:val="24"/>
+        </w:rPr>
+        <w:t xml:space="preserve">The implementation takes the two-dimensional discrete cosine transform of each frame, masks all but one radial frequency band, inverts the transform, and passes the resulting band image through the same Xception backbone used elsewhere. Local frequency statistics — block-wise transform power in six radial bands, summarised over blocks — were also computed, on all four channel triplets of the cached tensor rather than only the colour one. Everything is evaluated on the same folds with the regularisation chosen inside inner folds.</w:t>
+      </w:r>
+    </w:p>
+    <w:p>
+      <w:pPr>
+        <w:spacing w:before="40" w:after="200" w:line="276" w:lineRule="auto"/>
+        <w:jc w:val="center"/>
+      </w:pPr>
+      <w:r>
+        <w:rPr>
+          <w:rFonts w:ascii="Times New Roman" w:hAnsi="Times New Roman" w:eastAsia="Times New Roman"/>
+          <w:b w:val="0"/>
+          <w:i/>
+          <w:sz w:val="20"/>
+          <w:szCs w:val="20"/>
+        </w:rPr>
+        <w:t xml:space="preserve">TABLE 17. Frequency-aware decomposition against the previous best, same folds, regularisation selected in inner folds.</w:t>
+      </w:r>
+    </w:p>
+    <w:tbl>
+      <w:tblPr>
+        <w:tblW w:w="0" w:type="auto"/>
+        <w:jc w:val="center"/>
+        <w:tblBorders>
+          <w:top w:val="single" w:sz="4" w:color="9CB7D4"/>
+          <w:left w:val="single" w:sz="4" w:color="9CB7D4"/>
+          <w:bottom w:val="single" w:sz="4" w:color="9CB7D4"/>
+          <w:right w:val="single" w:sz="4" w:color="9CB7D4"/>
+          <w:insideH w:val="single" w:sz="4" w:color="9CB7D4"/>
+          <w:insideV w:val="single" w:sz="4" w:color="9CB7D4"/>
+        </w:tblBorders>
+      </w:tblPr>
+      <w:tblGrid>
+        <w:gridCol w:w="3400"/>
+        <w:gridCol w:w="1500"/>
+        <w:gridCol w:w="1300"/>
+        <w:gridCol w:w="2100"/>
+        <w:gridCol w:w="1560"/>
+      </w:tblGrid>
+      <w:tr>
+        <w:trPr>
+          <w:tblHeader/>
+        </w:trPr>
+        <w:tc>
+          <w:tcPr>
+            <w:tcW w:w="3400" w:type="dxa"/>
+            <w:shd w:val="clear" w:fill="1F4E79"/>
+            <w:vAlign w:val="center"/>
+          </w:tcPr>
+          <w:p>
+            <w:pPr>
+              <w:jc w:val="center"/>
+              <w:spacing w:before="20" w:after="20" w:line="276" w:lineRule="auto"/>
+            </w:pPr>
+            <w:r>
+              <w:rPr>
+                <w:rFonts w:ascii="Times New Roman" w:hAnsi="Times New Roman" w:eastAsia="Times New Roman"/>
+                <w:b/>
+                <w:i w:val="0"/>
+                <w:color w:val="FFFFFF"/>
+                <w:sz w:val="18"/>
+                <w:szCs w:val="18"/>
+              </w:rPr>
+              <w:t xml:space="preserve">Representation</w:t>
+            </w:r>
+          </w:p>
+        </w:tc>
+        <w:tc>
+          <w:tcPr>
+            <w:tcW w:w="1500" w:type="dxa"/>
+            <w:shd w:val="clear" w:fill="1F4E79"/>
+            <w:vAlign w:val="center"/>
+          </w:tcPr>
+          <w:p>
+            <w:pPr>
+              <w:jc w:val="center"/>
+              <w:spacing w:before="20" w:after="20" w:line="276" w:lineRule="auto"/>
+            </w:pPr>
+            <w:r>
+              <w:rPr>
+                <w:rFonts w:ascii="Times New Roman" w:hAnsi="Times New Roman" w:eastAsia="Times New Roman"/>
+                <w:b/>
+                <w:i w:val="0"/>
+                <w:color w:val="FFFFFF"/>
+                <w:sz w:val="18"/>
+                <w:szCs w:val="18"/>
+              </w:rPr>
+              <w:t xml:space="preserve">Balanced acc.</w:t>
+            </w:r>
+          </w:p>
+        </w:tc>
+        <w:tc>
+          <w:tcPr>
+            <w:tcW w:w="1300" w:type="dxa"/>
+            <w:shd w:val="clear" w:fill="1F4E79"/>
+            <w:vAlign w:val="center"/>
+          </w:tcPr>
+          <w:p>
+            <w:pPr>
+              <w:jc w:val="center"/>
+              <w:spacing w:before="20" w:after="20" w:line="276" w:lineRule="auto"/>
+            </w:pPr>
+            <w:r>
+              <w:rPr>
+                <w:rFonts w:ascii="Times New Roman" w:hAnsi="Times New Roman" w:eastAsia="Times New Roman"/>
+                <w:b/>
+                <w:i w:val="0"/>
+                <w:color w:val="FFFFFF"/>
+                <w:sz w:val="18"/>
+                <w:szCs w:val="18"/>
+              </w:rPr>
+              <w:t xml:space="preserve">AUC</w:t>
+            </w:r>
+          </w:p>
+        </w:tc>
+        <w:tc>
+          <w:tcPr>
+            <w:tcW w:w="2100" w:type="dxa"/>
+            <w:shd w:val="clear" w:fill="1F4E79"/>
+            <w:vAlign w:val="center"/>
+          </w:tcPr>
+          <w:p>
+            <w:pPr>
+              <w:jc w:val="center"/>
+              <w:spacing w:before="20" w:after="20" w:line="276" w:lineRule="auto"/>
+            </w:pPr>
+            <w:r>
+              <w:rPr>
+                <w:rFonts w:ascii="Times New Roman" w:hAnsi="Times New Roman" w:eastAsia="Times New Roman"/>
+                <w:b/>
+                <w:i w:val="0"/>
+                <w:color w:val="FFFFFF"/>
+                <w:sz w:val="18"/>
+                <w:szCs w:val="18"/>
+              </w:rPr>
+              <w:t xml:space="preserve">Ceiling at best threshold</w:t>
+            </w:r>
+          </w:p>
+        </w:tc>
+        <w:tc>
+          <w:tcPr>
+            <w:tcW w:w="1560" w:type="dxa"/>
+            <w:shd w:val="clear" w:fill="1F4E79"/>
+            <w:vAlign w:val="center"/>
+          </w:tcPr>
+          <w:p>
+            <w:pPr>
+              <w:jc w:val="center"/>
+              <w:spacing w:before="20" w:after="20" w:line="276" w:lineRule="auto"/>
+            </w:pPr>
+            <w:r>
+              <w:rPr>
+                <w:rFonts w:ascii="Times New Roman" w:hAnsi="Times New Roman" w:eastAsia="Times New Roman"/>
+                <w:b/>
+                <w:i w:val="0"/>
+                <w:color w:val="FFFFFF"/>
+                <w:sz w:val="18"/>
+                <w:szCs w:val="18"/>
+              </w:rPr>
+              <w:t xml:space="preserve">Permutation p</w:t>
+            </w:r>
+          </w:p>
+        </w:tc>
+      </w:tr>
+      <w:tr>
+        <w:tc>
+          <w:tcPr>
+            <w:tcW w:w="3400" w:type="dxa"/>
+            <w:vAlign w:val="center"/>
+          </w:tcPr>
+          <w:p>
+            <w:pPr>
+              <w:jc w:val="center"/>
+              <w:spacing w:before="20" w:after="20" w:line="276" w:lineRule="auto"/>
+            </w:pPr>
+            <w:r>
+              <w:rPr>
+                <w:rFonts w:ascii="Times New Roman" w:hAnsi="Times New Roman" w:eastAsia="Times New Roman"/>
+                <w:b w:val="0"/>
+                <w:i w:val="0"/>
+                <w:sz w:val="18"/>
+                <w:szCs w:val="18"/>
+              </w:rPr>
+              <w:t xml:space="preserve">FAD high band</w:t>
+            </w:r>
+          </w:p>
+        </w:tc>
+        <w:tc>
+          <w:tcPr>
+            <w:tcW w:w="1500" w:type="dxa"/>
+            <w:vAlign w:val="center"/>
+          </w:tcPr>
+          <w:p>
+            <w:pPr>
+              <w:jc w:val="center"/>
+              <w:spacing w:before="20" w:after="20" w:line="276" w:lineRule="auto"/>
+            </w:pPr>
+            <w:r>
+              <w:rPr>
+                <w:rFonts w:ascii="Times New Roman" w:hAnsi="Times New Roman" w:eastAsia="Times New Roman"/>
+                <w:b w:val="0"/>
+                <w:i w:val="0"/>
+                <w:sz w:val="18"/>
+                <w:szCs w:val="18"/>
+              </w:rPr>
+              <w:t xml:space="preserve">72.58</w:t>
+            </w:r>
+          </w:p>
+        </w:tc>
+        <w:tc>
+          <w:tcPr>
+            <w:tcW w:w="1300" w:type="dxa"/>
+            <w:vAlign w:val="center"/>
+          </w:tcPr>
+          <w:p>
+            <w:pPr>
+              <w:jc w:val="center"/>
+              <w:spacing w:before="20" w:after="20" w:line="276" w:lineRule="auto"/>
+            </w:pPr>
+            <w:r>
+              <w:rPr>
+                <w:rFonts w:ascii="Times New Roman" w:hAnsi="Times New Roman" w:eastAsia="Times New Roman"/>
+                <w:b w:val="0"/>
+                <w:i w:val="0"/>
+                <w:sz w:val="18"/>
+                <w:szCs w:val="18"/>
+              </w:rPr>
+              <w:t xml:space="preserve">0.7734</w:t>
+            </w:r>
+          </w:p>
+        </w:tc>
+        <w:tc>
+          <w:tcPr>
+            <w:tcW w:w="2100" w:type="dxa"/>
+            <w:vAlign w:val="center"/>
+          </w:tcPr>
+          <w:p>
+            <w:pPr>
+              <w:jc w:val="center"/>
+              <w:spacing w:before="20" w:after="20" w:line="276" w:lineRule="auto"/>
+            </w:pPr>
+            <w:r>
+              <w:rPr>
+                <w:rFonts w:ascii="Times New Roman" w:hAnsi="Times New Roman" w:eastAsia="Times New Roman"/>
+                <w:b w:val="0"/>
+                <w:i w:val="0"/>
+                <w:sz w:val="18"/>
+                <w:szCs w:val="18"/>
+              </w:rPr>
+              <w:t xml:space="preserve">74.00</w:t>
+            </w:r>
+          </w:p>
+        </w:tc>
+        <w:tc>
+          <w:tcPr>
+            <w:tcW w:w="1560" w:type="dxa"/>
+            <w:vAlign w:val="center"/>
+          </w:tcPr>
+          <w:p>
+            <w:pPr>
+              <w:jc w:val="center"/>
+              <w:spacing w:before="20" w:after="20" w:line="276" w:lineRule="auto"/>
+            </w:pPr>
+            <w:r>
+              <w:rPr>
+                <w:rFonts w:ascii="Times New Roman" w:hAnsi="Times New Roman" w:eastAsia="Times New Roman"/>
+                <w:b w:val="0"/>
+                <w:i w:val="0"/>
+                <w:sz w:val="18"/>
+                <w:szCs w:val="18"/>
+              </w:rPr>
+              <w:t xml:space="preserve">0.0149</w:t>
+            </w:r>
+          </w:p>
+        </w:tc>
+      </w:tr>
+      <w:tr>
+        <w:tc>
+          <w:tcPr>
+            <w:tcW w:w="3400" w:type="dxa"/>
+            <w:shd w:val="clear" w:fill="FFF2CC"/>
+            <w:vAlign w:val="center"/>
+          </w:tcPr>
+          <w:p>
+            <w:pPr>
+              <w:jc w:val="center"/>
+              <w:spacing w:before="20" w:after="20" w:line="276" w:lineRule="auto"/>
+            </w:pPr>
+            <w:r>
+              <w:rPr>
+                <w:rFonts w:ascii="Times New Roman" w:hAnsi="Times New Roman" w:eastAsia="Times New Roman"/>
+                <w:b w:val="0"/>
+                <w:i w:val="0"/>
+                <w:sz w:val="18"/>
+                <w:szCs w:val="18"/>
+              </w:rPr>
+              <w:t xml:space="preserve">FAD high + temporal deltas</w:t>
+            </w:r>
+          </w:p>
+        </w:tc>
+        <w:tc>
+          <w:tcPr>
+            <w:tcW w:w="1500" w:type="dxa"/>
+            <w:shd w:val="clear" w:fill="FFF2CC"/>
+            <w:vAlign w:val="center"/>
+          </w:tcPr>
+          <w:p>
+            <w:pPr>
+              <w:jc w:val="center"/>
+              <w:spacing w:before="20" w:after="20" w:line="276" w:lineRule="auto"/>
+            </w:pPr>
+            <w:r>
+              <w:rPr>
+                <w:rFonts w:ascii="Times New Roman" w:hAnsi="Times New Roman" w:eastAsia="Times New Roman"/>
+                <w:b w:val="0"/>
+                <w:i w:val="0"/>
+                <w:sz w:val="18"/>
+                <w:szCs w:val="18"/>
+              </w:rPr>
+              <w:t xml:space="preserve">66.75</w:t>
+            </w:r>
+          </w:p>
+        </w:tc>
+        <w:tc>
+          <w:tcPr>
+            <w:tcW w:w="1300" w:type="dxa"/>
+            <w:shd w:val="clear" w:fill="FFF2CC"/>
+            <w:vAlign w:val="center"/>
+          </w:tcPr>
+          <w:p>
+            <w:pPr>
+              <w:jc w:val="center"/>
+              <w:spacing w:before="20" w:after="20" w:line="276" w:lineRule="auto"/>
+            </w:pPr>
+            <w:r>
+              <w:rPr>
+                <w:rFonts w:ascii="Times New Roman" w:hAnsi="Times New Roman" w:eastAsia="Times New Roman"/>
+                <w:b w:val="0"/>
+                <w:i w:val="0"/>
+                <w:sz w:val="18"/>
+                <w:szCs w:val="18"/>
+              </w:rPr>
+              <w:t xml:space="preserve">0.7947</w:t>
+            </w:r>
+          </w:p>
+        </w:tc>
+        <w:tc>
+          <w:tcPr>
+            <w:tcW w:w="2100" w:type="dxa"/>
+            <w:shd w:val="clear" w:fill="FFF2CC"/>
+            <w:vAlign w:val="center"/>
+          </w:tcPr>
+          <w:p>
+            <w:pPr>
+              <w:jc w:val="center"/>
+              <w:spacing w:before="20" w:after="20" w:line="276" w:lineRule="auto"/>
+            </w:pPr>
+            <w:r>
+              <w:rPr>
+                <w:rFonts w:ascii="Times New Roman" w:hAnsi="Times New Roman" w:eastAsia="Times New Roman"/>
+                <w:b w:val="0"/>
+                <w:i w:val="0"/>
+                <w:sz w:val="18"/>
+                <w:szCs w:val="18"/>
+              </w:rPr>
+              <w:t xml:space="preserve">74.00</w:t>
+            </w:r>
+          </w:p>
+        </w:tc>
+        <w:tc>
+          <w:tcPr>
+            <w:tcW w:w="1560" w:type="dxa"/>
+            <w:shd w:val="clear" w:fill="FFF2CC"/>
+            <w:vAlign w:val="center"/>
+          </w:tcPr>
+          <w:p>
+            <w:pPr>
+              <w:jc w:val="center"/>
+              <w:spacing w:before="20" w:after="20" w:line="276" w:lineRule="auto"/>
+            </w:pPr>
+            <w:r>
+              <w:rPr>
+                <w:rFonts w:ascii="Times New Roman" w:hAnsi="Times New Roman" w:eastAsia="Times New Roman"/>
+                <w:b w:val="0"/>
+                <w:i w:val="0"/>
+                <w:sz w:val="18"/>
+                <w:szCs w:val="18"/>
+              </w:rPr>
+              <w:t xml:space="preserve">0.0050</w:t>
+            </w:r>
+          </w:p>
+        </w:tc>
+      </w:tr>
+      <w:tr>
+        <w:tc>
+          <w:tcPr>
+            <w:tcW w:w="3400" w:type="dxa"/>
+            <w:vAlign w:val="center"/>
+          </w:tcPr>
+          <w:p>
+            <w:pPr>
+              <w:jc w:val="center"/>
+              <w:spacing w:before="20" w:after="20" w:line="276" w:lineRule="auto"/>
+            </w:pPr>
+            <w:r>
+              <w:rPr>
+                <w:rFonts w:ascii="Times New Roman" w:hAnsi="Times New Roman" w:eastAsia="Times New Roman"/>
+                <w:b w:val="0"/>
+                <w:i w:val="0"/>
+                <w:sz w:val="18"/>
+                <w:szCs w:val="18"/>
+              </w:rPr>
+              <w:t xml:space="preserve">Temporal deltas alone (Section 5.5)</w:t>
+            </w:r>
+          </w:p>
+        </w:tc>
+        <w:tc>
+          <w:tcPr>
+            <w:tcW w:w="1500" w:type="dxa"/>
+            <w:vAlign w:val="center"/>
+          </w:tcPr>
+          <w:p>
+            <w:pPr>
+              <w:jc w:val="center"/>
+              <w:spacing w:before="20" w:after="20" w:line="276" w:lineRule="auto"/>
+            </w:pPr>
+            <w:r>
+              <w:rPr>
+                <w:rFonts w:ascii="Times New Roman" w:hAnsi="Times New Roman" w:eastAsia="Times New Roman"/>
+                <w:b w:val="0"/>
+                <w:i w:val="0"/>
+                <w:sz w:val="18"/>
+                <w:szCs w:val="18"/>
+              </w:rPr>
+              <w:t xml:space="preserve">74.96</w:t>
+            </w:r>
+          </w:p>
+        </w:tc>
+        <w:tc>
+          <w:tcPr>
+            <w:tcW w:w="1300" w:type="dxa"/>
+            <w:vAlign w:val="center"/>
+          </w:tcPr>
+          <w:p>
+            <w:pPr>
+              <w:jc w:val="center"/>
+              <w:spacing w:before="20" w:after="20" w:line="276" w:lineRule="auto"/>
+            </w:pPr>
+            <w:r>
+              <w:rPr>
+                <w:rFonts w:ascii="Times New Roman" w:hAnsi="Times New Roman" w:eastAsia="Times New Roman"/>
+                <w:b w:val="0"/>
+                <w:i w:val="0"/>
+                <w:sz w:val="18"/>
+                <w:szCs w:val="18"/>
+              </w:rPr>
+              <w:t xml:space="preserve">0.7307</w:t>
+            </w:r>
+          </w:p>
+        </w:tc>
+        <w:tc>
+          <w:tcPr>
+            <w:tcW w:w="2100" w:type="dxa"/>
+            <w:vAlign w:val="center"/>
+          </w:tcPr>
+          <w:p>
+            <w:pPr>
+              <w:jc w:val="center"/>
+              <w:spacing w:before="20" w:after="20" w:line="276" w:lineRule="auto"/>
+            </w:pPr>
+            <w:r>
+              <w:rPr>
+                <w:rFonts w:ascii="Times New Roman" w:hAnsi="Times New Roman" w:eastAsia="Times New Roman"/>
+                <w:b w:val="0"/>
+                <w:i w:val="0"/>
+                <w:sz w:val="18"/>
+                <w:szCs w:val="18"/>
+              </w:rPr>
+              <w:t xml:space="preserve">74.00</w:t>
+            </w:r>
+          </w:p>
+        </w:tc>
+        <w:tc>
+          <w:tcPr>
+            <w:tcW w:w="1560" w:type="dxa"/>
+            <w:vAlign w:val="center"/>
+          </w:tcPr>
+          <w:p>
+            <w:pPr>
+              <w:jc w:val="center"/>
+              <w:spacing w:before="20" w:after="20" w:line="276" w:lineRule="auto"/>
+            </w:pPr>
+            <w:r>
+              <w:rPr>
+                <w:rFonts w:ascii="Times New Roman" w:hAnsi="Times New Roman" w:eastAsia="Times New Roman"/>
+                <w:b w:val="0"/>
+                <w:i w:val="0"/>
+                <w:sz w:val="18"/>
+                <w:szCs w:val="18"/>
+              </w:rPr>
+              <w:t xml:space="preserve">0.0199</w:t>
+            </w:r>
+          </w:p>
+        </w:tc>
+      </w:tr>
+    </w:tbl>
+    <w:p>
+      <w:pPr>
+        <w:spacing w:before="0" w:after="120" w:line="276" w:lineRule="auto"/>
+      </w:pPr>
+      <w:r>
+        <w:rPr>
+          <w:rFonts w:ascii="Times New Roman" w:hAnsi="Times New Roman" w:eastAsia="Times New Roman"/>
+          <w:b w:val="0"/>
+          <w:i w:val="0"/>
+          <w:sz w:val="12"/>
+          <w:szCs w:val="12"/>
+        </w:rPr>
+        <w:t xml:space="preserve"> </w:t>
+      </w:r>
+    </w:p>
+    <w:p>
+      <w:pPr>
+        <w:spacing w:before="0" w:after="160" w:line="276" w:lineRule="auto"/>
+        <w:ind w:firstLine="432"/>
+        <w:jc w:val="both"/>
+      </w:pPr>
+      <w:r>
+        <w:rPr>
+          <w:rFonts w:ascii="Times New Roman" w:hAnsi="Times New Roman" w:eastAsia="Times New Roman"/>
+          <w:b w:val="0"/>
+          <w:i w:val="0"/>
+          <w:sz w:val="24"/>
+          <w:szCs w:val="24"/>
+        </w:rPr>
+        <w:t xml:space="preserve">The high-band representation combined with the temporal-difference descriptor reaches an area under the curve of 0.7947, against the 0.7307 of Section 5.5, with a permutation p-value of 0.0050 against a null mean of 0.4790. That is a real improvement in how well the method orders the videos, it is the largest effect measured anywhere in this study, and it arrived from the literature rather than from tuning.</w:t>
+      </w:r>
+    </w:p>
+    <w:p>
+      <w:pPr>
+        <w:spacing w:before="0" w:after="160" w:line="276" w:lineRule="auto"/>
+        <w:ind w:firstLine="432"/>
+        <w:jc w:val="both"/>
+      </w:pPr>
+      <w:r>
+        <w:rPr>
+          <w:rFonts w:ascii="Times New Roman" w:hAnsi="Times New Roman" w:eastAsia="Times New Roman"/>
+          <w:b w:val="0"/>
+          <w:i w:val="0"/>
+          <w:sz w:val="24"/>
+          <w:szCs w:val="24"/>
+        </w:rPr>
+        <w:t xml:space="preserve">It does not raise the attainable accuracy. The ceiling stays at 74.00%, unchanged. Figure 17 shows why: the curve moves up and to the left, but on fifty samples it is a staircase of at most fifty steps, and a better ordering of the videos does not guarantee a better place to cut it. Improving the ranking and improving the decision are different things, and at this sample size only the first is within reach.</w:t>
       </w:r>
     </w:p>
     <w:p>
@@ -23802,17 +24371,106 @@
       <w:r>
         <w:drawing>
           <wp:inline distT="0" distB="0" distL="0" distR="0">
-            <wp:extent cx="5577840" cy="3540460"/>
-            <wp:docPr id="18" name="Picture 18" descr="fig08_method_comparison"/>
+            <wp:extent cx="5577840" cy="2422583"/>
+            <wp:docPr id="18" name="Picture 18" descr="fig20_frequency_representation"/>
             <a:graphic xmlns:a="http://schemas.openxmlformats.org/drawingml/2006/main">
               <a:graphicData uri="http://schemas.openxmlformats.org/drawingml/2006/picture">
                 <pic:pic xmlns:pic="http://schemas.openxmlformats.org/drawingml/2006/picture">
                   <pic:nvPicPr>
-                    <pic:cNvPr id="18" name="fig08_method_comparison.png"/>
+                    <pic:cNvPr id="18" name="fig20_frequency_representation.png"/>
                     <pic:cNvPicPr/>
                   </pic:nvPicPr>
                   <pic:blipFill>
                     <a:blip r:embed="rIdImg18"/>
+                    <a:stretch>
+                      <a:fillRect/>
+                    </a:stretch>
+                  </pic:blipFill>
+                  <pic:spPr>
+                    <a:xfrm>
+                      <a:off x="0" y="0"/>
+                      <a:ext cx="5577840" cy="2422583"/>
+                    </a:xfrm>
+                    <a:prstGeom prst="rect">
+                      <a:avLst/>
+                    </a:prstGeom>
+                  </pic:spPr>
+                </pic:pic>
+              </a:graphicData>
+            </a:graphic>
+          </wp:inline>
+        </w:drawing>
+      </w:r>
+    </w:p>
+    <w:p>
+      <w:pPr>
+        <w:spacing w:before="40" w:after="200" w:line="276" w:lineRule="auto"/>
+        <w:jc w:val="center"/>
+      </w:pPr>
+      <w:r>
+        <w:rPr>
+          <w:rFonts w:ascii="Times New Roman" w:hAnsi="Times New Roman" w:eastAsia="Times New Roman"/>
+          <w:b w:val="0"/>
+          <w:i/>
+          <w:sz w:val="20"/>
+          <w:szCs w:val="20"/>
+        </w:rPr>
+        <w:t xml:space="preserve">Fig. 17. Frequency-aware decomposition on this corpus. Left: the ranking improves and the area under the curve rises. Right: accuracy at each threshold on those same curves, against the majority-class line and the 95% target. The ceiling does not move.</w:t>
+      </w:r>
+    </w:p>
+    <w:p>
+      <w:pPr>
+        <w:spacing w:before="200" w:after="120" w:line="276" w:lineRule="auto"/>
+        <w:keepNext/>
+      </w:pPr>
+      <w:r>
+        <w:rPr>
+          <w:rFonts w:ascii="Times New Roman" w:hAnsi="Times New Roman" w:eastAsia="Times New Roman"/>
+          <w:b/>
+          <w:i w:val="0"/>
+          <w:color w:val="1F4E79"/>
+          <w:sz w:val="24"/>
+          <w:szCs w:val="24"/>
+        </w:rPr>
+        <w:t xml:space="preserve">5.12 Summary of Measured Results</w:t>
+      </w:r>
+    </w:p>
+    <w:p>
+      <w:pPr>
+        <w:spacing w:before="0" w:after="160" w:line="276" w:lineRule="auto"/>
+        <w:ind w:firstLine="432"/>
+        <w:jc w:val="both"/>
+      </w:pPr>
+      <w:r>
+        <w:rPr>
+          <w:rFonts w:ascii="Times New Roman" w:hAnsi="Times New Roman" w:eastAsia="Times New Roman"/>
+          <w:b w:val="0"/>
+          <w:i w:val="0"/>
+          <w:sz w:val="24"/>
+          <w:szCs w:val="24"/>
+        </w:rPr>
+        <w:t xml:space="preserve">Six independent lines of evidence converge on the same conclusion. The published cohort is degenerate under corrected scoring. Its ablations are indistinguishable from each other and from a constant classifier. Four current-generation backbones do not clear the ceiling. A published spatiotemporal architecture, imported unmodified, lands at the constant-classifier value. Tuning class weights and thresholds inside training folds makes things worse. And the best result obtained by any method in the study is a linear model on first-order temporal differences.</w:t>
+      </w:r>
+    </w:p>
+    <w:p>
+      <w:pPr>
+        <w:spacing w:before="160" w:after="40" w:line="276" w:lineRule="auto"/>
+        <w:jc w:val="center"/>
+      </w:pPr>
+      <w:r>
+        <w:drawing>
+          <wp:inline distT="0" distB="0" distL="0" distR="0">
+            <wp:extent cx="5577840" cy="3540460"/>
+            <wp:docPr id="19" name="Picture 19" descr="fig08_method_comparison"/>
+            <a:graphic xmlns:a="http://schemas.openxmlformats.org/drawingml/2006/main">
+              <a:graphicData uri="http://schemas.openxmlformats.org/drawingml/2006/picture">
+                <pic:pic xmlns:pic="http://schemas.openxmlformats.org/drawingml/2006/picture">
+                  <pic:nvPicPr>
+                    <pic:cNvPr id="19" name="fig08_method_comparison.png"/>
+                    <pic:cNvPicPr/>
+                  </pic:nvPicPr>
+                  <pic:blipFill>
+                    <a:blip r:embed="rIdImg19"/>
                     <a:stretch>
                       <a:fillRect/>
                     </a:stretch>
@@ -23897,7 +24555,7 @@
           <w:sz w:val="24"/>
           <w:szCs w:val="24"/>
         </w:rPr>
-        <w:t xml:space="preserve">Table 17 is the comparison this paper can defend. Every row was measured in this study, on the same feature cache, the same splits and the same scoring code, so differences between rows are attributable to the method.</w:t>
+        <w:t xml:space="preserve">Table 18 is the comparison this paper can defend. Every row was measured in this study, on the same feature cache, the same splits and the same scoring code, so differences between rows are attributable to the method.</w:t>
       </w:r>
     </w:p>
     <w:p>
@@ -23913,7 +24571,7 @@
           <w:sz w:val="20"/>
           <w:szCs w:val="20"/>
         </w:rPr>
-        <w:t xml:space="preserve">TABLE 17. All methods measured in this study, ordered by k-fold balanced accuracy. Every row uses identical splits and identical scoring.</w:t>
+        <w:t xml:space="preserve">TABLE 18. All methods measured in this study, ordered by k-fold balanced accuracy. Every row uses identical splits and identical scoring.</w:t>
       </w:r>
     </w:p>
     <w:tbl>
@@ -25776,16 +26434,16 @@
         <w:drawing>
           <wp:inline distT="0" distB="0" distL="0" distR="0">
             <wp:extent cx="5577840" cy="3443448"/>
-            <wp:docPr id="19" name="Picture 19" descr="fig13_comparison_bar"/>
+            <wp:docPr id="20" name="Picture 20" descr="fig13_comparison_bar"/>
             <a:graphic xmlns:a="http://schemas.openxmlformats.org/drawingml/2006/main">
               <a:graphicData uri="http://schemas.openxmlformats.org/drawingml/2006/picture">
                 <pic:pic xmlns:pic="http://schemas.openxmlformats.org/drawingml/2006/picture">
                   <pic:nvPicPr>
-                    <pic:cNvPr id="19" name="fig13_comparison_bar.png"/>
+                    <pic:cNvPr id="20" name="fig13_comparison_bar.png"/>
                     <pic:cNvPicPr/>
                   </pic:nvPicPr>
                   <pic:blipFill>
-                    <a:blip r:embed="rIdImg19"/>
+                    <a:blip r:embed="rIdImg20"/>
                     <a:stretch>
                       <a:fillRect/>
                     </a:stretch>
@@ -25887,7 +26545,7 @@
           <w:sz w:val="24"/>
           <w:szCs w:val="24"/>
         </w:rPr>
-        <w:t xml:space="preserve">What can be compared is the design of the studies. Table 18 sets the present work beside the reference methods on the attributes that determine whether a reported number means anything.</w:t>
+        <w:t xml:space="preserve">What can be compared is the design of the studies. Table 19 sets the present work beside the reference methods on the attributes that determine whether a reported number means anything.</w:t>
       </w:r>
     </w:p>
     <w:p>
@@ -25903,7 +26561,7 @@
           <w:sz w:val="20"/>
           <w:szCs w:val="20"/>
         </w:rPr>
-        <w:t xml:space="preserve">TABLE 18. Design comparison against reference methods. Reported accuracies are deliberately omitted; see the text.</w:t>
+        <w:t xml:space="preserve">TABLE 19. Design comparison against reference methods. Reported accuracies are deliberately omitted; see the text.</w:t>
       </w:r>
     </w:p>
     <w:tbl>

--- a/Research_Paper-1.docx
+++ b/Research_Paper-1.docx
@@ -23668,7 +23668,7 @@
           <w:sz w:val="24"/>
           <w:szCs w:val="24"/>
         </w:rPr>
-        <w:t xml:space="preserve">Splitting by frame instead of by video moves the best configuration from 58.95% to 85.54% balanced accuracy, and substituting a radial-basis support vector machine for the linear model — an entirely ordinary choice — carries it past 90%. Nothing else changes: the same features, the same code, the same corpus.</w:t>
+        <w:t xml:space="preserve">Splitting by frame instead of by video moves Xception RGB frames from 57.64% to 85.54% balanced accuracy, and substituting a radial-basis support vector machine for the linear model — an entirely ordinary choice — carries it past 90%. Nothing else changes: the same features, the same code, the same corpus.</w:t>
       </w:r>
     </w:p>
     <w:p>
